--- a/doc/Change log.docx
+++ b/doc/Change log.docx
@@ -58,19 +58,10 @@
         <w:rPr>
           <w:lang w:val="en-AU"/>
         </w:rPr>
-        <w:t>20</w:t>
-      </w:r>
-      <w:r>
-        <w:rPr>
-          <w:lang w:val="en-AU"/>
-        </w:rPr>
-        <w:t>-25</w:t>
-      </w:r>
-      <w:r>
-        <w:rPr>
-          <w:lang w:val="en-AU"/>
-        </w:rPr>
-        <w:t xml:space="preserve"> May, 2026</w:t>
+        <w:t>27 May, 2026</w:t>
+      </w:r>
+      <w:r>
+        <w:t xml:space="preserve"> (branch “mbda”)</w:t>
       </w:r>
     </w:p>
     <w:p>
@@ -81,7 +72,10 @@
         </w:numPr>
       </w:pPr>
       <w:r>
-        <w:t>Main GeoPIXE</w:t>
+        <w:t>MBDA mode</w:t>
+      </w:r>
+      <w:r>
+        <w:t xml:space="preserve"> experiment</w:t>
       </w:r>
     </w:p>
     <w:p>
@@ -92,7 +86,7 @@
         </w:numPr>
       </w:pPr>
       <w:r>
-        <w:t>Da_evt</w:t>
+        <w:t>The idea here is to do a kind of MPDA but where the variation in yields is ignored, targeted mostly to track variation in Background shape. This has some advantages:</w:t>
       </w:r>
     </w:p>
     <w:p>
@@ -103,7 +97,44 @@
         </w:numPr>
       </w:pPr>
       <w:r>
-        <w:t>Take care if log=0. Only use gprint and fix ‘help, output=’ lines.</w:t>
+        <w:t xml:space="preserve">Do not need to do </w:t>
+      </w:r>
+      <w:r>
+        <w:t>“Correct</w:t>
+      </w:r>
+      <w:r>
+        <w:t>”</w:t>
+      </w:r>
+      <w:r>
+        <w:t xml:space="preserve"> iterations in </w:t>
+      </w:r>
+      <w:r>
+        <w:rPr>
+          <w:i/>
+          <w:iCs/>
+        </w:rPr>
+        <w:t>CorrectYield</w:t>
+      </w:r>
+      <w:r>
+        <w:t xml:space="preserve"> to refine </w:t>
+      </w:r>
+      <w:r>
+        <w:t xml:space="preserve">element </w:t>
+      </w:r>
+      <w:r>
+        <w:t xml:space="preserve">maps </w:t>
+      </w:r>
+      <w:r>
+        <w:t>in order to</w:t>
+      </w:r>
+      <w:r>
+        <w:t xml:space="preserve"> mak</w:t>
+      </w:r>
+      <w:r>
+        <w:t>e</w:t>
+      </w:r>
+      <w:r>
+        <w:t xml:space="preserve"> Phase maps.</w:t>
       </w:r>
     </w:p>
     <w:p>
@@ -114,33 +145,18 @@
         </w:numPr>
       </w:pPr>
       <w:r>
-        <w:t>Especially in MPDA mode.</w:t>
-      </w:r>
-    </w:p>
-    <w:p>
-      <w:pPr>
-        <w:numPr>
-          <w:ilvl w:val="1"/>
+        <w:t>Hence, hot regions keep their initial concentrations values.</w:t>
+      </w:r>
+    </w:p>
+    <w:p>
+      <w:pPr>
+        <w:numPr>
+          <w:ilvl w:val="2"/>
           <w:numId w:val="78"/>
         </w:numPr>
       </w:pPr>
       <w:r>
-        <w:t>Read_da</w:t>
-      </w:r>
-      <w:r>
-        <w:t xml:space="preserve">, </w:t>
-      </w:r>
-      <w:r>
-        <w:t>Read_maia, throttle_q, read_buffer, geopixe_defaults</w:t>
-      </w:r>
-      <w:r>
-        <w:t xml:space="preserve">, </w:t>
-      </w:r>
-      <w:r>
-        <w:t>startup, read_mpdam</w:t>
-      </w:r>
-      <w:r>
-        <w:t>, unstringify</w:t>
+        <w:t>Can identify “endmembers” simply as regions with extreme composition and background shape.</w:t>
       </w:r>
     </w:p>
     <w:p>
@@ -151,40 +167,46 @@
         </w:numPr>
       </w:pPr>
       <w:r>
-        <w:t>Use ‘gprint’ instead of ‘print’, so errors get catch’ed.</w:t>
-      </w:r>
-    </w:p>
-    <w:p>
-      <w:pPr>
-        <w:numPr>
-          <w:ilvl w:val="1"/>
+        <w:t>Project onto these endmembers so that pixel spectra backgrounds essentially become phase weighted averages of these endmember background shapes.</w:t>
+      </w:r>
+    </w:p>
+    <w:p>
+      <w:pPr>
+        <w:numPr>
+          <w:ilvl w:val="2"/>
           <w:numId w:val="78"/>
         </w:numPr>
       </w:pPr>
       <w:r>
-        <w:t>Parallel_worker routines</w:t>
-      </w:r>
-    </w:p>
-    <w:p>
-      <w:pPr>
-        <w:numPr>
-          <w:ilvl w:val="2"/>
+        <w:t>Possible to automate endmember selection (perhaps) and make a Wizard</w:t>
+      </w:r>
+      <w:r>
+        <w:t xml:space="preserve"> aimed at tracking background shape and subtraction for better element images, especially for weak traces on background</w:t>
+      </w:r>
+      <w:r>
+        <w:t>.</w:t>
+      </w:r>
+    </w:p>
+    <w:p>
+      <w:pPr>
+        <w:numPr>
+          <w:ilvl w:val="1"/>
           <w:numId w:val="78"/>
         </w:numPr>
       </w:pPr>
       <w:r>
-        <w:t>Use ‘gprintf’ instead of ‘printf’, so errors get catch’ed.</w:t>
-      </w:r>
-    </w:p>
-    <w:p>
-      <w:pPr>
-        <w:numPr>
-          <w:ilvl w:val="1"/>
+        <w:t>Disadvantages:</w:t>
+      </w:r>
+    </w:p>
+    <w:p>
+      <w:pPr>
+        <w:numPr>
+          <w:ilvl w:val="2"/>
           <w:numId w:val="78"/>
         </w:numPr>
       </w:pPr>
       <w:r>
-        <w:t>Read_geopixe_image</w:t>
+        <w:t>Because it’s not tracking variation of yields between phases, it does not correct concentrations for composition variation across the image area.</w:t>
       </w:r>
     </w:p>
     <w:p>
@@ -195,29 +217,29 @@
         </w:numPr>
       </w:pPr>
       <w:r>
-        <w:t>Use ‘gprintf’ instead of ‘printf’, so errors get catch’ed.</w:t>
-      </w:r>
-    </w:p>
-    <w:p>
-      <w:pPr>
-        <w:numPr>
-          <w:ilvl w:val="1"/>
+        <w:t>The spectrum reconstructions (overlays) in the extracted spectra are not accurate.</w:t>
+      </w:r>
+    </w:p>
+    <w:p>
+      <w:pPr>
+        <w:numPr>
+          <w:ilvl w:val="2"/>
           <w:numId w:val="78"/>
         </w:numPr>
       </w:pPr>
       <w:r>
-        <w:t>Gprint</w:t>
-      </w:r>
-    </w:p>
-    <w:p>
-      <w:pPr>
-        <w:numPr>
-          <w:ilvl w:val="2"/>
+        <w:t>While MPDA is more difficult to get right (because hot regions that might be targeted as “endmembers” for background tracking, as above for MBDA, change composition as “Correct” refinement is done), it will give better image concentrations and spectra overlays in the end.</w:t>
+      </w:r>
+    </w:p>
+    <w:p>
+      <w:pPr>
+        <w:numPr>
+          <w:ilvl w:val="1"/>
           <w:numId w:val="78"/>
         </w:numPr>
       </w:pPr>
       <w:r>
-        <w:t>Add an error catch, to ignore print errors (e.g. in background process in cluster mode, when logging is disabled).</w:t>
+        <w:t>Alternatives:</w:t>
       </w:r>
     </w:p>
     <w:p>
@@ -228,49 +250,7 @@
         </w:numPr>
       </w:pPr>
       <w:r>
-        <w:t>Just count args that are not null</w:t>
-      </w:r>
-      <w:r>
-        <w:t xml:space="preserve"> to set ‘narg’ for case.</w:t>
-      </w:r>
-    </w:p>
-    <w:p>
-      <w:pPr>
-        <w:numPr>
-          <w:ilvl w:val="1"/>
-          <w:numId w:val="78"/>
-        </w:numPr>
-      </w:pPr>
-      <w:r>
-        <w:t>Gprintf, lun</w:t>
-      </w:r>
-    </w:p>
-    <w:p>
-      <w:pPr>
-        <w:numPr>
-          <w:ilvl w:val="2"/>
-          <w:numId w:val="78"/>
-        </w:numPr>
-      </w:pPr>
-      <w:r>
-        <w:t>Calls ’gprint</w:t>
-      </w:r>
-      <w:r>
-        <w:t>,</w:t>
-      </w:r>
-      <w:r>
-        <w:t xml:space="preserve"> output=lun’.</w:t>
-      </w:r>
-    </w:p>
-    <w:p>
-      <w:pPr>
-        <w:numPr>
-          <w:ilvl w:val="1"/>
-          <w:numId w:val="78"/>
-        </w:numPr>
-      </w:pPr>
-      <w:r>
-        <w:t>Version 9.0a</w:t>
+        <w:t>Perhaps using MPDA is still better, even though the endmembers based on initial hot regions may change in later iterations. That changes endmember proportions (phase maps) but still keeps a large proportion due to the terms that drive background shape.</w:t>
       </w:r>
     </w:p>
     <w:p>
@@ -281,6 +261,604 @@
         </w:numPr>
       </w:pPr>
       <w:r>
+        <w:t>Main GeoPIXE</w:t>
+      </w:r>
+    </w:p>
+    <w:p>
+      <w:pPr>
+        <w:numPr>
+          <w:ilvl w:val="1"/>
+          <w:numId w:val="78"/>
+        </w:numPr>
+      </w:pPr>
+      <w:r>
+        <w:t>Evt</w:t>
+      </w:r>
+    </w:p>
+    <w:p>
+      <w:pPr>
+        <w:numPr>
+          <w:ilvl w:val="2"/>
+          <w:numId w:val="78"/>
+        </w:numPr>
+      </w:pPr>
+      <w:r>
+        <w:t>Add projection mode MBDA (mode=6) for MBDA.</w:t>
+      </w:r>
+    </w:p>
+    <w:p>
+      <w:pPr>
+        <w:numPr>
+          <w:ilvl w:val="1"/>
+          <w:numId w:val="78"/>
+        </w:numPr>
+      </w:pPr>
+      <w:r>
+        <w:t>Evt_fix_output (new)</w:t>
+      </w:r>
+    </w:p>
+    <w:p>
+      <w:pPr>
+        <w:numPr>
+          <w:ilvl w:val="2"/>
+          <w:numId w:val="78"/>
+        </w:numPr>
+      </w:pPr>
+      <w:r>
+        <w:t>Fix output filename</w:t>
+      </w:r>
+    </w:p>
+    <w:p>
+      <w:pPr>
+        <w:numPr>
+          <w:ilvl w:val="1"/>
+          <w:numId w:val="78"/>
+        </w:numPr>
+      </w:pPr>
+      <w:r>
+        <w:t>Read_da</w:t>
+      </w:r>
+    </w:p>
+    <w:p>
+      <w:pPr>
+        <w:numPr>
+          <w:ilvl w:val="2"/>
+          <w:numId w:val="78"/>
+        </w:numPr>
+      </w:pPr>
+      <w:r>
+        <w:t xml:space="preserve">Add “back_only” keyword, which gets returned if a </w:t>
+      </w:r>
+      <w:r>
+        <w:t>/</w:t>
+      </w:r>
+      <w:r>
+        <w:t>back_only matrix (MBDA mode) is read from</w:t>
+      </w:r>
+      <w:r>
+        <w:t xml:space="preserve"> a stringified ‘file’ argument.</w:t>
+      </w:r>
+    </w:p>
+    <w:p>
+      <w:pPr>
+        <w:numPr>
+          <w:ilvl w:val="2"/>
+          <w:numId w:val="78"/>
+        </w:numPr>
+      </w:pPr>
+      <w:r>
+        <w:t>Set all returned yields equal to the ‘original’ yields.</w:t>
+      </w:r>
+    </w:p>
+    <w:p>
+      <w:pPr>
+        <w:numPr>
+          <w:ilvl w:val="1"/>
+          <w:numId w:val="78"/>
+        </w:numPr>
+      </w:pPr>
+      <w:r>
+        <w:t>check</w:t>
+      </w:r>
+      <w:r>
+        <w:t>_mpdam</w:t>
+      </w:r>
+    </w:p>
+    <w:p>
+      <w:pPr>
+        <w:numPr>
+          <w:ilvl w:val="2"/>
+          <w:numId w:val="78"/>
+        </w:numPr>
+      </w:pPr>
+      <w:r>
+        <w:t>Add “back_only” keyword input, which sets MBDA mode.</w:t>
+      </w:r>
+    </w:p>
+    <w:p>
+      <w:pPr>
+        <w:numPr>
+          <w:ilvl w:val="2"/>
+          <w:numId w:val="78"/>
+        </w:numPr>
+      </w:pPr>
+      <w:r>
+        <w:t>Passes this to ‘read_mpdam’.</w:t>
+      </w:r>
+    </w:p>
+    <w:p>
+      <w:pPr>
+        <w:numPr>
+          <w:ilvl w:val="1"/>
+          <w:numId w:val="78"/>
+        </w:numPr>
+      </w:pPr>
+      <w:r>
+        <w:t>Read_mpdam</w:t>
+      </w:r>
+    </w:p>
+    <w:p>
+      <w:pPr>
+        <w:numPr>
+          <w:ilvl w:val="2"/>
+          <w:numId w:val="78"/>
+        </w:numPr>
+      </w:pPr>
+      <w:r>
+        <w:t>Add “back_only” keyword input, which sets MBDA mode.</w:t>
+      </w:r>
+    </w:p>
+    <w:p>
+      <w:pPr>
+        <w:numPr>
+          <w:ilvl w:val="2"/>
+          <w:numId w:val="78"/>
+        </w:numPr>
+      </w:pPr>
+      <w:r>
+        <w:t>This adds “back_only” key to returned struct (later passed to ‘read_da’ as the stringified arg, which comes from ‘evt_start’ to ‘da_evt’ as ‘</w:t>
+      </w:r>
+      <w:r>
+        <w:t>mpdam_string</w:t>
+      </w:r>
+      <w:r>
+        <w:t>’).</w:t>
+      </w:r>
+    </w:p>
+    <w:p>
+      <w:pPr>
+        <w:numPr>
+          <w:ilvl w:val="1"/>
+          <w:numId w:val="78"/>
+        </w:numPr>
+      </w:pPr>
+      <w:r>
+        <w:t>Evt_start</w:t>
+      </w:r>
+    </w:p>
+    <w:p>
+      <w:pPr>
+        <w:numPr>
+          <w:ilvl w:val="2"/>
+          <w:numId w:val="78"/>
+        </w:numPr>
+      </w:pPr>
+      <w:r>
+        <w:t>Set ‘back_only’ passed to ‘check_mpdam’ based on mode=6.</w:t>
+      </w:r>
+    </w:p>
+    <w:p>
+      <w:pPr>
+        <w:numPr>
+          <w:ilvl w:val="2"/>
+          <w:numId w:val="78"/>
+        </w:numPr>
+      </w:pPr>
+      <w:r>
+        <w:t>Reorder lines to set ‘mode’ before call to check_mpdam.</w:t>
+      </w:r>
+    </w:p>
+    <w:p>
+      <w:pPr>
+        <w:numPr>
+          <w:ilvl w:val="1"/>
+          <w:numId w:val="78"/>
+        </w:numPr>
+      </w:pPr>
+      <w:r>
+        <w:t>Da_evt</w:t>
+      </w:r>
+    </w:p>
+    <w:p>
+      <w:pPr>
+        <w:numPr>
+          <w:ilvl w:val="2"/>
+          <w:numId w:val="78"/>
+        </w:numPr>
+      </w:pPr>
+      <w:r>
+        <w:lastRenderedPageBreak/>
+        <w:t>Gets ‘back_only’ returned from ‘read_da’ for a stringified ‘mpdam_string’, which is used to set mode=6 for MBDA mode.</w:t>
+      </w:r>
+    </w:p>
+    <w:p>
+      <w:pPr>
+        <w:numPr>
+          <w:ilvl w:val="1"/>
+          <w:numId w:val="78"/>
+        </w:numPr>
+      </w:pPr>
+      <w:r>
+        <w:t>Image_routines</w:t>
+      </w:r>
+    </w:p>
+    <w:p>
+      <w:pPr>
+        <w:numPr>
+          <w:ilvl w:val="2"/>
+          <w:numId w:val="78"/>
+        </w:numPr>
+      </w:pPr>
+      <w:r>
+        <w:t>Analyze_image</w:t>
+      </w:r>
+    </w:p>
+    <w:p>
+      <w:pPr>
+        <w:numPr>
+          <w:ilvl w:val="3"/>
+          <w:numId w:val="78"/>
+        </w:numPr>
+      </w:pPr>
+      <w:r>
+        <w:t>If need to fill in (*p).pda in image struct:</w:t>
+      </w:r>
+    </w:p>
+    <w:p>
+      <w:pPr>
+        <w:numPr>
+          <w:ilvl w:val="3"/>
+          <w:numId w:val="78"/>
+        </w:numPr>
+      </w:pPr>
+      <w:r>
+        <w:t>Pass ‘back_only=(*p).mode eq 6)’ to ‘read_da’ to set MBDA mode.</w:t>
+      </w:r>
+    </w:p>
+    <w:p>
+      <w:pPr>
+        <w:numPr>
+          <w:ilvl w:val="1"/>
+          <w:numId w:val="78"/>
+        </w:numPr>
+      </w:pPr>
+      <w:r>
+        <w:t>Image_eventcb</w:t>
+      </w:r>
+    </w:p>
+    <w:p>
+      <w:pPr>
+        <w:numPr>
+          <w:ilvl w:val="2"/>
+          <w:numId w:val="78"/>
+        </w:numPr>
+      </w:pPr>
+      <w:r>
+        <w:t>Image_Load_DA_spectrum_refit</w:t>
+      </w:r>
+    </w:p>
+    <w:p>
+      <w:pPr>
+        <w:numPr>
+          <w:ilvl w:val="3"/>
+          <w:numId w:val="78"/>
+        </w:numPr>
+      </w:pPr>
+      <w:r>
+        <w:t>To fill in (*p).pda in image struct:</w:t>
+      </w:r>
+    </w:p>
+    <w:p>
+      <w:pPr>
+        <w:numPr>
+          <w:ilvl w:val="3"/>
+          <w:numId w:val="78"/>
+        </w:numPr>
+      </w:pPr>
+      <w:r>
+        <w:t>Pass ‘back_only=(*p).mode eq 6)’ to ‘read_da’ to set MBDA mode.</w:t>
+      </w:r>
+    </w:p>
+    <w:p>
+      <w:pPr>
+        <w:numPr>
+          <w:ilvl w:val="1"/>
+          <w:numId w:val="78"/>
+        </w:numPr>
+      </w:pPr>
+      <w:r>
+        <w:t>Image_detail</w:t>
+      </w:r>
+    </w:p>
+    <w:p>
+      <w:pPr>
+        <w:numPr>
+          <w:ilvl w:val="2"/>
+          <w:numId w:val="78"/>
+        </w:numPr>
+      </w:pPr>
+      <w:r>
+        <w:t>Cater for reporting new ‘mode’ 6 for MBDA.</w:t>
+      </w:r>
+    </w:p>
+    <w:p>
+      <w:pPr>
+        <w:numPr>
+          <w:ilvl w:val="1"/>
+          <w:numId w:val="78"/>
+        </w:numPr>
+      </w:pPr>
+      <w:r>
+        <w:t>Version 9.</w:t>
+      </w:r>
+      <w:r>
+        <w:t>1</w:t>
+      </w:r>
+      <w:r>
+        <w:t>.</w:t>
+      </w:r>
+    </w:p>
+    <w:p>
+      <w:pPr>
+        <w:pStyle w:val="Heading3"/>
+        <w:rPr>
+          <w:lang w:val="en-AU"/>
+        </w:rPr>
+      </w:pPr>
+    </w:p>
+    <w:p/>
+    <w:p/>
+    <w:p/>
+    <w:p>
+      <w:pPr>
+        <w:pStyle w:val="Heading3"/>
+        <w:rPr>
+          <w:lang w:val="en-AU"/>
+        </w:rPr>
+      </w:pPr>
+      <w:r>
+        <w:rPr>
+          <w:lang w:val="en-AU"/>
+        </w:rPr>
+        <w:t>20</w:t>
+      </w:r>
+      <w:r>
+        <w:rPr>
+          <w:lang w:val="en-AU"/>
+        </w:rPr>
+        <w:t>-25</w:t>
+      </w:r>
+      <w:r>
+        <w:rPr>
+          <w:lang w:val="en-AU"/>
+        </w:rPr>
+        <w:t xml:space="preserve"> May, 2026</w:t>
+      </w:r>
+      <w:r>
+        <w:rPr>
+          <w:lang w:val="en-AU"/>
+        </w:rPr>
+        <w:t xml:space="preserve"> (branch “main”)</w:t>
+      </w:r>
+    </w:p>
+    <w:p>
+      <w:pPr>
+        <w:numPr>
+          <w:ilvl w:val="0"/>
+          <w:numId w:val="85"/>
+        </w:numPr>
+      </w:pPr>
+      <w:r>
+        <w:t>Main GeoPIXE</w:t>
+      </w:r>
+    </w:p>
+    <w:p>
+      <w:pPr>
+        <w:numPr>
+          <w:ilvl w:val="1"/>
+          <w:numId w:val="85"/>
+        </w:numPr>
+      </w:pPr>
+      <w:r>
+        <w:t>Da_evt</w:t>
+      </w:r>
+    </w:p>
+    <w:p>
+      <w:pPr>
+        <w:numPr>
+          <w:ilvl w:val="2"/>
+          <w:numId w:val="85"/>
+        </w:numPr>
+      </w:pPr>
+      <w:r>
+        <w:t>Take care if log=0. Only use gprint and fix ‘help, output=’ lines.</w:t>
+      </w:r>
+    </w:p>
+    <w:p>
+      <w:pPr>
+        <w:numPr>
+          <w:ilvl w:val="2"/>
+          <w:numId w:val="85"/>
+        </w:numPr>
+      </w:pPr>
+      <w:r>
+        <w:t>Especially in MPDA mode.</w:t>
+      </w:r>
+    </w:p>
+    <w:p>
+      <w:pPr>
+        <w:numPr>
+          <w:ilvl w:val="1"/>
+          <w:numId w:val="85"/>
+        </w:numPr>
+      </w:pPr>
+      <w:r>
+        <w:t>Read_da</w:t>
+      </w:r>
+      <w:r>
+        <w:t xml:space="preserve">, </w:t>
+      </w:r>
+      <w:r>
+        <w:t>Read_maia, throttle_q, read_buffer, geopixe_defaults</w:t>
+      </w:r>
+      <w:r>
+        <w:t xml:space="preserve">, </w:t>
+      </w:r>
+      <w:r>
+        <w:t>startup, read_mpdam</w:t>
+      </w:r>
+      <w:r>
+        <w:t>, unstringify</w:t>
+      </w:r>
+    </w:p>
+    <w:p>
+      <w:pPr>
+        <w:numPr>
+          <w:ilvl w:val="2"/>
+          <w:numId w:val="85"/>
+        </w:numPr>
+      </w:pPr>
+      <w:r>
+        <w:t>Use ‘gprint’ instead of ‘print’, so errors get catch’ed.</w:t>
+      </w:r>
+    </w:p>
+    <w:p>
+      <w:pPr>
+        <w:numPr>
+          <w:ilvl w:val="1"/>
+          <w:numId w:val="85"/>
+        </w:numPr>
+      </w:pPr>
+      <w:r>
+        <w:t>Parallel_worker routines</w:t>
+      </w:r>
+    </w:p>
+    <w:p>
+      <w:pPr>
+        <w:numPr>
+          <w:ilvl w:val="2"/>
+          <w:numId w:val="85"/>
+        </w:numPr>
+      </w:pPr>
+      <w:r>
+        <w:t>Use ‘gprintf’ instead of ‘printf’, so errors get catch’ed.</w:t>
+      </w:r>
+    </w:p>
+    <w:p>
+      <w:pPr>
+        <w:numPr>
+          <w:ilvl w:val="1"/>
+          <w:numId w:val="85"/>
+        </w:numPr>
+      </w:pPr>
+      <w:r>
+        <w:t>Read_geopixe_image</w:t>
+      </w:r>
+    </w:p>
+    <w:p>
+      <w:pPr>
+        <w:numPr>
+          <w:ilvl w:val="2"/>
+          <w:numId w:val="85"/>
+        </w:numPr>
+      </w:pPr>
+      <w:r>
+        <w:t>Use ‘gprintf’ instead of ‘printf’, so errors get catch’ed.</w:t>
+      </w:r>
+    </w:p>
+    <w:p>
+      <w:pPr>
+        <w:numPr>
+          <w:ilvl w:val="1"/>
+          <w:numId w:val="85"/>
+        </w:numPr>
+      </w:pPr>
+      <w:r>
+        <w:t>Gprint</w:t>
+      </w:r>
+    </w:p>
+    <w:p>
+      <w:pPr>
+        <w:numPr>
+          <w:ilvl w:val="2"/>
+          <w:numId w:val="85"/>
+        </w:numPr>
+      </w:pPr>
+      <w:r>
+        <w:t>Add an error catch, to ignore print errors (e.g. in background process in cluster mode, when logging is disabled).</w:t>
+      </w:r>
+    </w:p>
+    <w:p>
+      <w:pPr>
+        <w:numPr>
+          <w:ilvl w:val="2"/>
+          <w:numId w:val="85"/>
+        </w:numPr>
+      </w:pPr>
+      <w:r>
+        <w:t>Just count args that are not null</w:t>
+      </w:r>
+      <w:r>
+        <w:t xml:space="preserve"> to set ‘narg’ for case.</w:t>
+      </w:r>
+    </w:p>
+    <w:p>
+      <w:pPr>
+        <w:numPr>
+          <w:ilvl w:val="1"/>
+          <w:numId w:val="85"/>
+        </w:numPr>
+      </w:pPr>
+      <w:r>
+        <w:t>Gprintf, lun</w:t>
+      </w:r>
+    </w:p>
+    <w:p>
+      <w:pPr>
+        <w:numPr>
+          <w:ilvl w:val="2"/>
+          <w:numId w:val="85"/>
+        </w:numPr>
+      </w:pPr>
+      <w:r>
+        <w:t>Calls ’gprint</w:t>
+      </w:r>
+      <w:r>
+        <w:t>,</w:t>
+      </w:r>
+      <w:r>
+        <w:t xml:space="preserve"> output=lun’.</w:t>
+      </w:r>
+    </w:p>
+    <w:p>
+      <w:pPr>
+        <w:numPr>
+          <w:ilvl w:val="1"/>
+          <w:numId w:val="85"/>
+        </w:numPr>
+      </w:pPr>
+      <w:r>
+        <w:t>Version 9.0a</w:t>
+      </w:r>
+    </w:p>
+    <w:p>
+      <w:pPr>
+        <w:numPr>
+          <w:ilvl w:val="0"/>
+          <w:numId w:val="85"/>
+        </w:numPr>
+      </w:pPr>
+      <w:r>
         <w:t>Maia device</w:t>
       </w:r>
     </w:p>
@@ -288,7 +866,7 @@
       <w:pPr>
         <w:numPr>
           <w:ilvl w:val="1"/>
-          <w:numId w:val="78"/>
+          <w:numId w:val="85"/>
         </w:numPr>
       </w:pPr>
       <w:r>
@@ -299,21 +877,18 @@
       <w:pPr>
         <w:numPr>
           <w:ilvl w:val="0"/>
-          <w:numId w:val="78"/>
-        </w:numPr>
-      </w:pPr>
-      <w:r>
-        <w:t>FalconX</w:t>
-      </w:r>
-      <w:r>
-        <w:t xml:space="preserve"> device</w:t>
-      </w:r>
-    </w:p>
-    <w:p>
-      <w:pPr>
-        <w:numPr>
-          <w:ilvl w:val="1"/>
-          <w:numId w:val="78"/>
+          <w:numId w:val="85"/>
+        </w:numPr>
+      </w:pPr>
+      <w:r>
+        <w:t>FalconX device</w:t>
+      </w:r>
+    </w:p>
+    <w:p>
+      <w:pPr>
+        <w:numPr>
+          <w:ilvl w:val="1"/>
+          <w:numId w:val="85"/>
         </w:numPr>
       </w:pPr>
       <w:r>
@@ -324,7 +899,7 @@
       <w:pPr>
         <w:numPr>
           <w:ilvl w:val="0"/>
-          <w:numId w:val="78"/>
+          <w:numId w:val="85"/>
         </w:numPr>
         <w:rPr>
           <w:b/>
@@ -352,7 +927,7 @@
       <w:pPr>
         <w:numPr>
           <w:ilvl w:val="1"/>
-          <w:numId w:val="78"/>
+          <w:numId w:val="85"/>
         </w:numPr>
       </w:pPr>
       <w:r>
@@ -372,7 +947,7 @@
       <w:pPr>
         <w:numPr>
           <w:ilvl w:val="1"/>
-          <w:numId w:val="78"/>
+          <w:numId w:val="85"/>
         </w:numPr>
       </w:pPr>
       <w:r>
@@ -404,7 +979,7 @@
       <w:pPr>
         <w:numPr>
           <w:ilvl w:val="1"/>
-          <w:numId w:val="78"/>
+          <w:numId w:val="85"/>
         </w:numPr>
       </w:pPr>
       <w:r>
@@ -424,7 +999,7 @@
       <w:pPr>
         <w:numPr>
           <w:ilvl w:val="1"/>
-          <w:numId w:val="78"/>
+          <w:numId w:val="85"/>
         </w:numPr>
       </w:pPr>
       <w:r>
@@ -444,10 +1019,11 @@
       <w:pPr>
         <w:numPr>
           <w:ilvl w:val="1"/>
-          <w:numId w:val="78"/>
-        </w:numPr>
-      </w:pPr>
-      <w:r>
+          <w:numId w:val="85"/>
+        </w:numPr>
+      </w:pPr>
+      <w:r>
+        <w:lastRenderedPageBreak/>
         <w:t>Disable logging to test that all is now working without error.</w:t>
       </w:r>
     </w:p>
@@ -455,7 +1031,7 @@
       <w:pPr>
         <w:numPr>
           <w:ilvl w:val="1"/>
-          <w:numId w:val="78"/>
+          <w:numId w:val="85"/>
         </w:numPr>
         <w:rPr>
           <w:highlight w:val="yellow"/>
@@ -472,7 +1048,7 @@
       <w:pPr>
         <w:numPr>
           <w:ilvl w:val="2"/>
-          <w:numId w:val="78"/>
+          <w:numId w:val="85"/>
         </w:numPr>
       </w:pPr>
       <w:r>
@@ -489,7 +1065,7 @@
       <w:pPr>
         <w:numPr>
           <w:ilvl w:val="2"/>
-          <w:numId w:val="78"/>
+          <w:numId w:val="85"/>
         </w:numPr>
       </w:pPr>
       <w:r>
@@ -618,7 +1194,6 @@
         </w:numPr>
       </w:pPr>
       <w:r>
-        <w:lastRenderedPageBreak/>
         <w:t>Evt_start</w:t>
       </w:r>
     </w:p>
@@ -1103,6 +1678,7 @@
         <w:rPr>
           <w:highlight w:val="yellow"/>
         </w:rPr>
+        <w:lastRenderedPageBreak/>
         <w:t>Version 9.0</w:t>
       </w:r>
     </w:p>
@@ -1228,7 +1804,6 @@
         </w:numPr>
       </w:pPr>
       <w:r>
-        <w:lastRenderedPageBreak/>
         <w:t>Define</w:t>
       </w:r>
     </w:p>
@@ -1729,6 +2304,7 @@
         </w:numPr>
       </w:pPr>
       <w:r>
+        <w:lastRenderedPageBreak/>
         <w:t>Make the logging to files in cluster mode optional.</w:t>
       </w:r>
     </w:p>
@@ -1871,7 +2447,6 @@
         </w:numPr>
       </w:pPr>
       <w:r>
-        <w:lastRenderedPageBreak/>
         <w:t>Geopixe_execute</w:t>
       </w:r>
     </w:p>
@@ -2347,6 +2922,7 @@
         </w:numPr>
       </w:pPr>
       <w:r>
+        <w:lastRenderedPageBreak/>
         <w:t>Wizard_depth</w:t>
       </w:r>
     </w:p>
@@ -2483,7 +3059,6 @@
         </w:numPr>
       </w:pPr>
       <w:r>
-        <w:lastRenderedPageBreak/>
         <w:t>Occasional X=0 when near X maximum turn-around</w:t>
       </w:r>
     </w:p>
@@ -3238,6 +3813,7 @@
         </w:numPr>
       </w:pPr>
       <w:r>
+        <w:lastRenderedPageBreak/>
         <w:t>A new parameter ‘sxy’ (in common ‘</w:t>
       </w:r>
       <w:r>
@@ -3388,7 +3964,6 @@
         </w:numPr>
       </w:pPr>
       <w:r>
-        <w:lastRenderedPageBreak/>
         <w:t>Add code to veto tiny periodic table, only for Linux, due to display bug.</w:t>
       </w:r>
     </w:p>
@@ -3830,6 +4405,7 @@
         </w:numPr>
       </w:pPr>
       <w:r>
+        <w:lastRenderedPageBreak/>
         <w:t>Version, 8.9</w:t>
       </w:r>
       <w:r>
@@ -3984,7 +4560,6 @@
         </w:numPr>
       </w:pPr>
       <w:r>
-        <w:lastRenderedPageBreak/>
         <w:t xml:space="preserve">Has a new keyword /refine, to </w:t>
       </w:r>
       <w:r>
@@ -4311,6 +4886,7 @@
         </w:numPr>
       </w:pPr>
       <w:r>
+        <w:lastRenderedPageBreak/>
         <w:t>wizard_standards_callback_image_done</w:t>
       </w:r>
     </w:p>
@@ -4440,7 +5016,6 @@
         <w:rPr>
           <w:lang w:val="en-AU"/>
         </w:rPr>
-        <w:lastRenderedPageBreak/>
         <w:t>24</w:t>
       </w:r>
       <w:r>
@@ -4920,6 +5495,7 @@
         </w:numPr>
       </w:pPr>
       <w:r>
+        <w:lastRenderedPageBreak/>
         <w:t>New embedded HTML browser in GeoPIXE to display help docs.</w:t>
       </w:r>
       <w:r>
@@ -5072,7 +5648,6 @@
         </w:numPr>
       </w:pPr>
       <w:r>
-        <w:lastRenderedPageBreak/>
         <w:t xml:space="preserve">Middle mouse button </w:t>
       </w:r>
       <w:r>
@@ -5480,6 +6055,7 @@
         <w:rPr>
           <w:lang w:val="en-AU"/>
         </w:rPr>
+        <w:lastRenderedPageBreak/>
         <w:t>20</w:t>
       </w:r>
       <w:r>
@@ -5672,7 +6248,6 @@
         </w:numPr>
       </w:pPr>
       <w:r>
-        <w:lastRenderedPageBreak/>
         <w:t>Corr</w:t>
       </w:r>
     </w:p>
@@ -6199,6 +6774,7 @@
         <w:rPr>
           <w:lang w:val="en-AU"/>
         </w:rPr>
+        <w:lastRenderedPageBreak/>
         <w:t>28</w:t>
       </w:r>
       <w:r>
@@ -6376,7 +6952,6 @@
         <w:rPr>
           <w:lang w:val="en-AU"/>
         </w:rPr>
-        <w:lastRenderedPageBreak/>
         <w:t>21</w:t>
       </w:r>
       <w:r>
@@ -6849,6 +7424,7 @@
         </w:numPr>
       </w:pPr>
       <w:r>
+        <w:lastRenderedPageBreak/>
         <w:t>Scan_dir_evt</w:t>
       </w:r>
     </w:p>
@@ -6998,7 +7574,6 @@
         </w:numPr>
       </w:pPr>
       <w:r>
-        <w:lastRenderedPageBreak/>
         <w:t>Send a new action (‘sort-setup’) to EVT when a template sort DAI is opened to set initial settings, which a user may modify before starting processing. Do not send the default/template pdai settings later when processing loop is running.</w:t>
       </w:r>
     </w:p>
@@ -7366,6 +7941,7 @@
         </w:numPr>
       </w:pPr>
       <w:r>
+        <w:lastRenderedPageBreak/>
         <w:t>Wizard_window_count</w:t>
       </w:r>
     </w:p>
@@ -7492,7 +8068,6 @@
         </w:numPr>
       </w:pPr>
       <w:r>
-        <w:lastRenderedPageBreak/>
         <w:t>This is done in the event routine, so no need for a loop check in a callback routine.</w:t>
       </w:r>
     </w:p>
@@ -7917,6 +8492,7 @@
         <w:rPr>
           <w:lang w:val="en-AU"/>
         </w:rPr>
+        <w:lastRenderedPageBreak/>
         <w:t>8</w:t>
       </w:r>
       <w:r>
@@ -8075,7 +8651,6 @@
         </w:numPr>
       </w:pPr>
       <w:r>
-        <w:lastRenderedPageBreak/>
         <w:t>‘image-process’ Notify event now uses ‘image_do_operations’, to apply incoming ops coming from the “Get” button in ‘image_process’.</w:t>
       </w:r>
     </w:p>
@@ -8477,6 +9052,7 @@
         </w:numPr>
       </w:pPr>
       <w:r>
+        <w:lastRenderedPageBreak/>
         <w:t>Use a case insensitive compare between operation retrieved from image file and the operations list in ‘image_process’.</w:t>
       </w:r>
     </w:p>
@@ -8567,7 +9143,6 @@
         </w:numPr>
       </w:pPr>
       <w:r>
-        <w:lastRenderedPageBreak/>
         <w:t>Added ‘dai_dir’ keyword to be able to select a different dir for output DAI files.</w:t>
       </w:r>
     </w:p>
@@ -9007,6 +9582,7 @@
         </w:numPr>
       </w:pPr>
       <w:r>
+        <w:lastRenderedPageBreak/>
         <w:t>Use ‘set_widget_text’ to set CUTs file widget, even if blank/none supplied.</w:t>
       </w:r>
     </w:p>
@@ -9109,7 +9685,6 @@
         </w:numPr>
       </w:pPr>
       <w:r>
-        <w:lastRenderedPageBreak/>
         <w:t xml:space="preserve">“Find” used to just show </w:t>
       </w:r>
       <w:r>
@@ -9546,6 +10121,7 @@
         <w:rPr>
           <w:lang w:val="en-AU"/>
         </w:rPr>
+        <w:lastRenderedPageBreak/>
         <w:t>22 July, 2025</w:t>
       </w:r>
     </w:p>
@@ -9664,7 +10240,6 @@
         </w:numPr>
       </w:pPr>
       <w:r>
-        <w:lastRenderedPageBreak/>
         <w:t>APS Regolith-82 (APS List)</w:t>
       </w:r>
     </w:p>
@@ -10040,6 +10615,7 @@
         </w:numPr>
       </w:pPr>
       <w:r>
+        <w:lastRenderedPageBreak/>
         <w:t>Add “c/s” as a special element as alternative to “Rate”.</w:t>
       </w:r>
     </w:p>
@@ -10131,7 +10707,6 @@
         <w:rPr>
           <w:lang w:val="en-AU"/>
         </w:rPr>
-        <w:lastRenderedPageBreak/>
         <w:t>10 June, 2025</w:t>
       </w:r>
     </w:p>
@@ -10570,6 +11145,7 @@
         </w:numPr>
       </w:pPr>
       <w:r>
+        <w:lastRenderedPageBreak/>
         <w:t>Detect ‘options.ShowALLregions’ true and loop through all regions (if found) and use ‘plot_mark’ for each.</w:t>
       </w:r>
     </w:p>
@@ -10653,7 +11229,6 @@
         </w:numPr>
       </w:pPr>
       <w:r>
-        <w:lastRenderedPageBreak/>
         <w:t>build_ebel_data</w:t>
       </w:r>
       <w:r>
@@ -11109,6 +11684,7 @@
         </w:numPr>
       </w:pPr>
       <w:r>
+        <w:lastRenderedPageBreak/>
         <w:t>Set_image_view</w:t>
       </w:r>
     </w:p>
@@ -11178,7 +11754,6 @@
         </w:numPr>
       </w:pPr>
       <w:r>
-        <w:lastRenderedPageBreak/>
         <w:t>Problem arose if manual enter parameters into layer setup (not restore from LCM).</w:t>
       </w:r>
     </w:p>
@@ -11592,6 +12167,7 @@
         </w:numPr>
       </w:pPr>
       <w:r>
+        <w:lastRenderedPageBreak/>
         <w:t>Reads P06 tree of NXS files into spectra.</w:t>
       </w:r>
     </w:p>
@@ -11683,7 +12259,6 @@
         <w:rPr>
           <w:lang w:val="en-AU"/>
         </w:rPr>
-        <w:lastRenderedPageBreak/>
         <w:t>12 Feb, 2025</w:t>
       </w:r>
     </w:p>
@@ -11979,6 +12554,7 @@
         </w:numPr>
       </w:pPr>
       <w:r>
+        <w:lastRenderedPageBreak/>
         <w:t>Make detector Layout behave similarly, inheriting the path for the detector file.</w:t>
       </w:r>
     </w:p>
@@ -12037,7 +12613,6 @@
         </w:numPr>
       </w:pPr>
       <w:r>
-        <w:lastRenderedPageBreak/>
         <w:t>On running GeoPIXE, these SAV files get loaded and write over newer versions of many routines that have been compiled (into GeoPIXE.sav) since the plugin. This of course a really bad thing, and confusing for debugging.</w:t>
       </w:r>
     </w:p>
@@ -12464,6 +13039,7 @@
         </w:numPr>
       </w:pPr>
       <w:r>
+        <w:lastRenderedPageBreak/>
         <w:t>Firstly, I forgot I was in “develop” when upgrading the Workspace in IDL 9.1.</w:t>
       </w:r>
     </w:p>
@@ -12522,7 +13098,6 @@
         <w:rPr>
           <w:lang w:val="en-AU"/>
         </w:rPr>
-        <w:lastRenderedPageBreak/>
         <w:t>3 Dec, 2024</w:t>
       </w:r>
     </w:p>
@@ -13012,6 +13587,7 @@
         </w:numPr>
       </w:pPr>
       <w:r>
+        <w:lastRenderedPageBreak/>
         <w:t>Fortunately, these parameters do not get used - they are for info only. However, the ’compare_fit’ routine flag</w:t>
       </w:r>
       <w:r>
@@ -13073,7 +13649,6 @@
         </w:numPr>
       </w:pPr>
       <w:r>
-        <w:lastRenderedPageBreak/>
         <w:t>But do these cIn lines inherit normal In rel-ints, rather than from beam lines?</w:t>
       </w:r>
     </w:p>
@@ -13618,6 +14193,7 @@
         </w:numPr>
       </w:pPr>
       <w:r>
+        <w:lastRenderedPageBreak/>
         <w:t>Remove arg ‘sec_fl’ passed to geo_array_yield.</w:t>
       </w:r>
     </w:p>
@@ -13693,7 +14269,6 @@
         </w:numPr>
       </w:pPr>
       <w:r>
-        <w:lastRenderedPageBreak/>
         <w:t xml:space="preserve">Simply prints out any inconsistencies found </w:t>
       </w:r>
       <w:r>
@@ -14099,6 +14674,7 @@
         <w:rPr>
           <w:lang w:val="en-AU"/>
         </w:rPr>
+        <w:lastRenderedPageBreak/>
         <w:t>4 June, 2024</w:t>
       </w:r>
     </w:p>
@@ -14176,7 +14752,6 @@
         </w:numPr>
       </w:pPr>
       <w:r>
-        <w:lastRenderedPageBreak/>
         <w:t>NSLS MARS Ge device</w:t>
       </w:r>
     </w:p>
@@ -14635,6 +15210,7 @@
         </w:numPr>
       </w:pPr>
       <w:r>
+        <w:lastRenderedPageBreak/>
         <w:t>We don’t want to set no_block=1 on xmanager</w:t>
       </w:r>
       <w:r>
@@ -14724,7 +15300,6 @@
         </w:numPr>
       </w:pPr>
       <w:r>
-        <w:lastRenderedPageBreak/>
         <w:t xml:space="preserve">i.e. It was found that you could use modal=0, floating=1 on the top base widget and </w:t>
       </w:r>
       <w:r>
@@ -15170,6 +15745,7 @@
         </w:numPr>
       </w:pPr>
       <w:r>
+        <w:lastRenderedPageBreak/>
         <w:t xml:space="preserve">Set </w:t>
       </w:r>
       <w:r>
@@ -15263,7 +15839,6 @@
         </w:numPr>
       </w:pPr>
       <w:r>
-        <w:lastRenderedPageBreak/>
         <w:t>‘load-source’ now handles cases of 6:lab, 7:pink beam.</w:t>
       </w:r>
     </w:p>
@@ -15735,6 +16310,7 @@
         </w:numPr>
       </w:pPr>
       <w:r>
+        <w:lastRenderedPageBreak/>
         <w:t>Maia_launch_initial, maia_launch_read_enable, maia_launch_read_groups</w:t>
       </w:r>
     </w:p>
@@ -15816,7 +16392,6 @@
         </w:numPr>
       </w:pPr>
       <w:r>
-        <w:lastRenderedPageBreak/>
         <w:t>Spawn_blog_parameters</w:t>
       </w:r>
     </w:p>
@@ -16296,6 +16871,7 @@
         </w:numPr>
       </w:pPr>
       <w:r>
+        <w:lastRenderedPageBreak/>
         <w:t>These include:</w:t>
       </w:r>
     </w:p>
@@ -16362,7 +16938,6 @@
         </w:numPr>
       </w:pPr>
       <w:r>
-        <w:lastRenderedPageBreak/>
         <w:t>Bayes.</w:t>
       </w:r>
     </w:p>
@@ -16841,6 +17416,7 @@
         </w:numPr>
       </w:pPr>
       <w:r>
+        <w:lastRenderedPageBreak/>
         <w:t xml:space="preserve">Some get renamed: mm_scan_list </w:t>
       </w:r>
       <w:r>
@@ -16958,7 +17534,6 @@
         </w:numPr>
       </w:pPr>
       <w:r>
-        <w:lastRenderedPageBreak/>
         <w:t>Use ‘builder’ (pops up index selection) to select which classes to build, which creates “build.spro” (note: this will be in “geopixe” for runtime execution and “main” for IDLDE execution).</w:t>
       </w:r>
       <w:r>
@@ -18492,6 +19067,92 @@
     </w:lvl>
   </w:abstractNum>
   <w:abstractNum w:abstractNumId="8" w15:restartNumberingAfterBreak="0">
+    <w:nsid w:val="08EC6709"/>
+    <w:multiLevelType w:val="hybridMultilevel"/>
+    <w:tmpl w:val="214CC6C4"/>
+    <w:lvl w:ilvl="0" w:tplc="FFFFFFFF">
+      <w:start w:val="1"/>
+      <w:numFmt w:val="decimal"/>
+      <w:lvlText w:val="%1."/>
+      <w:lvlJc w:val="left"/>
+      <w:pPr>
+        <w:ind w:left="720" w:hanging="360"/>
+      </w:pPr>
+    </w:lvl>
+    <w:lvl w:ilvl="1" w:tplc="FFFFFFFF">
+      <w:start w:val="1"/>
+      <w:numFmt w:val="lowerLetter"/>
+      <w:lvlText w:val="%2."/>
+      <w:lvlJc w:val="left"/>
+      <w:pPr>
+        <w:ind w:left="1440" w:hanging="360"/>
+      </w:pPr>
+    </w:lvl>
+    <w:lvl w:ilvl="2" w:tplc="FFFFFFFF">
+      <w:start w:val="1"/>
+      <w:numFmt w:val="lowerRoman"/>
+      <w:lvlText w:val="%3."/>
+      <w:lvlJc w:val="right"/>
+      <w:pPr>
+        <w:ind w:left="2160" w:hanging="180"/>
+      </w:pPr>
+    </w:lvl>
+    <w:lvl w:ilvl="3" w:tplc="FFFFFFFF">
+      <w:start w:val="1"/>
+      <w:numFmt w:val="decimal"/>
+      <w:lvlText w:val="%4."/>
+      <w:lvlJc w:val="left"/>
+      <w:pPr>
+        <w:ind w:left="2880" w:hanging="360"/>
+      </w:pPr>
+    </w:lvl>
+    <w:lvl w:ilvl="4" w:tplc="FFFFFFFF">
+      <w:start w:val="1"/>
+      <w:numFmt w:val="lowerLetter"/>
+      <w:lvlText w:val="%5."/>
+      <w:lvlJc w:val="left"/>
+      <w:pPr>
+        <w:ind w:left="3600" w:hanging="360"/>
+      </w:pPr>
+    </w:lvl>
+    <w:lvl w:ilvl="5" w:tplc="FFFFFFFF">
+      <w:start w:val="1"/>
+      <w:numFmt w:val="lowerRoman"/>
+      <w:lvlText w:val="%6."/>
+      <w:lvlJc w:val="right"/>
+      <w:pPr>
+        <w:ind w:left="4320" w:hanging="180"/>
+      </w:pPr>
+    </w:lvl>
+    <w:lvl w:ilvl="6" w:tplc="FFFFFFFF" w:tentative="1">
+      <w:start w:val="1"/>
+      <w:numFmt w:val="decimal"/>
+      <w:lvlText w:val="%7."/>
+      <w:lvlJc w:val="left"/>
+      <w:pPr>
+        <w:ind w:left="5040" w:hanging="360"/>
+      </w:pPr>
+    </w:lvl>
+    <w:lvl w:ilvl="7" w:tplc="FFFFFFFF" w:tentative="1">
+      <w:start w:val="1"/>
+      <w:numFmt w:val="lowerLetter"/>
+      <w:lvlText w:val="%8."/>
+      <w:lvlJc w:val="left"/>
+      <w:pPr>
+        <w:ind w:left="5760" w:hanging="360"/>
+      </w:pPr>
+    </w:lvl>
+    <w:lvl w:ilvl="8" w:tplc="FFFFFFFF" w:tentative="1">
+      <w:start w:val="1"/>
+      <w:numFmt w:val="lowerRoman"/>
+      <w:lvlText w:val="%9."/>
+      <w:lvlJc w:val="right"/>
+      <w:pPr>
+        <w:ind w:left="6480" w:hanging="180"/>
+      </w:pPr>
+    </w:lvl>
+  </w:abstractNum>
+  <w:abstractNum w:abstractNumId="9" w15:restartNumberingAfterBreak="0">
     <w:nsid w:val="0E0D360F"/>
     <w:multiLevelType w:val="hybridMultilevel"/>
     <w:tmpl w:val="214CC6C4"/>
@@ -18577,7 +19238,7 @@
       </w:pPr>
     </w:lvl>
   </w:abstractNum>
-  <w:abstractNum w:abstractNumId="9" w15:restartNumberingAfterBreak="0">
+  <w:abstractNum w:abstractNumId="10" w15:restartNumberingAfterBreak="0">
     <w:nsid w:val="0FA726CE"/>
     <w:multiLevelType w:val="hybridMultilevel"/>
     <w:tmpl w:val="214CC6C4"/>
@@ -18663,7 +19324,7 @@
       </w:pPr>
     </w:lvl>
   </w:abstractNum>
-  <w:abstractNum w:abstractNumId="10" w15:restartNumberingAfterBreak="0">
+  <w:abstractNum w:abstractNumId="11" w15:restartNumberingAfterBreak="0">
     <w:nsid w:val="1446692A"/>
     <w:multiLevelType w:val="hybridMultilevel"/>
     <w:tmpl w:val="214CC6C4"/>
@@ -18749,7 +19410,7 @@
       </w:pPr>
     </w:lvl>
   </w:abstractNum>
-  <w:abstractNum w:abstractNumId="11" w15:restartNumberingAfterBreak="0">
+  <w:abstractNum w:abstractNumId="12" w15:restartNumberingAfterBreak="0">
     <w:nsid w:val="1565078C"/>
     <w:multiLevelType w:val="hybridMultilevel"/>
     <w:tmpl w:val="214CC6C4"/>
@@ -18835,7 +19496,7 @@
       </w:pPr>
     </w:lvl>
   </w:abstractNum>
-  <w:abstractNum w:abstractNumId="12" w15:restartNumberingAfterBreak="0">
+  <w:abstractNum w:abstractNumId="13" w15:restartNumberingAfterBreak="0">
     <w:nsid w:val="18D02687"/>
     <w:multiLevelType w:val="hybridMultilevel"/>
     <w:tmpl w:val="214CC6C4"/>
@@ -18921,7 +19582,7 @@
       </w:pPr>
     </w:lvl>
   </w:abstractNum>
-  <w:abstractNum w:abstractNumId="13" w15:restartNumberingAfterBreak="0">
+  <w:abstractNum w:abstractNumId="14" w15:restartNumberingAfterBreak="0">
     <w:nsid w:val="1BA42179"/>
     <w:multiLevelType w:val="hybridMultilevel"/>
     <w:tmpl w:val="214CC6C4"/>
@@ -19007,7 +19668,7 @@
       </w:pPr>
     </w:lvl>
   </w:abstractNum>
-  <w:abstractNum w:abstractNumId="14" w15:restartNumberingAfterBreak="0">
+  <w:abstractNum w:abstractNumId="15" w15:restartNumberingAfterBreak="0">
     <w:nsid w:val="1BBB7985"/>
     <w:multiLevelType w:val="hybridMultilevel"/>
     <w:tmpl w:val="214CC6C4"/>
@@ -19093,7 +19754,7 @@
       </w:pPr>
     </w:lvl>
   </w:abstractNum>
-  <w:abstractNum w:abstractNumId="15" w15:restartNumberingAfterBreak="0">
+  <w:abstractNum w:abstractNumId="16" w15:restartNumberingAfterBreak="0">
     <w:nsid w:val="1CA6531C"/>
     <w:multiLevelType w:val="hybridMultilevel"/>
     <w:tmpl w:val="214CC6C4"/>
@@ -19179,7 +19840,7 @@
       </w:pPr>
     </w:lvl>
   </w:abstractNum>
-  <w:abstractNum w:abstractNumId="16" w15:restartNumberingAfterBreak="0">
+  <w:abstractNum w:abstractNumId="17" w15:restartNumberingAfterBreak="0">
     <w:nsid w:val="1EC639EF"/>
     <w:multiLevelType w:val="hybridMultilevel"/>
     <w:tmpl w:val="214CC6C4"/>
@@ -19265,7 +19926,7 @@
       </w:pPr>
     </w:lvl>
   </w:abstractNum>
-  <w:abstractNum w:abstractNumId="17" w15:restartNumberingAfterBreak="0">
+  <w:abstractNum w:abstractNumId="18" w15:restartNumberingAfterBreak="0">
     <w:nsid w:val="20760EC2"/>
     <w:multiLevelType w:val="hybridMultilevel"/>
     <w:tmpl w:val="214CC6C4"/>
@@ -19351,7 +20012,7 @@
       </w:pPr>
     </w:lvl>
   </w:abstractNum>
-  <w:abstractNum w:abstractNumId="18" w15:restartNumberingAfterBreak="0">
+  <w:abstractNum w:abstractNumId="19" w15:restartNumberingAfterBreak="0">
     <w:nsid w:val="21225858"/>
     <w:multiLevelType w:val="hybridMultilevel"/>
     <w:tmpl w:val="214CC6C4"/>
@@ -19437,7 +20098,7 @@
       </w:pPr>
     </w:lvl>
   </w:abstractNum>
-  <w:abstractNum w:abstractNumId="19" w15:restartNumberingAfterBreak="0">
+  <w:abstractNum w:abstractNumId="20" w15:restartNumberingAfterBreak="0">
     <w:nsid w:val="229F5551"/>
     <w:multiLevelType w:val="hybridMultilevel"/>
     <w:tmpl w:val="214CC6C4"/>
@@ -19523,7 +20184,7 @@
       </w:pPr>
     </w:lvl>
   </w:abstractNum>
-  <w:abstractNum w:abstractNumId="20" w15:restartNumberingAfterBreak="0">
+  <w:abstractNum w:abstractNumId="21" w15:restartNumberingAfterBreak="0">
     <w:nsid w:val="23163984"/>
     <w:multiLevelType w:val="hybridMultilevel"/>
     <w:tmpl w:val="214CC6C4"/>
@@ -19609,7 +20270,7 @@
       </w:pPr>
     </w:lvl>
   </w:abstractNum>
-  <w:abstractNum w:abstractNumId="21" w15:restartNumberingAfterBreak="0">
+  <w:abstractNum w:abstractNumId="22" w15:restartNumberingAfterBreak="0">
     <w:nsid w:val="24A86A6C"/>
     <w:multiLevelType w:val="hybridMultilevel"/>
     <w:tmpl w:val="214CC6C4"/>
@@ -19695,7 +20356,7 @@
       </w:pPr>
     </w:lvl>
   </w:abstractNum>
-  <w:abstractNum w:abstractNumId="22" w15:restartNumberingAfterBreak="0">
+  <w:abstractNum w:abstractNumId="23" w15:restartNumberingAfterBreak="0">
     <w:nsid w:val="275B156F"/>
     <w:multiLevelType w:val="hybridMultilevel"/>
     <w:tmpl w:val="214CC6C4"/>
@@ -19781,7 +20442,7 @@
       </w:pPr>
     </w:lvl>
   </w:abstractNum>
-  <w:abstractNum w:abstractNumId="23" w15:restartNumberingAfterBreak="0">
+  <w:abstractNum w:abstractNumId="24" w15:restartNumberingAfterBreak="0">
     <w:nsid w:val="28090D24"/>
     <w:multiLevelType w:val="hybridMultilevel"/>
     <w:tmpl w:val="214CC6C4"/>
@@ -19867,7 +20528,7 @@
       </w:pPr>
     </w:lvl>
   </w:abstractNum>
-  <w:abstractNum w:abstractNumId="24" w15:restartNumberingAfterBreak="0">
+  <w:abstractNum w:abstractNumId="25" w15:restartNumberingAfterBreak="0">
     <w:nsid w:val="2BBE5C5D"/>
     <w:multiLevelType w:val="hybridMultilevel"/>
     <w:tmpl w:val="214CC6C4"/>
@@ -19953,7 +20614,7 @@
       </w:pPr>
     </w:lvl>
   </w:abstractNum>
-  <w:abstractNum w:abstractNumId="25" w15:restartNumberingAfterBreak="0">
+  <w:abstractNum w:abstractNumId="26" w15:restartNumberingAfterBreak="0">
     <w:nsid w:val="2ED42603"/>
     <w:multiLevelType w:val="hybridMultilevel"/>
     <w:tmpl w:val="214CC6C4"/>
@@ -20039,7 +20700,7 @@
       </w:pPr>
     </w:lvl>
   </w:abstractNum>
-  <w:abstractNum w:abstractNumId="26" w15:restartNumberingAfterBreak="0">
+  <w:abstractNum w:abstractNumId="27" w15:restartNumberingAfterBreak="0">
     <w:nsid w:val="2F545F49"/>
     <w:multiLevelType w:val="hybridMultilevel"/>
     <w:tmpl w:val="214CC6C4"/>
@@ -20125,7 +20786,7 @@
       </w:pPr>
     </w:lvl>
   </w:abstractNum>
-  <w:abstractNum w:abstractNumId="27" w15:restartNumberingAfterBreak="0">
+  <w:abstractNum w:abstractNumId="28" w15:restartNumberingAfterBreak="0">
     <w:nsid w:val="2F731835"/>
     <w:multiLevelType w:val="hybridMultilevel"/>
     <w:tmpl w:val="214CC6C4"/>
@@ -20211,7 +20872,7 @@
       </w:pPr>
     </w:lvl>
   </w:abstractNum>
-  <w:abstractNum w:abstractNumId="28" w15:restartNumberingAfterBreak="0">
+  <w:abstractNum w:abstractNumId="29" w15:restartNumberingAfterBreak="0">
     <w:nsid w:val="32326CBE"/>
     <w:multiLevelType w:val="hybridMultilevel"/>
     <w:tmpl w:val="214CC6C4"/>
@@ -20297,7 +20958,7 @@
       </w:pPr>
     </w:lvl>
   </w:abstractNum>
-  <w:abstractNum w:abstractNumId="29" w15:restartNumberingAfterBreak="0">
+  <w:abstractNum w:abstractNumId="30" w15:restartNumberingAfterBreak="0">
     <w:nsid w:val="32A949EB"/>
     <w:multiLevelType w:val="hybridMultilevel"/>
     <w:tmpl w:val="214CC6C4"/>
@@ -20383,7 +21044,7 @@
       </w:pPr>
     </w:lvl>
   </w:abstractNum>
-  <w:abstractNum w:abstractNumId="30" w15:restartNumberingAfterBreak="0">
+  <w:abstractNum w:abstractNumId="31" w15:restartNumberingAfterBreak="0">
     <w:nsid w:val="33231170"/>
     <w:multiLevelType w:val="hybridMultilevel"/>
     <w:tmpl w:val="214CC6C4"/>
@@ -20469,7 +21130,7 @@
       </w:pPr>
     </w:lvl>
   </w:abstractNum>
-  <w:abstractNum w:abstractNumId="31" w15:restartNumberingAfterBreak="0">
+  <w:abstractNum w:abstractNumId="32" w15:restartNumberingAfterBreak="0">
     <w:nsid w:val="335B6E8D"/>
     <w:multiLevelType w:val="hybridMultilevel"/>
     <w:tmpl w:val="214CC6C4"/>
@@ -20555,7 +21216,7 @@
       </w:pPr>
     </w:lvl>
   </w:abstractNum>
-  <w:abstractNum w:abstractNumId="32" w15:restartNumberingAfterBreak="0">
+  <w:abstractNum w:abstractNumId="33" w15:restartNumberingAfterBreak="0">
     <w:nsid w:val="355B2568"/>
     <w:multiLevelType w:val="hybridMultilevel"/>
     <w:tmpl w:val="214CC6C4"/>
@@ -20641,7 +21302,7 @@
       </w:pPr>
     </w:lvl>
   </w:abstractNum>
-  <w:abstractNum w:abstractNumId="33" w15:restartNumberingAfterBreak="0">
+  <w:abstractNum w:abstractNumId="34" w15:restartNumberingAfterBreak="0">
     <w:nsid w:val="356645B8"/>
     <w:multiLevelType w:val="hybridMultilevel"/>
     <w:tmpl w:val="214CC6C4"/>
@@ -20727,7 +21388,7 @@
       </w:pPr>
     </w:lvl>
   </w:abstractNum>
-  <w:abstractNum w:abstractNumId="34" w15:restartNumberingAfterBreak="0">
+  <w:abstractNum w:abstractNumId="35" w15:restartNumberingAfterBreak="0">
     <w:nsid w:val="35B806D1"/>
     <w:multiLevelType w:val="hybridMultilevel"/>
     <w:tmpl w:val="214CC6C4"/>
@@ -20813,7 +21474,7 @@
       </w:pPr>
     </w:lvl>
   </w:abstractNum>
-  <w:abstractNum w:abstractNumId="35" w15:restartNumberingAfterBreak="0">
+  <w:abstractNum w:abstractNumId="36" w15:restartNumberingAfterBreak="0">
     <w:nsid w:val="37C0055A"/>
     <w:multiLevelType w:val="hybridMultilevel"/>
     <w:tmpl w:val="214CC6C4"/>
@@ -20899,7 +21560,7 @@
       </w:pPr>
     </w:lvl>
   </w:abstractNum>
-  <w:abstractNum w:abstractNumId="36" w15:restartNumberingAfterBreak="0">
+  <w:abstractNum w:abstractNumId="37" w15:restartNumberingAfterBreak="0">
     <w:nsid w:val="383C1F2F"/>
     <w:multiLevelType w:val="hybridMultilevel"/>
     <w:tmpl w:val="214CC6C4"/>
@@ -20985,7 +21646,7 @@
       </w:pPr>
     </w:lvl>
   </w:abstractNum>
-  <w:abstractNum w:abstractNumId="37" w15:restartNumberingAfterBreak="0">
+  <w:abstractNum w:abstractNumId="38" w15:restartNumberingAfterBreak="0">
     <w:nsid w:val="38677977"/>
     <w:multiLevelType w:val="hybridMultilevel"/>
     <w:tmpl w:val="214CC6C4"/>
@@ -21071,7 +21732,7 @@
       </w:pPr>
     </w:lvl>
   </w:abstractNum>
-  <w:abstractNum w:abstractNumId="38" w15:restartNumberingAfterBreak="0">
+  <w:abstractNum w:abstractNumId="39" w15:restartNumberingAfterBreak="0">
     <w:nsid w:val="39E017C7"/>
     <w:multiLevelType w:val="hybridMultilevel"/>
     <w:tmpl w:val="214CC6C4"/>
@@ -21157,7 +21818,7 @@
       </w:pPr>
     </w:lvl>
   </w:abstractNum>
-  <w:abstractNum w:abstractNumId="39" w15:restartNumberingAfterBreak="0">
+  <w:abstractNum w:abstractNumId="40" w15:restartNumberingAfterBreak="0">
     <w:nsid w:val="3A906D54"/>
     <w:multiLevelType w:val="hybridMultilevel"/>
     <w:tmpl w:val="214CC6C4"/>
@@ -21243,7 +21904,7 @@
       </w:pPr>
     </w:lvl>
   </w:abstractNum>
-  <w:abstractNum w:abstractNumId="40" w15:restartNumberingAfterBreak="0">
+  <w:abstractNum w:abstractNumId="41" w15:restartNumberingAfterBreak="0">
     <w:nsid w:val="3D360724"/>
     <w:multiLevelType w:val="hybridMultilevel"/>
     <w:tmpl w:val="214CC6C4"/>
@@ -21329,7 +21990,7 @@
       </w:pPr>
     </w:lvl>
   </w:abstractNum>
-  <w:abstractNum w:abstractNumId="41" w15:restartNumberingAfterBreak="0">
+  <w:abstractNum w:abstractNumId="42" w15:restartNumberingAfterBreak="0">
     <w:nsid w:val="3DF10524"/>
     <w:multiLevelType w:val="hybridMultilevel"/>
     <w:tmpl w:val="214CC6C4"/>
@@ -21415,7 +22076,7 @@
       </w:pPr>
     </w:lvl>
   </w:abstractNum>
-  <w:abstractNum w:abstractNumId="42" w15:restartNumberingAfterBreak="0">
+  <w:abstractNum w:abstractNumId="43" w15:restartNumberingAfterBreak="0">
     <w:nsid w:val="3F097101"/>
     <w:multiLevelType w:val="hybridMultilevel"/>
     <w:tmpl w:val="214CC6C4"/>
@@ -21501,7 +22162,7 @@
       </w:pPr>
     </w:lvl>
   </w:abstractNum>
-  <w:abstractNum w:abstractNumId="43" w15:restartNumberingAfterBreak="0">
+  <w:abstractNum w:abstractNumId="44" w15:restartNumberingAfterBreak="0">
     <w:nsid w:val="41A638B2"/>
     <w:multiLevelType w:val="hybridMultilevel"/>
     <w:tmpl w:val="214CC6C4"/>
@@ -21587,7 +22248,7 @@
       </w:pPr>
     </w:lvl>
   </w:abstractNum>
-  <w:abstractNum w:abstractNumId="44" w15:restartNumberingAfterBreak="0">
+  <w:abstractNum w:abstractNumId="45" w15:restartNumberingAfterBreak="0">
     <w:nsid w:val="420D41AB"/>
     <w:multiLevelType w:val="hybridMultilevel"/>
     <w:tmpl w:val="214CC6C4"/>
@@ -21673,7 +22334,7 @@
       </w:pPr>
     </w:lvl>
   </w:abstractNum>
-  <w:abstractNum w:abstractNumId="45" w15:restartNumberingAfterBreak="0">
+  <w:abstractNum w:abstractNumId="46" w15:restartNumberingAfterBreak="0">
     <w:nsid w:val="436129C1"/>
     <w:multiLevelType w:val="hybridMultilevel"/>
     <w:tmpl w:val="214CC6C4"/>
@@ -21759,7 +22420,7 @@
       </w:pPr>
     </w:lvl>
   </w:abstractNum>
-  <w:abstractNum w:abstractNumId="46" w15:restartNumberingAfterBreak="0">
+  <w:abstractNum w:abstractNumId="47" w15:restartNumberingAfterBreak="0">
     <w:nsid w:val="438D310E"/>
     <w:multiLevelType w:val="hybridMultilevel"/>
     <w:tmpl w:val="3DFEBE78"/>
@@ -21845,7 +22506,7 @@
       </w:pPr>
     </w:lvl>
   </w:abstractNum>
-  <w:abstractNum w:abstractNumId="47" w15:restartNumberingAfterBreak="0">
+  <w:abstractNum w:abstractNumId="48" w15:restartNumberingAfterBreak="0">
     <w:nsid w:val="45F80AA2"/>
     <w:multiLevelType w:val="hybridMultilevel"/>
     <w:tmpl w:val="214CC6C4"/>
@@ -21931,7 +22592,7 @@
       </w:pPr>
     </w:lvl>
   </w:abstractNum>
-  <w:abstractNum w:abstractNumId="48" w15:restartNumberingAfterBreak="0">
+  <w:abstractNum w:abstractNumId="49" w15:restartNumberingAfterBreak="0">
     <w:nsid w:val="46D104B0"/>
     <w:multiLevelType w:val="hybridMultilevel"/>
     <w:tmpl w:val="214CC6C4"/>
@@ -22017,7 +22678,7 @@
       </w:pPr>
     </w:lvl>
   </w:abstractNum>
-  <w:abstractNum w:abstractNumId="49" w15:restartNumberingAfterBreak="0">
+  <w:abstractNum w:abstractNumId="50" w15:restartNumberingAfterBreak="0">
     <w:nsid w:val="47C63F90"/>
     <w:multiLevelType w:val="hybridMultilevel"/>
     <w:tmpl w:val="214CC6C4"/>
@@ -22103,7 +22764,7 @@
       </w:pPr>
     </w:lvl>
   </w:abstractNum>
-  <w:abstractNum w:abstractNumId="50" w15:restartNumberingAfterBreak="0">
+  <w:abstractNum w:abstractNumId="51" w15:restartNumberingAfterBreak="0">
     <w:nsid w:val="48424B8D"/>
     <w:multiLevelType w:val="hybridMultilevel"/>
     <w:tmpl w:val="214CC6C4"/>
@@ -22189,7 +22850,7 @@
       </w:pPr>
     </w:lvl>
   </w:abstractNum>
-  <w:abstractNum w:abstractNumId="51" w15:restartNumberingAfterBreak="0">
+  <w:abstractNum w:abstractNumId="52" w15:restartNumberingAfterBreak="0">
     <w:nsid w:val="48E719F4"/>
     <w:multiLevelType w:val="hybridMultilevel"/>
     <w:tmpl w:val="214CC6C4"/>
@@ -22275,7 +22936,7 @@
       </w:pPr>
     </w:lvl>
   </w:abstractNum>
-  <w:abstractNum w:abstractNumId="52" w15:restartNumberingAfterBreak="0">
+  <w:abstractNum w:abstractNumId="53" w15:restartNumberingAfterBreak="0">
     <w:nsid w:val="4A276C6F"/>
     <w:multiLevelType w:val="hybridMultilevel"/>
     <w:tmpl w:val="214CC6C4"/>
@@ -22361,7 +23022,7 @@
       </w:pPr>
     </w:lvl>
   </w:abstractNum>
-  <w:abstractNum w:abstractNumId="53" w15:restartNumberingAfterBreak="0">
+  <w:abstractNum w:abstractNumId="54" w15:restartNumberingAfterBreak="0">
     <w:nsid w:val="4ACD66FA"/>
     <w:multiLevelType w:val="hybridMultilevel"/>
     <w:tmpl w:val="214CC6C4"/>
@@ -22447,7 +23108,7 @@
       </w:pPr>
     </w:lvl>
   </w:abstractNum>
-  <w:abstractNum w:abstractNumId="54" w15:restartNumberingAfterBreak="0">
+  <w:abstractNum w:abstractNumId="55" w15:restartNumberingAfterBreak="0">
     <w:nsid w:val="4B205F99"/>
     <w:multiLevelType w:val="hybridMultilevel"/>
     <w:tmpl w:val="214CC6C4"/>
@@ -22533,7 +23194,7 @@
       </w:pPr>
     </w:lvl>
   </w:abstractNum>
-  <w:abstractNum w:abstractNumId="55" w15:restartNumberingAfterBreak="0">
+  <w:abstractNum w:abstractNumId="56" w15:restartNumberingAfterBreak="0">
     <w:nsid w:val="4B7F04E2"/>
     <w:multiLevelType w:val="hybridMultilevel"/>
     <w:tmpl w:val="214CC6C4"/>
@@ -22619,7 +23280,7 @@
       </w:pPr>
     </w:lvl>
   </w:abstractNum>
-  <w:abstractNum w:abstractNumId="56" w15:restartNumberingAfterBreak="0">
+  <w:abstractNum w:abstractNumId="57" w15:restartNumberingAfterBreak="0">
     <w:nsid w:val="4D9A4F4C"/>
     <w:multiLevelType w:val="hybridMultilevel"/>
     <w:tmpl w:val="214CC6C4"/>
@@ -22705,7 +23366,7 @@
       </w:pPr>
     </w:lvl>
   </w:abstractNum>
-  <w:abstractNum w:abstractNumId="57" w15:restartNumberingAfterBreak="0">
+  <w:abstractNum w:abstractNumId="58" w15:restartNumberingAfterBreak="0">
     <w:nsid w:val="4FB81408"/>
     <w:multiLevelType w:val="hybridMultilevel"/>
     <w:tmpl w:val="214CC6C4"/>
@@ -22791,7 +23452,7 @@
       </w:pPr>
     </w:lvl>
   </w:abstractNum>
-  <w:abstractNum w:abstractNumId="58" w15:restartNumberingAfterBreak="0">
+  <w:abstractNum w:abstractNumId="59" w15:restartNumberingAfterBreak="0">
     <w:nsid w:val="56833A85"/>
     <w:multiLevelType w:val="hybridMultilevel"/>
     <w:tmpl w:val="214CC6C4"/>
@@ -22877,7 +23538,7 @@
       </w:pPr>
     </w:lvl>
   </w:abstractNum>
-  <w:abstractNum w:abstractNumId="59" w15:restartNumberingAfterBreak="0">
+  <w:abstractNum w:abstractNumId="60" w15:restartNumberingAfterBreak="0">
     <w:nsid w:val="56C643E7"/>
     <w:multiLevelType w:val="hybridMultilevel"/>
     <w:tmpl w:val="214CC6C4"/>
@@ -22963,7 +23624,7 @@
       </w:pPr>
     </w:lvl>
   </w:abstractNum>
-  <w:abstractNum w:abstractNumId="60" w15:restartNumberingAfterBreak="0">
+  <w:abstractNum w:abstractNumId="61" w15:restartNumberingAfterBreak="0">
     <w:nsid w:val="59654531"/>
     <w:multiLevelType w:val="hybridMultilevel"/>
     <w:tmpl w:val="214CC6C4"/>
@@ -23049,7 +23710,7 @@
       </w:pPr>
     </w:lvl>
   </w:abstractNum>
-  <w:abstractNum w:abstractNumId="61" w15:restartNumberingAfterBreak="0">
+  <w:abstractNum w:abstractNumId="62" w15:restartNumberingAfterBreak="0">
     <w:nsid w:val="59CA6D97"/>
     <w:multiLevelType w:val="hybridMultilevel"/>
     <w:tmpl w:val="214CC6C4"/>
@@ -23135,7 +23796,7 @@
       </w:pPr>
     </w:lvl>
   </w:abstractNum>
-  <w:abstractNum w:abstractNumId="62" w15:restartNumberingAfterBreak="0">
+  <w:abstractNum w:abstractNumId="63" w15:restartNumberingAfterBreak="0">
     <w:nsid w:val="60085356"/>
     <w:multiLevelType w:val="hybridMultilevel"/>
     <w:tmpl w:val="214CC6C4"/>
@@ -23221,7 +23882,7 @@
       </w:pPr>
     </w:lvl>
   </w:abstractNum>
-  <w:abstractNum w:abstractNumId="63" w15:restartNumberingAfterBreak="0">
+  <w:abstractNum w:abstractNumId="64" w15:restartNumberingAfterBreak="0">
     <w:nsid w:val="61513B38"/>
     <w:multiLevelType w:val="hybridMultilevel"/>
     <w:tmpl w:val="4D926568"/>
@@ -23307,7 +23968,7 @@
       </w:pPr>
     </w:lvl>
   </w:abstractNum>
-  <w:abstractNum w:abstractNumId="64" w15:restartNumberingAfterBreak="0">
+  <w:abstractNum w:abstractNumId="65" w15:restartNumberingAfterBreak="0">
     <w:nsid w:val="62686DE9"/>
     <w:multiLevelType w:val="hybridMultilevel"/>
     <w:tmpl w:val="214CC6C4"/>
@@ -23393,7 +24054,7 @@
       </w:pPr>
     </w:lvl>
   </w:abstractNum>
-  <w:abstractNum w:abstractNumId="65" w15:restartNumberingAfterBreak="0">
+  <w:abstractNum w:abstractNumId="66" w15:restartNumberingAfterBreak="0">
     <w:nsid w:val="64B53F9E"/>
     <w:multiLevelType w:val="hybridMultilevel"/>
     <w:tmpl w:val="214CC6C4"/>
@@ -23479,7 +24140,7 @@
       </w:pPr>
     </w:lvl>
   </w:abstractNum>
-  <w:abstractNum w:abstractNumId="66" w15:restartNumberingAfterBreak="0">
+  <w:abstractNum w:abstractNumId="67" w15:restartNumberingAfterBreak="0">
     <w:nsid w:val="64EC6FC0"/>
     <w:multiLevelType w:val="hybridMultilevel"/>
     <w:tmpl w:val="214CC6C4"/>
@@ -23565,7 +24226,7 @@
       </w:pPr>
     </w:lvl>
   </w:abstractNum>
-  <w:abstractNum w:abstractNumId="67" w15:restartNumberingAfterBreak="0">
+  <w:abstractNum w:abstractNumId="68" w15:restartNumberingAfterBreak="0">
     <w:nsid w:val="65466AFA"/>
     <w:multiLevelType w:val="hybridMultilevel"/>
     <w:tmpl w:val="214CC6C4"/>
@@ -23651,7 +24312,7 @@
       </w:pPr>
     </w:lvl>
   </w:abstractNum>
-  <w:abstractNum w:abstractNumId="68" w15:restartNumberingAfterBreak="0">
+  <w:abstractNum w:abstractNumId="69" w15:restartNumberingAfterBreak="0">
     <w:nsid w:val="65972C68"/>
     <w:multiLevelType w:val="hybridMultilevel"/>
     <w:tmpl w:val="214CC6C4"/>
@@ -23737,7 +24398,7 @@
       </w:pPr>
     </w:lvl>
   </w:abstractNum>
-  <w:abstractNum w:abstractNumId="69" w15:restartNumberingAfterBreak="0">
+  <w:abstractNum w:abstractNumId="70" w15:restartNumberingAfterBreak="0">
     <w:nsid w:val="68167485"/>
     <w:multiLevelType w:val="hybridMultilevel"/>
     <w:tmpl w:val="214CC6C4"/>
@@ -23823,7 +24484,7 @@
       </w:pPr>
     </w:lvl>
   </w:abstractNum>
-  <w:abstractNum w:abstractNumId="70" w15:restartNumberingAfterBreak="0">
+  <w:abstractNum w:abstractNumId="71" w15:restartNumberingAfterBreak="0">
     <w:nsid w:val="692A3DFA"/>
     <w:multiLevelType w:val="hybridMultilevel"/>
     <w:tmpl w:val="214CC6C4"/>
@@ -23909,7 +24570,7 @@
       </w:pPr>
     </w:lvl>
   </w:abstractNum>
-  <w:abstractNum w:abstractNumId="71" w15:restartNumberingAfterBreak="0">
+  <w:abstractNum w:abstractNumId="72" w15:restartNumberingAfterBreak="0">
     <w:nsid w:val="6AD95314"/>
     <w:multiLevelType w:val="hybridMultilevel"/>
     <w:tmpl w:val="214CC6C4"/>
@@ -23995,7 +24656,7 @@
       </w:pPr>
     </w:lvl>
   </w:abstractNum>
-  <w:abstractNum w:abstractNumId="72" w15:restartNumberingAfterBreak="0">
+  <w:abstractNum w:abstractNumId="73" w15:restartNumberingAfterBreak="0">
     <w:nsid w:val="6B085590"/>
     <w:multiLevelType w:val="hybridMultilevel"/>
     <w:tmpl w:val="214CC6C4"/>
@@ -24081,7 +24742,7 @@
       </w:pPr>
     </w:lvl>
   </w:abstractNum>
-  <w:abstractNum w:abstractNumId="73" w15:restartNumberingAfterBreak="0">
+  <w:abstractNum w:abstractNumId="74" w15:restartNumberingAfterBreak="0">
     <w:nsid w:val="6C802E67"/>
     <w:multiLevelType w:val="hybridMultilevel"/>
     <w:tmpl w:val="214CC6C4"/>
@@ -24167,7 +24828,7 @@
       </w:pPr>
     </w:lvl>
   </w:abstractNum>
-  <w:abstractNum w:abstractNumId="74" w15:restartNumberingAfterBreak="0">
+  <w:abstractNum w:abstractNumId="75" w15:restartNumberingAfterBreak="0">
     <w:nsid w:val="6EC96476"/>
     <w:multiLevelType w:val="hybridMultilevel"/>
     <w:tmpl w:val="3DFEBE78"/>
@@ -24253,7 +24914,7 @@
       </w:pPr>
     </w:lvl>
   </w:abstractNum>
-  <w:abstractNum w:abstractNumId="75" w15:restartNumberingAfterBreak="0">
+  <w:abstractNum w:abstractNumId="76" w15:restartNumberingAfterBreak="0">
     <w:nsid w:val="726B52C1"/>
     <w:multiLevelType w:val="hybridMultilevel"/>
     <w:tmpl w:val="214CC6C4"/>
@@ -24339,7 +25000,7 @@
       </w:pPr>
     </w:lvl>
   </w:abstractNum>
-  <w:abstractNum w:abstractNumId="76" w15:restartNumberingAfterBreak="0">
+  <w:abstractNum w:abstractNumId="77" w15:restartNumberingAfterBreak="0">
     <w:nsid w:val="728B0421"/>
     <w:multiLevelType w:val="hybridMultilevel"/>
     <w:tmpl w:val="214CC6C4"/>
@@ -24425,7 +25086,7 @@
       </w:pPr>
     </w:lvl>
   </w:abstractNum>
-  <w:abstractNum w:abstractNumId="77" w15:restartNumberingAfterBreak="0">
+  <w:abstractNum w:abstractNumId="78" w15:restartNumberingAfterBreak="0">
     <w:nsid w:val="73401E16"/>
     <w:multiLevelType w:val="hybridMultilevel"/>
     <w:tmpl w:val="214CC6C4"/>
@@ -24511,7 +25172,7 @@
       </w:pPr>
     </w:lvl>
   </w:abstractNum>
-  <w:abstractNum w:abstractNumId="78" w15:restartNumberingAfterBreak="0">
+  <w:abstractNum w:abstractNumId="79" w15:restartNumberingAfterBreak="0">
     <w:nsid w:val="75336A05"/>
     <w:multiLevelType w:val="hybridMultilevel"/>
     <w:tmpl w:val="214CC6C4"/>
@@ -24597,7 +25258,7 @@
       </w:pPr>
     </w:lvl>
   </w:abstractNum>
-  <w:abstractNum w:abstractNumId="79" w15:restartNumberingAfterBreak="0">
+  <w:abstractNum w:abstractNumId="80" w15:restartNumberingAfterBreak="0">
     <w:nsid w:val="779B3DB6"/>
     <w:multiLevelType w:val="hybridMultilevel"/>
     <w:tmpl w:val="214CC6C4"/>
@@ -24683,7 +25344,7 @@
       </w:pPr>
     </w:lvl>
   </w:abstractNum>
-  <w:abstractNum w:abstractNumId="80" w15:restartNumberingAfterBreak="0">
+  <w:abstractNum w:abstractNumId="81" w15:restartNumberingAfterBreak="0">
     <w:nsid w:val="7B23524C"/>
     <w:multiLevelType w:val="hybridMultilevel"/>
     <w:tmpl w:val="214CC6C4"/>
@@ -24769,7 +25430,7 @@
       </w:pPr>
     </w:lvl>
   </w:abstractNum>
-  <w:abstractNum w:abstractNumId="81" w15:restartNumberingAfterBreak="0">
+  <w:abstractNum w:abstractNumId="82" w15:restartNumberingAfterBreak="0">
     <w:nsid w:val="7B8572AA"/>
     <w:multiLevelType w:val="hybridMultilevel"/>
     <w:tmpl w:val="214CC6C4"/>
@@ -24855,7 +25516,7 @@
       </w:pPr>
     </w:lvl>
   </w:abstractNum>
-  <w:abstractNum w:abstractNumId="82" w15:restartNumberingAfterBreak="0">
+  <w:abstractNum w:abstractNumId="83" w15:restartNumberingAfterBreak="0">
     <w:nsid w:val="7BD85F1F"/>
     <w:multiLevelType w:val="hybridMultilevel"/>
     <w:tmpl w:val="214CC6C4"/>
@@ -24941,7 +25602,7 @@
       </w:pPr>
     </w:lvl>
   </w:abstractNum>
-  <w:abstractNum w:abstractNumId="83" w15:restartNumberingAfterBreak="0">
+  <w:abstractNum w:abstractNumId="84" w15:restartNumberingAfterBreak="0">
     <w:nsid w:val="7BE25365"/>
     <w:multiLevelType w:val="hybridMultilevel"/>
     <w:tmpl w:val="214CC6C4"/>
@@ -25028,28 +25689,28 @@
     </w:lvl>
   </w:abstractNum>
   <w:num w:numId="1" w16cid:durableId="689641893">
-    <w:abstractNumId w:val="41"/>
+    <w:abstractNumId w:val="42"/>
   </w:num>
   <w:num w:numId="2" w16cid:durableId="1714230517">
-    <w:abstractNumId w:val="58"/>
+    <w:abstractNumId w:val="59"/>
   </w:num>
   <w:num w:numId="3" w16cid:durableId="602418336">
-    <w:abstractNumId w:val="34"/>
+    <w:abstractNumId w:val="35"/>
   </w:num>
   <w:num w:numId="4" w16cid:durableId="319892333">
-    <w:abstractNumId w:val="63"/>
+    <w:abstractNumId w:val="64"/>
   </w:num>
   <w:num w:numId="5" w16cid:durableId="1682078939">
-    <w:abstractNumId w:val="69"/>
+    <w:abstractNumId w:val="70"/>
   </w:num>
   <w:num w:numId="6" w16cid:durableId="69352654">
-    <w:abstractNumId w:val="83"/>
+    <w:abstractNumId w:val="84"/>
   </w:num>
   <w:num w:numId="7" w16cid:durableId="399905843">
     <w:abstractNumId w:val="7"/>
   </w:num>
   <w:num w:numId="8" w16cid:durableId="1951157062">
-    <w:abstractNumId w:val="21"/>
+    <w:abstractNumId w:val="22"/>
   </w:num>
   <w:num w:numId="9" w16cid:durableId="646978431">
     <w:abstractNumId w:val="1"/>
@@ -25058,226 +25719,229 @@
     <w:abstractNumId w:val="5"/>
   </w:num>
   <w:num w:numId="11" w16cid:durableId="618218708">
-    <w:abstractNumId w:val="52"/>
+    <w:abstractNumId w:val="53"/>
   </w:num>
   <w:num w:numId="12" w16cid:durableId="1832019268">
-    <w:abstractNumId w:val="38"/>
+    <w:abstractNumId w:val="39"/>
   </w:num>
   <w:num w:numId="13" w16cid:durableId="2082213922">
-    <w:abstractNumId w:val="39"/>
+    <w:abstractNumId w:val="40"/>
   </w:num>
   <w:num w:numId="14" w16cid:durableId="1738477231">
-    <w:abstractNumId w:val="31"/>
+    <w:abstractNumId w:val="32"/>
   </w:num>
   <w:num w:numId="15" w16cid:durableId="1288660286">
-    <w:abstractNumId w:val="43"/>
+    <w:abstractNumId w:val="44"/>
   </w:num>
   <w:num w:numId="16" w16cid:durableId="1466973576">
-    <w:abstractNumId w:val="53"/>
+    <w:abstractNumId w:val="54"/>
   </w:num>
   <w:num w:numId="17" w16cid:durableId="1965962244">
-    <w:abstractNumId w:val="55"/>
+    <w:abstractNumId w:val="56"/>
   </w:num>
   <w:num w:numId="18" w16cid:durableId="857428966">
+    <w:abstractNumId w:val="58"/>
+  </w:num>
+  <w:num w:numId="19" w16cid:durableId="1102727235">
+    <w:abstractNumId w:val="82"/>
+  </w:num>
+  <w:num w:numId="20" w16cid:durableId="1825009635">
     <w:abstractNumId w:val="57"/>
   </w:num>
-  <w:num w:numId="19" w16cid:durableId="1102727235">
-    <w:abstractNumId w:val="81"/>
-  </w:num>
-  <w:num w:numId="20" w16cid:durableId="1825009635">
-    <w:abstractNumId w:val="56"/>
-  </w:num>
   <w:num w:numId="21" w16cid:durableId="1057817951">
-    <w:abstractNumId w:val="59"/>
+    <w:abstractNumId w:val="60"/>
   </w:num>
   <w:num w:numId="22" w16cid:durableId="1840851271">
-    <w:abstractNumId w:val="75"/>
+    <w:abstractNumId w:val="76"/>
   </w:num>
   <w:num w:numId="23" w16cid:durableId="31004759">
     <w:abstractNumId w:val="4"/>
   </w:num>
   <w:num w:numId="24" w16cid:durableId="196084434">
-    <w:abstractNumId w:val="45"/>
+    <w:abstractNumId w:val="46"/>
   </w:num>
   <w:num w:numId="25" w16cid:durableId="1765566772">
-    <w:abstractNumId w:val="22"/>
+    <w:abstractNumId w:val="23"/>
   </w:num>
   <w:num w:numId="26" w16cid:durableId="2051343699">
-    <w:abstractNumId w:val="18"/>
+    <w:abstractNumId w:val="19"/>
   </w:num>
   <w:num w:numId="27" w16cid:durableId="1356075474">
-    <w:abstractNumId w:val="12"/>
+    <w:abstractNumId w:val="13"/>
   </w:num>
   <w:num w:numId="28" w16cid:durableId="1531380620">
+    <w:abstractNumId w:val="78"/>
+  </w:num>
+  <w:num w:numId="29" w16cid:durableId="557712069">
     <w:abstractNumId w:val="77"/>
   </w:num>
-  <w:num w:numId="29" w16cid:durableId="557712069">
-    <w:abstractNumId w:val="76"/>
-  </w:num>
   <w:num w:numId="30" w16cid:durableId="1426002138">
-    <w:abstractNumId w:val="62"/>
+    <w:abstractNumId w:val="63"/>
   </w:num>
   <w:num w:numId="31" w16cid:durableId="1782995960">
-    <w:abstractNumId w:val="9"/>
+    <w:abstractNumId w:val="10"/>
   </w:num>
   <w:num w:numId="32" w16cid:durableId="760878363">
     <w:abstractNumId w:val="0"/>
   </w:num>
   <w:num w:numId="33" w16cid:durableId="1618559931">
-    <w:abstractNumId w:val="68"/>
+    <w:abstractNumId w:val="69"/>
   </w:num>
   <w:num w:numId="34" w16cid:durableId="1400901532">
-    <w:abstractNumId w:val="16"/>
+    <w:abstractNumId w:val="17"/>
   </w:num>
   <w:num w:numId="35" w16cid:durableId="1285959423">
-    <w:abstractNumId w:val="10"/>
+    <w:abstractNumId w:val="11"/>
   </w:num>
   <w:num w:numId="36" w16cid:durableId="741366976">
-    <w:abstractNumId w:val="8"/>
+    <w:abstractNumId w:val="9"/>
   </w:num>
   <w:num w:numId="37" w16cid:durableId="2038775239">
-    <w:abstractNumId w:val="25"/>
+    <w:abstractNumId w:val="26"/>
   </w:num>
   <w:num w:numId="38" w16cid:durableId="649556783">
+    <w:abstractNumId w:val="80"/>
+  </w:num>
+  <w:num w:numId="39" w16cid:durableId="1653750230">
+    <w:abstractNumId w:val="72"/>
+  </w:num>
+  <w:num w:numId="40" w16cid:durableId="938491575">
+    <w:abstractNumId w:val="61"/>
+  </w:num>
+  <w:num w:numId="41" w16cid:durableId="282228440">
+    <w:abstractNumId w:val="62"/>
+  </w:num>
+  <w:num w:numId="42" w16cid:durableId="1852640132">
+    <w:abstractNumId w:val="74"/>
+  </w:num>
+  <w:num w:numId="43" w16cid:durableId="1346899273">
+    <w:abstractNumId w:val="14"/>
+  </w:num>
+  <w:num w:numId="44" w16cid:durableId="209463670">
+    <w:abstractNumId w:val="37"/>
+  </w:num>
+  <w:num w:numId="45" w16cid:durableId="1180044402">
+    <w:abstractNumId w:val="73"/>
+  </w:num>
+  <w:num w:numId="46" w16cid:durableId="581186852">
+    <w:abstractNumId w:val="51"/>
+  </w:num>
+  <w:num w:numId="47" w16cid:durableId="114033196">
     <w:abstractNumId w:val="79"/>
   </w:num>
-  <w:num w:numId="39" w16cid:durableId="1653750230">
-    <w:abstractNumId w:val="71"/>
-  </w:num>
-  <w:num w:numId="40" w16cid:durableId="938491575">
-    <w:abstractNumId w:val="60"/>
-  </w:num>
-  <w:num w:numId="41" w16cid:durableId="282228440">
-    <w:abstractNumId w:val="61"/>
-  </w:num>
-  <w:num w:numId="42" w16cid:durableId="1852640132">
-    <w:abstractNumId w:val="73"/>
-  </w:num>
-  <w:num w:numId="43" w16cid:durableId="1346899273">
-    <w:abstractNumId w:val="13"/>
-  </w:num>
-  <w:num w:numId="44" w16cid:durableId="209463670">
-    <w:abstractNumId w:val="36"/>
-  </w:num>
-  <w:num w:numId="45" w16cid:durableId="1180044402">
-    <w:abstractNumId w:val="72"/>
-  </w:num>
-  <w:num w:numId="46" w16cid:durableId="581186852">
-    <w:abstractNumId w:val="50"/>
-  </w:num>
-  <w:num w:numId="47" w16cid:durableId="114033196">
-    <w:abstractNumId w:val="78"/>
-  </w:num>
   <w:num w:numId="48" w16cid:durableId="1500274313">
-    <w:abstractNumId w:val="23"/>
+    <w:abstractNumId w:val="24"/>
   </w:num>
   <w:num w:numId="49" w16cid:durableId="1362121190">
-    <w:abstractNumId w:val="17"/>
+    <w:abstractNumId w:val="18"/>
   </w:num>
   <w:num w:numId="50" w16cid:durableId="1031879328">
     <w:abstractNumId w:val="2"/>
   </w:num>
   <w:num w:numId="51" w16cid:durableId="71323068">
-    <w:abstractNumId w:val="44"/>
+    <w:abstractNumId w:val="45"/>
   </w:num>
   <w:num w:numId="52" w16cid:durableId="791824026">
-    <w:abstractNumId w:val="11"/>
+    <w:abstractNumId w:val="12"/>
   </w:num>
   <w:num w:numId="53" w16cid:durableId="1858884855">
+    <w:abstractNumId w:val="28"/>
+  </w:num>
+  <w:num w:numId="54" w16cid:durableId="743839652">
+    <w:abstractNumId w:val="15"/>
+  </w:num>
+  <w:num w:numId="55" w16cid:durableId="319189279">
+    <w:abstractNumId w:val="43"/>
+  </w:num>
+  <w:num w:numId="56" w16cid:durableId="1084959942">
+    <w:abstractNumId w:val="55"/>
+  </w:num>
+  <w:num w:numId="57" w16cid:durableId="551775919">
+    <w:abstractNumId w:val="16"/>
+  </w:num>
+  <w:num w:numId="58" w16cid:durableId="449978646">
+    <w:abstractNumId w:val="25"/>
+  </w:num>
+  <w:num w:numId="59" w16cid:durableId="147091717">
+    <w:abstractNumId w:val="36"/>
+  </w:num>
+  <w:num w:numId="60" w16cid:durableId="83651720">
+    <w:abstractNumId w:val="29"/>
+  </w:num>
+  <w:num w:numId="61" w16cid:durableId="669069174">
+    <w:abstractNumId w:val="31"/>
+  </w:num>
+  <w:num w:numId="62" w16cid:durableId="1481843890">
+    <w:abstractNumId w:val="68"/>
+  </w:num>
+  <w:num w:numId="63" w16cid:durableId="410079372">
+    <w:abstractNumId w:val="38"/>
+  </w:num>
+  <w:num w:numId="64" w16cid:durableId="811677477">
     <w:abstractNumId w:val="27"/>
   </w:num>
-  <w:num w:numId="54" w16cid:durableId="743839652">
-    <w:abstractNumId w:val="14"/>
+  <w:num w:numId="65" w16cid:durableId="817649347">
+    <w:abstractNumId w:val="41"/>
   </w:num>
-  <w:num w:numId="55" w16cid:durableId="319189279">
-    <w:abstractNumId w:val="42"/>
+  <w:num w:numId="66" w16cid:durableId="2128037891">
+    <w:abstractNumId w:val="49"/>
   </w:num>
-  <w:num w:numId="56" w16cid:durableId="1084959942">
-    <w:abstractNumId w:val="54"/>
+  <w:num w:numId="67" w16cid:durableId="1726219145">
+    <w:abstractNumId w:val="81"/>
   </w:num>
-  <w:num w:numId="57" w16cid:durableId="551775919">
-    <w:abstractNumId w:val="15"/>
+  <w:num w:numId="68" w16cid:durableId="1766615434">
+    <w:abstractNumId w:val="67"/>
   </w:num>
-  <w:num w:numId="58" w16cid:durableId="449978646">
-    <w:abstractNumId w:val="24"/>
-  </w:num>
-  <w:num w:numId="59" w16cid:durableId="147091717">
-    <w:abstractNumId w:val="35"/>
-  </w:num>
-  <w:num w:numId="60" w16cid:durableId="83651720">
-    <w:abstractNumId w:val="28"/>
-  </w:num>
-  <w:num w:numId="61" w16cid:durableId="669069174">
+  <w:num w:numId="69" w16cid:durableId="280234627">
     <w:abstractNumId w:val="30"/>
   </w:num>
-  <w:num w:numId="62" w16cid:durableId="1481843890">
-    <w:abstractNumId w:val="67"/>
-  </w:num>
-  <w:num w:numId="63" w16cid:durableId="410079372">
-    <w:abstractNumId w:val="37"/>
-  </w:num>
-  <w:num w:numId="64" w16cid:durableId="811677477">
-    <w:abstractNumId w:val="26"/>
-  </w:num>
-  <w:num w:numId="65" w16cid:durableId="817649347">
-    <w:abstractNumId w:val="40"/>
-  </w:num>
-  <w:num w:numId="66" w16cid:durableId="2128037891">
-    <w:abstractNumId w:val="48"/>
-  </w:num>
-  <w:num w:numId="67" w16cid:durableId="1726219145">
-    <w:abstractNumId w:val="80"/>
-  </w:num>
-  <w:num w:numId="68" w16cid:durableId="1766615434">
-    <w:abstractNumId w:val="66"/>
-  </w:num>
-  <w:num w:numId="69" w16cid:durableId="280234627">
-    <w:abstractNumId w:val="29"/>
-  </w:num>
   <w:num w:numId="70" w16cid:durableId="1207910607">
-    <w:abstractNumId w:val="64"/>
+    <w:abstractNumId w:val="65"/>
   </w:num>
   <w:num w:numId="71" w16cid:durableId="1640526067">
     <w:abstractNumId w:val="3"/>
   </w:num>
   <w:num w:numId="72" w16cid:durableId="1480685150">
-    <w:abstractNumId w:val="51"/>
+    <w:abstractNumId w:val="52"/>
   </w:num>
   <w:num w:numId="73" w16cid:durableId="1902905193">
-    <w:abstractNumId w:val="33"/>
+    <w:abstractNumId w:val="34"/>
   </w:num>
   <w:num w:numId="74" w16cid:durableId="1699814716">
-    <w:abstractNumId w:val="70"/>
+    <w:abstractNumId w:val="71"/>
   </w:num>
   <w:num w:numId="75" w16cid:durableId="1095246353">
-    <w:abstractNumId w:val="20"/>
+    <w:abstractNumId w:val="21"/>
   </w:num>
   <w:num w:numId="76" w16cid:durableId="1478064906">
-    <w:abstractNumId w:val="65"/>
+    <w:abstractNumId w:val="66"/>
   </w:num>
   <w:num w:numId="77" w16cid:durableId="153382077">
     <w:abstractNumId w:val="6"/>
   </w:num>
   <w:num w:numId="78" w16cid:durableId="1038506737">
-    <w:abstractNumId w:val="32"/>
+    <w:abstractNumId w:val="33"/>
   </w:num>
   <w:num w:numId="79" w16cid:durableId="370769239">
+    <w:abstractNumId w:val="48"/>
+  </w:num>
+  <w:num w:numId="80" w16cid:durableId="1923443751">
+    <w:abstractNumId w:val="83"/>
+  </w:num>
+  <w:num w:numId="81" w16cid:durableId="1046220979">
     <w:abstractNumId w:val="47"/>
   </w:num>
-  <w:num w:numId="80" w16cid:durableId="1923443751">
-    <w:abstractNumId w:val="82"/>
-  </w:num>
-  <w:num w:numId="81" w16cid:durableId="1046220979">
-    <w:abstractNumId w:val="46"/>
-  </w:num>
   <w:num w:numId="82" w16cid:durableId="1474832525">
-    <w:abstractNumId w:val="74"/>
+    <w:abstractNumId w:val="75"/>
   </w:num>
   <w:num w:numId="83" w16cid:durableId="1246305922">
-    <w:abstractNumId w:val="19"/>
+    <w:abstractNumId w:val="20"/>
   </w:num>
   <w:num w:numId="84" w16cid:durableId="769273119">
-    <w:abstractNumId w:val="49"/>
+    <w:abstractNumId w:val="50"/>
+  </w:num>
+  <w:num w:numId="85" w16cid:durableId="470291308">
+    <w:abstractNumId w:val="8"/>
   </w:num>
   <w:numIdMacAtCleanup w:val="82"/>
 </w:numbering>

--- a/doc/Change log.docx
+++ b/doc/Change log.docx
@@ -44,23 +44,7 @@
     </w:p>
     <w:p>
       <w:r>
-        <w:t>Note: For complex changes, tag the source file lines with:</w:t>
-      </w:r>
-      <w:proofErr w:type="gramStart"/>
-      <w:r>
-        <w:t xml:space="preserve">  ;</w:t>
-      </w:r>
-      <w:proofErr w:type="gramEnd"/>
-      <w:r>
-        <w:t>@month-year (</w:t>
-      </w:r>
-      <w:proofErr w:type="gramStart"/>
-      <w:r>
-        <w:t>e.g. ;</w:t>
-      </w:r>
-      <w:proofErr w:type="gramEnd"/>
-      <w:r>
-        <w:t xml:space="preserve">@3-16). </w:t>
+        <w:t xml:space="preserve">Note: For complex changes, tag the source file lines with:  ;@month-year (e.g. ;@3-16). </w:t>
       </w:r>
     </w:p>
     <w:p>
@@ -74,21 +58,25 @@
         <w:rPr>
           <w:lang w:val="en-AU"/>
         </w:rPr>
-        <w:t xml:space="preserve">10 </w:t>
-      </w:r>
-      <w:proofErr w:type="gramStart"/>
+        <w:t>3</w:t>
+      </w:r>
       <w:r>
         <w:rPr>
           <w:lang w:val="en-AU"/>
         </w:rPr>
-        <w:t>June,</w:t>
-      </w:r>
-      <w:proofErr w:type="gramEnd"/>
+        <w:t xml:space="preserve">0 </w:t>
+      </w:r>
       <w:r>
         <w:rPr>
           <w:lang w:val="en-AU"/>
         </w:rPr>
-        <w:t xml:space="preserve"> 2026 (branch “main”)</w:t>
+        <w:t>Aug</w:t>
+      </w:r>
+      <w:r>
+        <w:rPr>
+          <w:lang w:val="en-AU"/>
+        </w:rPr>
+        <w:t>, 2026 (branch “main”)</w:t>
       </w:r>
     </w:p>
     <w:p>
@@ -99,6 +87,53 @@
         </w:numPr>
       </w:pPr>
       <w:r>
+        <w:t>Device Petra P25 H5 Object</w:t>
+      </w:r>
+    </w:p>
+    <w:p>
+      <w:pPr>
+        <w:numPr>
+          <w:ilvl w:val="1"/>
+          <w:numId w:val="78"/>
+        </w:numPr>
+      </w:pPr>
+      <w:r>
+        <w:t>New object for P25 test data.</w:t>
+      </w:r>
+    </w:p>
+    <w:p>
+      <w:pPr>
+        <w:numPr>
+          <w:ilvl w:val="1"/>
+          <w:numId w:val="78"/>
+        </w:numPr>
+      </w:pPr>
+      <w:r>
+        <w:t>Reads all lines of image at present, which uses a lot of memory. This needs improvement, such as reading by slices of Y lines each pass, as in some other device objects.</w:t>
+      </w:r>
+    </w:p>
+    <w:p>
+      <w:pPr>
+        <w:pStyle w:val="Heading3"/>
+        <w:rPr>
+          <w:lang w:val="en-AU"/>
+        </w:rPr>
+      </w:pPr>
+      <w:r>
+        <w:rPr>
+          <w:lang w:val="en-AU"/>
+        </w:rPr>
+        <w:t>10 June, 2026 (branch “main”)</w:t>
+      </w:r>
+    </w:p>
+    <w:p>
+      <w:pPr>
+        <w:numPr>
+          <w:ilvl w:val="0"/>
+          <w:numId w:val="88"/>
+        </w:numPr>
+      </w:pPr>
+      <w:r>
         <w:t>‘</w:t>
       </w:r>
       <w:proofErr w:type="spellStart"/>
@@ -114,7 +149,7 @@
       <w:pPr>
         <w:numPr>
           <w:ilvl w:val="1"/>
-          <w:numId w:val="78"/>
+          <w:numId w:val="88"/>
         </w:numPr>
       </w:pPr>
       <w:r>
@@ -141,11 +176,16 @@
       <w:pPr>
         <w:numPr>
           <w:ilvl w:val="2"/>
-          <w:numId w:val="78"/>
-        </w:numPr>
-      </w:pPr>
-      <w:r>
-        <w:t xml:space="preserve">FalconX, </w:t>
+          <w:numId w:val="88"/>
+        </w:numPr>
+      </w:pPr>
+      <w:proofErr w:type="spellStart"/>
+      <w:r>
+        <w:t>FalconX</w:t>
+      </w:r>
+      <w:proofErr w:type="spellEnd"/>
+      <w:r>
+        <w:t xml:space="preserve">, </w:t>
       </w:r>
       <w:proofErr w:type="spellStart"/>
       <w:r>
@@ -168,7 +208,7 @@
       <w:pPr>
         <w:numPr>
           <w:ilvl w:val="2"/>
-          <w:numId w:val="78"/>
+          <w:numId w:val="88"/>
         </w:numPr>
       </w:pPr>
       <w:r>
@@ -187,7 +227,7 @@
       <w:pPr>
         <w:numPr>
           <w:ilvl w:val="2"/>
-          <w:numId w:val="78"/>
+          <w:numId w:val="88"/>
         </w:numPr>
       </w:pPr>
       <w:r>
@@ -198,7 +238,7 @@
       <w:pPr>
         <w:numPr>
           <w:ilvl w:val="1"/>
-          <w:numId w:val="78"/>
+          <w:numId w:val="88"/>
         </w:numPr>
       </w:pPr>
       <w:r>
@@ -217,7 +257,7 @@
       <w:pPr>
         <w:numPr>
           <w:ilvl w:val="2"/>
-          <w:numId w:val="78"/>
+          <w:numId w:val="88"/>
         </w:numPr>
       </w:pPr>
       <w:r>
@@ -236,7 +276,7 @@
       <w:pPr>
         <w:numPr>
           <w:ilvl w:val="1"/>
-          <w:numId w:val="78"/>
+          <w:numId w:val="88"/>
         </w:numPr>
       </w:pPr>
       <w:r>
@@ -255,7 +295,7 @@
       <w:pPr>
         <w:numPr>
           <w:ilvl w:val="2"/>
-          <w:numId w:val="78"/>
+          <w:numId w:val="88"/>
         </w:numPr>
       </w:pPr>
       <w:r>
@@ -265,7 +305,15 @@
         <w:t>5</w:t>
       </w:r>
       <w:r>
-        <w:t xml:space="preserve">, DAQ, FalconX, </w:t>
+        <w:t xml:space="preserve">, DAQ, </w:t>
+      </w:r>
+      <w:proofErr w:type="spellStart"/>
+      <w:r>
+        <w:t>FalconX</w:t>
+      </w:r>
+      <w:proofErr w:type="spellEnd"/>
+      <w:r>
+        <w:t xml:space="preserve">, </w:t>
       </w:r>
       <w:proofErr w:type="spellStart"/>
       <w:r>
@@ -288,7 +336,7 @@
       <w:pPr>
         <w:numPr>
           <w:ilvl w:val="1"/>
-          <w:numId w:val="78"/>
+          <w:numId w:val="88"/>
         </w:numPr>
       </w:pPr>
       <w:r>
@@ -316,7 +364,7 @@
       <w:pPr>
         <w:numPr>
           <w:ilvl w:val="2"/>
-          <w:numId w:val="78"/>
+          <w:numId w:val="88"/>
         </w:numPr>
       </w:pPr>
       <w:r>
@@ -333,35 +381,57 @@
       <w:pPr>
         <w:numPr>
           <w:ilvl w:val="1"/>
-          <w:numId w:val="78"/>
-        </w:numPr>
-      </w:pPr>
-      <w:r>
+          <w:numId w:val="88"/>
+        </w:numPr>
+        <w:rPr>
+          <w:highlight w:val="yellow"/>
+        </w:rPr>
+      </w:pPr>
+      <w:r>
+        <w:rPr>
+          <w:highlight w:val="yellow"/>
+        </w:rPr>
         <w:t xml:space="preserve">Do any of these </w:t>
       </w:r>
       <w:r>
         <w:rPr>
+          <w:highlight w:val="yellow"/>
           <w:u w:val="single"/>
         </w:rPr>
         <w:t>require</w:t>
       </w:r>
       <w:r>
+        <w:rPr>
+          <w:highlight w:val="yellow"/>
+        </w:rPr>
         <w:t xml:space="preserve"> returned ‘</w:t>
       </w:r>
       <w:proofErr w:type="spellStart"/>
       <w:r>
+        <w:rPr>
+          <w:highlight w:val="yellow"/>
+        </w:rPr>
         <w:t>dead_fraction</w:t>
       </w:r>
       <w:proofErr w:type="spellEnd"/>
       <w:r>
+        <w:rPr>
+          <w:highlight w:val="yellow"/>
+        </w:rPr>
         <w:t>’ to be divided by ‘dwell’? In other words, do they accumulate dead time into ‘</w:t>
       </w:r>
       <w:proofErr w:type="spellStart"/>
       <w:r>
+        <w:rPr>
+          <w:highlight w:val="yellow"/>
+        </w:rPr>
         <w:t>dead_fraction</w:t>
       </w:r>
       <w:proofErr w:type="spellEnd"/>
       <w:r>
+        <w:rPr>
+          <w:highlight w:val="yellow"/>
+        </w:rPr>
         <w:t>’ over event loop?</w:t>
       </w:r>
     </w:p>
@@ -369,7 +439,7 @@
       <w:pPr>
         <w:numPr>
           <w:ilvl w:val="2"/>
-          <w:numId w:val="78"/>
+          <w:numId w:val="88"/>
         </w:numPr>
       </w:pPr>
       <w:r>
@@ -380,7 +450,7 @@
       <w:pPr>
         <w:numPr>
           <w:ilvl w:val="2"/>
-          <w:numId w:val="78"/>
+          <w:numId w:val="88"/>
         </w:numPr>
       </w:pPr>
       <w:r>
@@ -391,7 +461,7 @@
       <w:pPr>
         <w:numPr>
           <w:ilvl w:val="2"/>
-          <w:numId w:val="78"/>
+          <w:numId w:val="88"/>
         </w:numPr>
       </w:pPr>
       <w:r>
@@ -408,7 +478,7 @@
       <w:pPr>
         <w:numPr>
           <w:ilvl w:val="3"/>
-          <w:numId w:val="78"/>
+          <w:numId w:val="88"/>
         </w:numPr>
       </w:pPr>
       <w:r>
@@ -419,7 +489,7 @@
       <w:pPr>
         <w:numPr>
           <w:ilvl w:val="3"/>
-          <w:numId w:val="78"/>
+          <w:numId w:val="88"/>
         </w:numPr>
       </w:pPr>
       <w:r>
@@ -439,7 +509,7 @@
       <w:pPr>
         <w:numPr>
           <w:ilvl w:val="1"/>
-          <w:numId w:val="78"/>
+          <w:numId w:val="88"/>
         </w:numPr>
       </w:pPr>
       <w:r>
@@ -450,20 +520,15 @@
       <w:pPr>
         <w:numPr>
           <w:ilvl w:val="2"/>
-          <w:numId w:val="78"/>
+          <w:numId w:val="88"/>
         </w:numPr>
       </w:pPr>
       <w:r>
         <w:t>‘</w:t>
       </w:r>
       <w:proofErr w:type="spellStart"/>
-      <w:proofErr w:type="gramStart"/>
-      <w:r>
-        <w:t>get</w:t>
-      </w:r>
-      <w:proofErr w:type="gramEnd"/>
-      <w:r>
-        <w:t>_dead_weight_mode</w:t>
+      <w:r>
+        <w:t>get_dead_weight_mode</w:t>
       </w:r>
       <w:proofErr w:type="spellEnd"/>
       <w:r>
@@ -474,20 +539,15 @@
       <w:pPr>
         <w:numPr>
           <w:ilvl w:val="2"/>
-          <w:numId w:val="78"/>
+          <w:numId w:val="88"/>
         </w:numPr>
       </w:pPr>
       <w:r>
         <w:t>‘</w:t>
       </w:r>
       <w:proofErr w:type="spellStart"/>
-      <w:proofErr w:type="gramStart"/>
-      <w:r>
-        <w:t>get</w:t>
-      </w:r>
-      <w:proofErr w:type="gramEnd"/>
-      <w:r>
-        <w:t>_dead_weight</w:t>
+      <w:r>
+        <w:t>get_dead_weight</w:t>
       </w:r>
       <w:proofErr w:type="spellEnd"/>
       <w:r>
@@ -498,7 +558,7 @@
       <w:pPr>
         <w:numPr>
           <w:ilvl w:val="2"/>
-          <w:numId w:val="78"/>
+          <w:numId w:val="88"/>
         </w:numPr>
       </w:pPr>
       <w:r>
@@ -526,7 +586,7 @@
       <w:pPr>
         <w:numPr>
           <w:ilvl w:val="0"/>
-          <w:numId w:val="78"/>
+          <w:numId w:val="88"/>
         </w:numPr>
       </w:pPr>
       <w:r>
@@ -537,7 +597,7 @@
       <w:pPr>
         <w:numPr>
           <w:ilvl w:val="1"/>
-          <w:numId w:val="78"/>
+          <w:numId w:val="88"/>
         </w:numPr>
       </w:pPr>
       <w:proofErr w:type="spellStart"/>
@@ -550,7 +610,7 @@
       <w:pPr>
         <w:numPr>
           <w:ilvl w:val="2"/>
-          <w:numId w:val="78"/>
+          <w:numId w:val="88"/>
         </w:numPr>
       </w:pPr>
       <w:r>
@@ -577,7 +637,7 @@
       <w:pPr>
         <w:numPr>
           <w:ilvl w:val="2"/>
-          <w:numId w:val="78"/>
+          <w:numId w:val="88"/>
         </w:numPr>
       </w:pPr>
       <w:r>
@@ -588,7 +648,7 @@
       <w:pPr>
         <w:numPr>
           <w:ilvl w:val="1"/>
-          <w:numId w:val="78"/>
+          <w:numId w:val="88"/>
         </w:numPr>
       </w:pPr>
       <w:proofErr w:type="spellStart"/>
@@ -601,7 +661,7 @@
       <w:pPr>
         <w:numPr>
           <w:ilvl w:val="2"/>
-          <w:numId w:val="78"/>
+          <w:numId w:val="88"/>
         </w:numPr>
       </w:pPr>
       <w:r>
@@ -612,7 +672,7 @@
       <w:pPr>
         <w:numPr>
           <w:ilvl w:val="2"/>
-          <w:numId w:val="78"/>
+          <w:numId w:val="88"/>
         </w:numPr>
       </w:pPr>
       <w:r>
@@ -623,7 +683,7 @@
       <w:pPr>
         <w:numPr>
           <w:ilvl w:val="2"/>
-          <w:numId w:val="78"/>
+          <w:numId w:val="88"/>
         </w:numPr>
       </w:pPr>
       <w:r>
@@ -634,7 +694,7 @@
       <w:pPr>
         <w:numPr>
           <w:ilvl w:val="1"/>
-          <w:numId w:val="78"/>
+          <w:numId w:val="88"/>
         </w:numPr>
       </w:pPr>
       <w:r>
@@ -645,7 +705,7 @@
       <w:pPr>
         <w:numPr>
           <w:ilvl w:val="0"/>
-          <w:numId w:val="78"/>
+          <w:numId w:val="88"/>
         </w:numPr>
       </w:pPr>
       <w:r>
@@ -656,7 +716,7 @@
       <w:pPr>
         <w:numPr>
           <w:ilvl w:val="1"/>
-          <w:numId w:val="78"/>
+          <w:numId w:val="88"/>
         </w:numPr>
       </w:pPr>
       <w:r>
@@ -683,7 +743,7 @@
       <w:pPr>
         <w:numPr>
           <w:ilvl w:val="1"/>
-          <w:numId w:val="78"/>
+          <w:numId w:val="88"/>
         </w:numPr>
       </w:pPr>
       <w:r>
@@ -694,7 +754,7 @@
       <w:pPr>
         <w:numPr>
           <w:ilvl w:val="0"/>
-          <w:numId w:val="78"/>
+          <w:numId w:val="88"/>
         </w:numPr>
       </w:pPr>
       <w:r>
@@ -705,10 +765,11 @@
       <w:pPr>
         <w:numPr>
           <w:ilvl w:val="1"/>
-          <w:numId w:val="78"/>
-        </w:numPr>
-      </w:pPr>
-      <w:r>
+          <w:numId w:val="88"/>
+        </w:numPr>
+      </w:pPr>
+      <w:r>
+        <w:lastRenderedPageBreak/>
         <w:t>Add methods: ‘</w:t>
       </w:r>
       <w:proofErr w:type="spellStart"/>
@@ -732,7 +793,7 @@
       <w:pPr>
         <w:numPr>
           <w:ilvl w:val="1"/>
-          <w:numId w:val="78"/>
+          <w:numId w:val="88"/>
         </w:numPr>
       </w:pPr>
       <w:r>
@@ -743,7 +804,7 @@
       <w:pPr>
         <w:numPr>
           <w:ilvl w:val="1"/>
-          <w:numId w:val="78"/>
+          <w:numId w:val="88"/>
         </w:numPr>
       </w:pPr>
       <w:r>
@@ -755,15 +816,7 @@
       </w:r>
       <w:proofErr w:type="spellEnd"/>
       <w:r>
-        <w:t xml:space="preserve">’ changed in v9.1. Now the header JSON throws an IDL error. It may be </w:t>
-      </w:r>
-      <w:proofErr w:type="gramStart"/>
-      <w:r>
-        <w:t>more strict</w:t>
-      </w:r>
-      <w:proofErr w:type="gramEnd"/>
-      <w:r>
-        <w:t xml:space="preserve"> on JSON format.</w:t>
+        <w:t>’ changed in v9.1. Now the header JSON throws an IDL error. It may be more strict on JSON format.</w:t>
       </w:r>
     </w:p>
     <w:p>
@@ -777,22 +830,7 @@
         <w:rPr>
           <w:lang w:val="en-AU"/>
         </w:rPr>
-        <w:lastRenderedPageBreak/>
-        <w:t xml:space="preserve">27 </w:t>
-      </w:r>
-      <w:proofErr w:type="gramStart"/>
-      <w:r>
-        <w:rPr>
-          <w:lang w:val="en-AU"/>
-        </w:rPr>
-        <w:t>May,</w:t>
-      </w:r>
-      <w:proofErr w:type="gramEnd"/>
-      <w:r>
-        <w:rPr>
-          <w:lang w:val="en-AU"/>
-        </w:rPr>
-        <w:t xml:space="preserve"> 2026 (branch “main”)</w:t>
+        <w:t>27 May, 2026 (branch “main”)</w:t>
       </w:r>
     </w:p>
     <w:p>
@@ -1029,21 +1067,7 @@
         <w:rPr>
           <w:lang w:val="en-AU"/>
         </w:rPr>
-        <w:t xml:space="preserve">26 </w:t>
-      </w:r>
-      <w:proofErr w:type="gramStart"/>
-      <w:r>
-        <w:rPr>
-          <w:lang w:val="en-AU"/>
-        </w:rPr>
-        <w:t>May,</w:t>
-      </w:r>
-      <w:proofErr w:type="gramEnd"/>
-      <w:r>
-        <w:rPr>
-          <w:lang w:val="en-AU"/>
-        </w:rPr>
-        <w:t xml:space="preserve"> 2026 (branch “</w:t>
+        <w:t>26 May, 2026 (branch “</w:t>
       </w:r>
       <w:proofErr w:type="spellStart"/>
       <w:r>
@@ -1084,15 +1108,7 @@
       </w:r>
       <w:proofErr w:type="spellEnd"/>
       <w:r>
-        <w:t xml:space="preserve"> DA” (MBDA) method </w:t>
-      </w:r>
-      <w:proofErr w:type="gramStart"/>
-      <w:r>
-        <w:t>as a way to</w:t>
-      </w:r>
-      <w:proofErr w:type="gramEnd"/>
-      <w:r>
-        <w:t xml:space="preserve"> target background shape primarily. See branch “</w:t>
+        <w:t xml:space="preserve"> DA” (MBDA) method as a way to target background shape primarily. See branch “</w:t>
       </w:r>
       <w:proofErr w:type="spellStart"/>
       <w:r>
@@ -1137,21 +1153,7 @@
         <w:rPr>
           <w:lang w:val="en-AU"/>
         </w:rPr>
-        <w:t xml:space="preserve"> </w:t>
-      </w:r>
-      <w:proofErr w:type="gramStart"/>
-      <w:r>
-        <w:rPr>
-          <w:lang w:val="en-AU"/>
-        </w:rPr>
-        <w:t>May,</w:t>
-      </w:r>
-      <w:proofErr w:type="gramEnd"/>
-      <w:r>
-        <w:rPr>
-          <w:lang w:val="en-AU"/>
-        </w:rPr>
-        <w:t xml:space="preserve"> 2026</w:t>
+        <w:t xml:space="preserve"> May, 2026</w:t>
       </w:r>
       <w:r>
         <w:rPr>
@@ -1230,13 +1232,8 @@
         <w:t xml:space="preserve">, </w:t>
       </w:r>
       <w:proofErr w:type="spellStart"/>
-      <w:proofErr w:type="gramStart"/>
-      <w:r>
-        <w:t>Read</w:t>
-      </w:r>
-      <w:proofErr w:type="gramEnd"/>
-      <w:r>
-        <w:t>_maia</w:t>
+      <w:r>
+        <w:t>Read_maia</w:t>
       </w:r>
       <w:proofErr w:type="spellEnd"/>
       <w:r>
@@ -1621,6 +1618,7 @@
         </w:numPr>
       </w:pPr>
       <w:r>
+        <w:lastRenderedPageBreak/>
         <w:t>If logging to a Log file for cluster mode is disabled (‘Cluster log 0’ in ‘</w:t>
       </w:r>
       <w:proofErr w:type="spellStart"/>
@@ -1665,7 +1663,6 @@
         </w:numPr>
       </w:pPr>
       <w:r>
-        <w:lastRenderedPageBreak/>
         <w:t>If this happens, enable log mode. A helpful trick is to add a prefix to any lines printed by ‘</w:t>
       </w:r>
       <w:proofErr w:type="spellStart"/>
@@ -1748,15 +1745,7 @@
         <w:t xml:space="preserve"> ‘help’</w:t>
       </w:r>
       <w:r>
-        <w:t xml:space="preserve"> </w:t>
-      </w:r>
-      <w:proofErr w:type="gramStart"/>
-      <w:r>
-        <w:t>is  print</w:t>
-      </w:r>
-      <w:proofErr w:type="gramEnd"/>
-      <w:r>
-        <w:t xml:space="preserve"> too</w:t>
+        <w:t xml:space="preserve"> is  print too</w:t>
       </w:r>
       <w:r>
         <w:t>.</w:t>
@@ -1851,21 +1840,7 @@
         <w:rPr>
           <w:lang w:val="en-AU"/>
         </w:rPr>
-        <w:t xml:space="preserve"> </w:t>
-      </w:r>
-      <w:proofErr w:type="gramStart"/>
-      <w:r>
-        <w:rPr>
-          <w:lang w:val="en-AU"/>
-        </w:rPr>
-        <w:t>May,</w:t>
-      </w:r>
-      <w:proofErr w:type="gramEnd"/>
-      <w:r>
-        <w:rPr>
-          <w:lang w:val="en-AU"/>
-        </w:rPr>
-        <w:t xml:space="preserve"> 2026</w:t>
+        <w:t xml:space="preserve"> May, 2026</w:t>
       </w:r>
     </w:p>
     <w:p>
@@ -1908,27 +1883,13 @@
         <w:rPr>
           <w:lang w:val="en-AU"/>
         </w:rPr>
-        <w:t xml:space="preserve"> - 5 </w:t>
-      </w:r>
-      <w:proofErr w:type="gramStart"/>
+        <w:t xml:space="preserve"> - 5 May</w:t>
+      </w:r>
       <w:r>
         <w:rPr>
           <w:lang w:val="en-AU"/>
         </w:rPr>
-        <w:t>May</w:t>
-      </w:r>
-      <w:r>
-        <w:rPr>
-          <w:lang w:val="en-AU"/>
-        </w:rPr>
-        <w:t>,</w:t>
-      </w:r>
-      <w:proofErr w:type="gramEnd"/>
-      <w:r>
-        <w:rPr>
-          <w:lang w:val="en-AU"/>
-        </w:rPr>
-        <w:t xml:space="preserve"> 202</w:t>
+        <w:t>, 202</w:t>
       </w:r>
       <w:r>
         <w:rPr>
@@ -2009,19 +1970,11 @@
         </w:numPr>
       </w:pPr>
       <w:r>
-        <w:t>Remove (*pp</w:t>
-      </w:r>
-      <w:proofErr w:type="gramStart"/>
-      <w:r>
-        <w:t>).</w:t>
-      </w:r>
-      <w:proofErr w:type="spellStart"/>
-      <w:r>
-        <w:t>energy</w:t>
-      </w:r>
-      <w:proofErr w:type="gramEnd"/>
-      <w:r>
-        <w:t>_cal_file</w:t>
+        <w:t>Remove (*pp).</w:t>
+      </w:r>
+      <w:proofErr w:type="spellStart"/>
+      <w:r>
+        <w:t>energy_cal_file</w:t>
       </w:r>
       <w:proofErr w:type="spellEnd"/>
       <w:r>
@@ -2572,6 +2525,7 @@
       </w:pPr>
       <w:proofErr w:type="spellStart"/>
       <w:r>
+        <w:lastRenderedPageBreak/>
         <w:t>Spectrum_load</w:t>
       </w:r>
       <w:proofErr w:type="spellEnd"/>
@@ -2645,7 +2599,6 @@
       </w:pPr>
       <w:proofErr w:type="spellStart"/>
       <w:r>
-        <w:lastRenderedPageBreak/>
         <w:t>Fit_setup</w:t>
       </w:r>
       <w:proofErr w:type="spellEnd"/>
@@ -2834,27 +2787,13 @@
         <w:rPr>
           <w:lang w:val="en-AU"/>
         </w:rPr>
-        <w:t xml:space="preserve">24 </w:t>
-      </w:r>
-      <w:proofErr w:type="gramStart"/>
+        <w:t>24 Apr</w:t>
+      </w:r>
       <w:r>
         <w:rPr>
           <w:lang w:val="en-AU"/>
         </w:rPr>
-        <w:t>Apr</w:t>
-      </w:r>
-      <w:r>
-        <w:rPr>
-          <w:lang w:val="en-AU"/>
-        </w:rPr>
-        <w:t>,</w:t>
-      </w:r>
-      <w:proofErr w:type="gramEnd"/>
-      <w:r>
-        <w:rPr>
-          <w:lang w:val="en-AU"/>
-        </w:rPr>
-        <w:t xml:space="preserve"> 202</w:t>
+        <w:t>, 202</w:t>
       </w:r>
       <w:r>
         <w:rPr>
@@ -3148,35 +3087,19 @@
         </w:numPr>
       </w:pPr>
       <w:r>
-        <w:t>Copy EVT ‘(*p</w:t>
-      </w:r>
-      <w:proofErr w:type="gramStart"/>
-      <w:r>
-        <w:t>).</w:t>
-      </w:r>
-      <w:proofErr w:type="spellStart"/>
-      <w:r>
-        <w:t>energy</w:t>
-      </w:r>
-      <w:proofErr w:type="gramEnd"/>
-      <w:r>
-        <w:t>_cal_file</w:t>
-      </w:r>
-      <w:proofErr w:type="spellEnd"/>
-      <w:r>
-        <w:t>’ into new ‘(*pp</w:t>
-      </w:r>
-      <w:proofErr w:type="gramStart"/>
-      <w:r>
-        <w:t>).</w:t>
-      </w:r>
-      <w:proofErr w:type="spellStart"/>
-      <w:r>
-        <w:t>energy</w:t>
-      </w:r>
-      <w:proofErr w:type="gramEnd"/>
-      <w:r>
-        <w:t>_cal_file</w:t>
+        <w:t>Copy EVT ‘(*p).</w:t>
+      </w:r>
+      <w:proofErr w:type="spellStart"/>
+      <w:r>
+        <w:t>energy_cal_file</w:t>
+      </w:r>
+      <w:proofErr w:type="spellEnd"/>
+      <w:r>
+        <w:t>’ into new ‘(*pp).</w:t>
+      </w:r>
+      <w:proofErr w:type="spellStart"/>
+      <w:r>
+        <w:t>energy_cal_file</w:t>
       </w:r>
       <w:proofErr w:type="spellEnd"/>
       <w:r>
@@ -3229,27 +3152,13 @@
         <w:rPr>
           <w:lang w:val="en-AU"/>
         </w:rPr>
-        <w:t xml:space="preserve"> </w:t>
-      </w:r>
-      <w:proofErr w:type="gramStart"/>
+        <w:t xml:space="preserve"> Apr</w:t>
+      </w:r>
       <w:r>
         <w:rPr>
           <w:lang w:val="en-AU"/>
         </w:rPr>
-        <w:t>Apr</w:t>
-      </w:r>
-      <w:r>
-        <w:rPr>
-          <w:lang w:val="en-AU"/>
-        </w:rPr>
-        <w:t>,</w:t>
-      </w:r>
-      <w:proofErr w:type="gramEnd"/>
-      <w:r>
-        <w:rPr>
-          <w:lang w:val="en-AU"/>
-        </w:rPr>
-        <w:t xml:space="preserve"> 202</w:t>
+        <w:t>, 202</w:t>
       </w:r>
       <w:r>
         <w:rPr>
@@ -3308,13 +3217,8 @@
           <w:numId w:val="75"/>
         </w:numPr>
       </w:pPr>
-      <w:proofErr w:type="spellStart"/>
-      <w:r>
-        <w:t>Xrange</w:t>
-      </w:r>
-      <w:proofErr w:type="spellEnd"/>
-      <w:r>
-        <w:t xml:space="preserve">, </w:t>
+      <w:r>
+        <w:t xml:space="preserve">Xrange, </w:t>
       </w:r>
       <w:proofErr w:type="spellStart"/>
       <w:r>
@@ -3370,15 +3274,7 @@
         </w:numPr>
       </w:pPr>
       <w:r>
-        <w:t>Added passing ‘</w:t>
-      </w:r>
-      <w:proofErr w:type="spellStart"/>
-      <w:r>
-        <w:t>Xrange</w:t>
-      </w:r>
-      <w:proofErr w:type="spellEnd"/>
-      <w:r>
-        <w:t xml:space="preserve">, </w:t>
+        <w:t xml:space="preserve">Added passing ‘Xrange, </w:t>
       </w:r>
       <w:proofErr w:type="spellStart"/>
       <w:r>
@@ -3477,27 +3373,14 @@
         <w:rPr>
           <w:lang w:val="en-AU"/>
         </w:rPr>
-        <w:t xml:space="preserve">8 </w:t>
-      </w:r>
-      <w:proofErr w:type="gramStart"/>
+        <w:lastRenderedPageBreak/>
+        <w:t>8 Apr</w:t>
+      </w:r>
       <w:r>
         <w:rPr>
           <w:lang w:val="en-AU"/>
         </w:rPr>
-        <w:t>Apr</w:t>
-      </w:r>
-      <w:r>
-        <w:rPr>
-          <w:lang w:val="en-AU"/>
-        </w:rPr>
-        <w:t>,</w:t>
-      </w:r>
-      <w:proofErr w:type="gramEnd"/>
-      <w:r>
-        <w:rPr>
-          <w:lang w:val="en-AU"/>
-        </w:rPr>
-        <w:t xml:space="preserve"> 202</w:t>
+        <w:t>, 202</w:t>
       </w:r>
       <w:r>
         <w:rPr>
@@ -3544,7 +3427,6 @@
         </w:numPr>
       </w:pPr>
       <w:r>
-        <w:lastRenderedPageBreak/>
         <w:t>Changed tab name to “XFM(AS)” to distinguish it from other XFM plugins.</w:t>
       </w:r>
     </w:p>
@@ -3646,18 +3528,13 @@
       </w:r>
       <w:proofErr w:type="spellEnd"/>
       <w:r>
-        <w:t>’ to enable logging to ~</w:t>
-      </w:r>
-      <w:proofErr w:type="gramStart"/>
-      <w:r>
-        <w:t>/.</w:t>
+        <w:t>’ to enable logging to ~/.</w:t>
       </w:r>
       <w:proofErr w:type="spellStart"/>
       <w:r>
         <w:t>geopixe</w:t>
       </w:r>
       <w:proofErr w:type="spellEnd"/>
-      <w:proofErr w:type="gramEnd"/>
       <w:r>
         <w:t>/</w:t>
       </w:r>
@@ -4200,27 +4077,13 @@
         <w:rPr>
           <w:lang w:val="en-AU"/>
         </w:rPr>
-        <w:t xml:space="preserve">2 </w:t>
-      </w:r>
-      <w:proofErr w:type="gramStart"/>
+        <w:t>2 Apr</w:t>
+      </w:r>
       <w:r>
         <w:rPr>
           <w:lang w:val="en-AU"/>
         </w:rPr>
-        <w:t>Apr</w:t>
-      </w:r>
-      <w:r>
-        <w:rPr>
-          <w:lang w:val="en-AU"/>
-        </w:rPr>
-        <w:t>,</w:t>
-      </w:r>
-      <w:proofErr w:type="gramEnd"/>
-      <w:r>
-        <w:rPr>
-          <w:lang w:val="en-AU"/>
-        </w:rPr>
-        <w:t xml:space="preserve"> 202</w:t>
+        <w:t>, 202</w:t>
       </w:r>
       <w:r>
         <w:rPr>
@@ -4252,19 +4115,11 @@
       </w:r>
       <w:proofErr w:type="spellStart"/>
       <w:r>
-        <w:t>geopixe_</w:t>
-      </w:r>
-      <w:proofErr w:type="gramStart"/>
-      <w:r>
-        <w:t>scale</w:t>
-      </w:r>
-      <w:proofErr w:type="spellEnd"/>
-      <w:r>
-        <w:t>(</w:t>
-      </w:r>
-      <w:proofErr w:type="gramEnd"/>
-      <w:r>
-        <w:t>)’ to scale all GUIs to default font</w:t>
+        <w:t>geopixe_scale</w:t>
+      </w:r>
+      <w:proofErr w:type="spellEnd"/>
+      <w:r>
+        <w:t>()’ to scale all GUIs to default font</w:t>
       </w:r>
     </w:p>
     <w:p>
@@ -4287,19 +4142,11 @@
       </w:r>
       <w:proofErr w:type="spellStart"/>
       <w:r>
-        <w:t>graphics_y_</w:t>
-      </w:r>
-      <w:proofErr w:type="gramStart"/>
-      <w:r>
-        <w:t>scale</w:t>
-      </w:r>
-      <w:proofErr w:type="spellEnd"/>
-      <w:r>
-        <w:t>(</w:t>
-      </w:r>
-      <w:proofErr w:type="gramEnd"/>
-      <w:r>
-        <w:t>)</w:t>
+        <w:t>graphics_y_scale</w:t>
+      </w:r>
+      <w:proofErr w:type="spellEnd"/>
+      <w:r>
+        <w:t>()</w:t>
       </w:r>
       <w:r>
         <w:t>’ in ‘</w:t>
@@ -4371,27 +4218,13 @@
         <w:rPr>
           <w:lang w:val="en-AU"/>
         </w:rPr>
-        <w:t xml:space="preserve"> </w:t>
-      </w:r>
-      <w:proofErr w:type="gramStart"/>
+        <w:t xml:space="preserve"> Mar</w:t>
+      </w:r>
       <w:r>
         <w:rPr>
           <w:lang w:val="en-AU"/>
         </w:rPr>
-        <w:t>Mar</w:t>
-      </w:r>
-      <w:r>
-        <w:rPr>
-          <w:lang w:val="en-AU"/>
-        </w:rPr>
-        <w:t>,</w:t>
-      </w:r>
-      <w:proofErr w:type="gramEnd"/>
-      <w:r>
-        <w:rPr>
-          <w:lang w:val="en-AU"/>
-        </w:rPr>
-        <w:t xml:space="preserve"> 202</w:t>
+        <w:t>, 202</w:t>
       </w:r>
       <w:r>
         <w:rPr>
@@ -4567,6 +4400,7 @@
         </w:numPr>
       </w:pPr>
       <w:r>
+        <w:lastRenderedPageBreak/>
         <w:t>Replace all ‘</w:t>
       </w:r>
       <w:proofErr w:type="spellStart"/>
@@ -4640,7 +4474,6 @@
         </w:numPr>
       </w:pPr>
       <w:r>
-        <w:lastRenderedPageBreak/>
         <w:t>Potentially, may still cancel a non-XY scan mode in a special template.</w:t>
       </w:r>
     </w:p>
@@ -4769,27 +4602,13 @@
         <w:rPr>
           <w:lang w:val="en-AU"/>
         </w:rPr>
-        <w:t xml:space="preserve">24 </w:t>
-      </w:r>
-      <w:proofErr w:type="gramStart"/>
+        <w:t>24 Mar</w:t>
+      </w:r>
       <w:r>
         <w:rPr>
           <w:lang w:val="en-AU"/>
         </w:rPr>
-        <w:t>Mar</w:t>
-      </w:r>
-      <w:r>
-        <w:rPr>
-          <w:lang w:val="en-AU"/>
-        </w:rPr>
-        <w:t>,</w:t>
-      </w:r>
-      <w:proofErr w:type="gramEnd"/>
-      <w:r>
-        <w:rPr>
-          <w:lang w:val="en-AU"/>
-        </w:rPr>
-        <w:t xml:space="preserve"> 202</w:t>
+        <w:t>, 202</w:t>
       </w:r>
       <w:r>
         <w:rPr>
@@ -4828,15 +4647,7 @@
         </w:numPr>
       </w:pPr>
       <w:r>
-        <w:t xml:space="preserve">Constrains Clear </w:t>
-      </w:r>
-      <w:proofErr w:type="gramStart"/>
-      <w:r>
-        <w:t>X  border</w:t>
-      </w:r>
-      <w:proofErr w:type="gramEnd"/>
-      <w:r>
-        <w:t xml:space="preserve"> to at least 1 for this to work.</w:t>
+        <w:t>Constrains Clear X  border to at least 1 for this to work.</w:t>
       </w:r>
     </w:p>
     <w:p>
@@ -4902,15 +4713,7 @@
         </w:numPr>
       </w:pPr>
       <w:r>
-        <w:t>Restrict Y increment action to windows between [</w:t>
-      </w:r>
-      <w:proofErr w:type="gramStart"/>
-      <w:r>
-        <w:t>2,xmargin</w:t>
-      </w:r>
-      <w:proofErr w:type="gramEnd"/>
-      <w:r>
-        <w:t>] only (and similar at X max margin). This ignores spurious X=0 values.</w:t>
+        <w:t>Restrict Y increment action to windows between [2,xmargin] only (and similar at X max margin). This ignores spurious X=0 values.</w:t>
       </w:r>
     </w:p>
     <w:p>
@@ -5003,27 +4806,13 @@
         <w:rPr>
           <w:lang w:val="en-AU"/>
         </w:rPr>
-        <w:t xml:space="preserve"> </w:t>
-      </w:r>
-      <w:proofErr w:type="gramStart"/>
+        <w:t xml:space="preserve"> Mar</w:t>
+      </w:r>
       <w:r>
         <w:rPr>
           <w:lang w:val="en-AU"/>
         </w:rPr>
-        <w:t>Mar</w:t>
-      </w:r>
-      <w:r>
-        <w:rPr>
-          <w:lang w:val="en-AU"/>
-        </w:rPr>
-        <w:t>,</w:t>
-      </w:r>
-      <w:proofErr w:type="gramEnd"/>
-      <w:r>
-        <w:rPr>
-          <w:lang w:val="en-AU"/>
-        </w:rPr>
-        <w:t xml:space="preserve"> 202</w:t>
+        <w:t>, 202</w:t>
       </w:r>
       <w:r>
         <w:rPr>
@@ -5117,19 +4906,11 @@
       </w:r>
       <w:proofErr w:type="spellStart"/>
       <w:r>
-        <w:t>geopixe_</w:t>
-      </w:r>
-      <w:proofErr w:type="gramStart"/>
-      <w:r>
-        <w:t>scale</w:t>
-      </w:r>
-      <w:proofErr w:type="spellEnd"/>
-      <w:r>
-        <w:t>(</w:t>
-      </w:r>
-      <w:proofErr w:type="gramEnd"/>
-      <w:r>
-        <w:t>) function to scale size and offsets in widgets.</w:t>
+        <w:t>geopixe_scale</w:t>
+      </w:r>
+      <w:proofErr w:type="spellEnd"/>
+      <w:r>
+        <w:t>() function to scale size and offsets in widgets.</w:t>
       </w:r>
     </w:p>
     <w:p>
@@ -5142,19 +4923,11 @@
       </w:pPr>
       <w:proofErr w:type="spellStart"/>
       <w:r>
-        <w:t>Os_</w:t>
-      </w:r>
-      <w:proofErr w:type="gramStart"/>
-      <w:r>
-        <w:t>type</w:t>
-      </w:r>
-      <w:proofErr w:type="spellEnd"/>
-      <w:r>
-        <w:t>(</w:t>
-      </w:r>
-      <w:proofErr w:type="gramEnd"/>
-      <w:r>
-        <w:t>)</w:t>
+        <w:t>Os_type</w:t>
+      </w:r>
+      <w:proofErr w:type="spellEnd"/>
+      <w:r>
+        <w:t>()</w:t>
       </w:r>
     </w:p>
     <w:p>
@@ -5362,19 +5135,11 @@
         <w:rPr>
           <w:u w:val="single"/>
         </w:rPr>
-        <w:t xml:space="preserve">                    arch   </w:t>
-      </w:r>
-      <w:proofErr w:type="gramStart"/>
-      <w:r>
-        <w:rPr>
-          <w:u w:val="single"/>
-        </w:rPr>
-        <w:t xml:space="preserve">  </w:t>
+        <w:t xml:space="preserve">                    arch     </w:t>
       </w:r>
       <w:r>
         <w:t>.</w:t>
       </w:r>
-      <w:proofErr w:type="gramEnd"/>
       <w:r>
         <w:t xml:space="preserve">      </w:t>
       </w:r>
@@ -5613,19 +5378,11 @@
         <w:t>G</w:t>
       </w:r>
       <w:r>
-        <w:t>eopixe_</w:t>
-      </w:r>
-      <w:proofErr w:type="gramStart"/>
-      <w:r>
-        <w:t>scale</w:t>
-      </w:r>
-      <w:proofErr w:type="spellEnd"/>
-      <w:r>
-        <w:t>(</w:t>
-      </w:r>
-      <w:proofErr w:type="gramEnd"/>
-      <w:r>
-        <w:t>)</w:t>
+        <w:t>eopixe_scale</w:t>
+      </w:r>
+      <w:proofErr w:type="spellEnd"/>
+      <w:r>
+        <w:t>()</w:t>
       </w:r>
     </w:p>
     <w:p>
@@ -5637,6 +5394,7 @@
         </w:numPr>
       </w:pPr>
       <w:r>
+        <w:lastRenderedPageBreak/>
         <w:t>New function to return relative graphics scaling for widgets if system font change effects widget sizes. See ‘</w:t>
       </w:r>
       <w:proofErr w:type="spellStart"/>
@@ -5678,7 +5436,6 @@
         </w:numPr>
       </w:pPr>
       <w:r>
-        <w:lastRenderedPageBreak/>
         <w:t>Add code for a “Correct Y” option, to correct for wandering Y axis after turn-around.</w:t>
       </w:r>
     </w:p>
@@ -5690,15 +5447,7 @@
         </w:numPr>
       </w:pPr>
       <w:r>
-        <w:t xml:space="preserve">Constrains Clear </w:t>
-      </w:r>
-      <w:proofErr w:type="gramStart"/>
-      <w:r>
-        <w:t>X  border</w:t>
-      </w:r>
-      <w:proofErr w:type="gramEnd"/>
-      <w:r>
-        <w:t xml:space="preserve"> to at least 1 for this to work.</w:t>
+        <w:t>Constrains Clear X  border to at least 1 for this to work.</w:t>
       </w:r>
     </w:p>
     <w:p>
@@ -5724,27 +5473,13 @@
         <w:rPr>
           <w:lang w:val="en-AU"/>
         </w:rPr>
-        <w:t xml:space="preserve"> </w:t>
-      </w:r>
-      <w:proofErr w:type="gramStart"/>
+        <w:t xml:space="preserve"> Mar</w:t>
+      </w:r>
       <w:r>
         <w:rPr>
           <w:lang w:val="en-AU"/>
         </w:rPr>
-        <w:t>Mar</w:t>
-      </w:r>
-      <w:r>
-        <w:rPr>
-          <w:lang w:val="en-AU"/>
-        </w:rPr>
-        <w:t>,</w:t>
-      </w:r>
-      <w:proofErr w:type="gramEnd"/>
-      <w:r>
-        <w:rPr>
-          <w:lang w:val="en-AU"/>
-        </w:rPr>
-        <w:t xml:space="preserve"> 202</w:t>
+        <w:t>, 202</w:t>
       </w:r>
       <w:r>
         <w:rPr>
@@ -5792,19 +5527,11 @@
       </w:r>
       <w:proofErr w:type="spellStart"/>
       <w:r>
-        <w:t>Graphics_y_</w:t>
-      </w:r>
-      <w:proofErr w:type="gramStart"/>
-      <w:r>
-        <w:t>scale</w:t>
-      </w:r>
-      <w:proofErr w:type="spellEnd"/>
-      <w:r>
-        <w:t>(</w:t>
-      </w:r>
-      <w:proofErr w:type="gramEnd"/>
-      <w:r>
-        <w:t>)’) is defined on startup, which gives a scaling of widgets from normal OS behaviour.</w:t>
+        <w:t>Graphics_y_scale</w:t>
+      </w:r>
+      <w:proofErr w:type="spellEnd"/>
+      <w:r>
+        <w:t>()’) is defined on startup, which gives a scaling of widgets from normal OS behaviour.</w:t>
       </w:r>
     </w:p>
     <w:p>
@@ -5867,15 +5594,7 @@
         </w:numPr>
       </w:pPr>
       <w:r>
-        <w:t xml:space="preserve">Try </w:t>
-      </w:r>
-      <w:proofErr w:type="gramStart"/>
-      <w:r>
-        <w:t>retain</w:t>
-      </w:r>
-      <w:proofErr w:type="gramEnd"/>
-      <w:r>
-        <w:t xml:space="preserve">=0, expose=1 on </w:t>
+        <w:t xml:space="preserve">Try retain=0, expose=1 on </w:t>
       </w:r>
       <w:proofErr w:type="spellStart"/>
       <w:r>
@@ -5886,12 +5605,10 @@
         <w:t xml:space="preserve"> and detect </w:t>
       </w:r>
       <w:proofErr w:type="spellStart"/>
-      <w:proofErr w:type="gramStart"/>
       <w:r>
         <w:t>event.type</w:t>
       </w:r>
       <w:proofErr w:type="spellEnd"/>
-      <w:proofErr w:type="gramEnd"/>
       <w:r>
         <w:t xml:space="preserve"> = 3,4 to redraw.</w:t>
       </w:r>
@@ -6098,19 +5815,11 @@
       </w:r>
       <w:proofErr w:type="spellStart"/>
       <w:r>
-        <w:t>Graphics_y_</w:t>
-      </w:r>
-      <w:proofErr w:type="gramStart"/>
-      <w:r>
-        <w:t>scale</w:t>
-      </w:r>
-      <w:proofErr w:type="spellEnd"/>
-      <w:r>
-        <w:t>(</w:t>
-      </w:r>
-      <w:proofErr w:type="gramEnd"/>
-      <w:r>
-        <w:t>)’), which gives a scaling of widgets from normal OS behaviour.</w:t>
+        <w:t>Graphics_y_scale</w:t>
+      </w:r>
+      <w:proofErr w:type="spellEnd"/>
+      <w:r>
+        <w:t>()’), which gives a scaling of widgets from normal OS behaviour.</w:t>
       </w:r>
     </w:p>
     <w:p>
@@ -6329,27 +6038,14 @@
         <w:rPr>
           <w:lang w:val="en-AU"/>
         </w:rPr>
-        <w:t xml:space="preserve">10 </w:t>
-      </w:r>
-      <w:proofErr w:type="gramStart"/>
+        <w:lastRenderedPageBreak/>
+        <w:t>10 Mar</w:t>
+      </w:r>
       <w:r>
         <w:rPr>
           <w:lang w:val="en-AU"/>
         </w:rPr>
-        <w:t>Mar</w:t>
-      </w:r>
-      <w:r>
-        <w:rPr>
-          <w:lang w:val="en-AU"/>
-        </w:rPr>
-        <w:t>,</w:t>
-      </w:r>
-      <w:proofErr w:type="gramEnd"/>
-      <w:r>
-        <w:rPr>
-          <w:lang w:val="en-AU"/>
-        </w:rPr>
-        <w:t xml:space="preserve"> 202</w:t>
+        <w:t>, 202</w:t>
       </w:r>
       <w:r>
         <w:rPr>
@@ -6434,7 +6130,6 @@
       </w:pPr>
       <w:proofErr w:type="spellStart"/>
       <w:r>
-        <w:lastRenderedPageBreak/>
         <w:t>Image_eventcb</w:t>
       </w:r>
       <w:proofErr w:type="spellEnd"/>
@@ -6513,11 +6208,7 @@
         </w:numPr>
       </w:pPr>
       <w:r>
-        <w:t xml:space="preserve">Also </w:t>
-      </w:r>
-      <w:proofErr w:type="gramStart"/>
-      <w:r>
-        <w:t xml:space="preserve">sends </w:t>
+        <w:t xml:space="preserve">Also sends </w:t>
       </w:r>
       <w:r>
         <w:t xml:space="preserve"> </w:t>
@@ -6529,7 +6220,6 @@
         </w:rPr>
         <w:t>notify</w:t>
       </w:r>
-      <w:proofErr w:type="gramEnd"/>
       <w:r>
         <w:t>, 'image-analyze-mark'</w:t>
       </w:r>
@@ -6562,27 +6252,13 @@
         <w:rPr>
           <w:lang w:val="en-AU"/>
         </w:rPr>
-        <w:t xml:space="preserve">5 </w:t>
-      </w:r>
-      <w:proofErr w:type="gramStart"/>
+        <w:t>5 Mar</w:t>
+      </w:r>
       <w:r>
         <w:rPr>
           <w:lang w:val="en-AU"/>
         </w:rPr>
-        <w:t>Mar</w:t>
-      </w:r>
-      <w:r>
-        <w:rPr>
-          <w:lang w:val="en-AU"/>
-        </w:rPr>
-        <w:t>,</w:t>
-      </w:r>
-      <w:proofErr w:type="gramEnd"/>
-      <w:r>
-        <w:rPr>
-          <w:lang w:val="en-AU"/>
-        </w:rPr>
-        <w:t xml:space="preserve"> 202</w:t>
+        <w:t>, 202</w:t>
       </w:r>
       <w:r>
         <w:rPr>
@@ -6659,27 +6335,13 @@
         <w:rPr>
           <w:lang w:val="en-AU"/>
         </w:rPr>
-        <w:t xml:space="preserve">2 </w:t>
-      </w:r>
-      <w:proofErr w:type="gramStart"/>
+        <w:t>2 Mar</w:t>
+      </w:r>
       <w:r>
         <w:rPr>
           <w:lang w:val="en-AU"/>
         </w:rPr>
-        <w:t>Mar</w:t>
-      </w:r>
-      <w:r>
-        <w:rPr>
-          <w:lang w:val="en-AU"/>
-        </w:rPr>
-        <w:t>,</w:t>
-      </w:r>
-      <w:proofErr w:type="gramEnd"/>
-      <w:r>
-        <w:rPr>
-          <w:lang w:val="en-AU"/>
-        </w:rPr>
-        <w:t xml:space="preserve"> 202</w:t>
+        <w:t>, 202</w:t>
       </w:r>
       <w:r>
         <w:rPr>
@@ -6756,26 +6418,16 @@
         </w:numPr>
       </w:pPr>
       <w:r>
-        <w:t xml:space="preserve">Care was needed </w:t>
-      </w:r>
-      <w:proofErr w:type="gramStart"/>
-      <w:r>
-        <w:t>because,</w:t>
-      </w:r>
-      <w:proofErr w:type="gramEnd"/>
-      <w:r>
-        <w:t xml:space="preserve"> now, some points along the ‘z’ projection may have zero conc or charge values.</w:t>
+        <w:t>Care was needed because, now, some points along the ‘z’ projection may have zero conc or charge values.</w:t>
       </w:r>
       <w:r>
         <w:t xml:space="preserve"> This was done by keeping the original ‘q’ from the shape as ‘q0’ to provide the starting </w:t>
       </w:r>
       <w:proofErr w:type="spellStart"/>
-      <w:proofErr w:type="gramStart"/>
       <w:r>
         <w:t>x,y</w:t>
       </w:r>
       <w:proofErr w:type="spellEnd"/>
-      <w:proofErr w:type="gramEnd"/>
       <w:r>
         <w:t xml:space="preserve"> and hence z for the profile.</w:t>
       </w:r>
@@ -6986,6 +6638,7 @@
         </w:numPr>
       </w:pPr>
       <w:r>
+        <w:lastRenderedPageBreak/>
         <w:t>New menu “Analyze</w:t>
       </w:r>
       <w:r>
@@ -7048,7 +6701,6 @@
         <w:rPr>
           <w:lang w:val="en-AU"/>
         </w:rPr>
-        <w:lastRenderedPageBreak/>
         <w:t>26</w:t>
       </w:r>
       <w:r>
@@ -7057,7 +6709,6 @@
         </w:rPr>
         <w:t xml:space="preserve"> </w:t>
       </w:r>
-      <w:proofErr w:type="gramStart"/>
       <w:r>
         <w:rPr>
           <w:lang w:val="en-AU"/>
@@ -7068,14 +6719,7 @@
         <w:rPr>
           <w:lang w:val="en-AU"/>
         </w:rPr>
-        <w:t>,</w:t>
-      </w:r>
-      <w:proofErr w:type="gramEnd"/>
-      <w:r>
-        <w:rPr>
-          <w:lang w:val="en-AU"/>
-        </w:rPr>
-        <w:t xml:space="preserve"> 202</w:t>
+        <w:t>, 202</w:t>
       </w:r>
       <w:r>
         <w:rPr>
@@ -7232,7 +6876,6 @@
         </w:rPr>
         <w:t xml:space="preserve"> </w:t>
       </w:r>
-      <w:proofErr w:type="gramStart"/>
       <w:r>
         <w:rPr>
           <w:lang w:val="en-AU"/>
@@ -7243,14 +6886,7 @@
         <w:rPr>
           <w:lang w:val="en-AU"/>
         </w:rPr>
-        <w:t>,</w:t>
-      </w:r>
-      <w:proofErr w:type="gramEnd"/>
-      <w:r>
-        <w:rPr>
-          <w:lang w:val="en-AU"/>
-        </w:rPr>
-        <w:t xml:space="preserve"> 202</w:t>
+        <w:t>, 202</w:t>
       </w:r>
       <w:r>
         <w:rPr>
@@ -7278,15 +6914,7 @@
         </w:numPr>
       </w:pPr>
       <w:r>
-        <w:t xml:space="preserve">The Fortran libs were missing additions for the FalconX since 2023. The </w:t>
-      </w:r>
-      <w:proofErr w:type="gramStart"/>
-      <w:r>
-        <w:t>Open Source</w:t>
-      </w:r>
-      <w:proofErr w:type="gramEnd"/>
-      <w:r>
-        <w:t xml:space="preserve"> version was older (v53).</w:t>
+        <w:t>The Fortran libs were missing additions for the FalconX since 2023. The Open Source version was older (v53).</w:t>
       </w:r>
     </w:p>
     <w:p>
@@ -7349,7 +6977,6 @@
         </w:rPr>
         <w:t xml:space="preserve"> </w:t>
       </w:r>
-      <w:proofErr w:type="gramStart"/>
       <w:r>
         <w:rPr>
           <w:lang w:val="en-AU"/>
@@ -7360,14 +6987,7 @@
         <w:rPr>
           <w:lang w:val="en-AU"/>
         </w:rPr>
-        <w:t>,</w:t>
-      </w:r>
-      <w:proofErr w:type="gramEnd"/>
-      <w:r>
-        <w:rPr>
-          <w:lang w:val="en-AU"/>
-        </w:rPr>
-        <w:t xml:space="preserve"> 202</w:t>
+        <w:t>, 202</w:t>
       </w:r>
       <w:r>
         <w:rPr>
@@ -7470,7 +7090,6 @@
         </w:rPr>
         <w:t xml:space="preserve"> </w:t>
       </w:r>
-      <w:proofErr w:type="gramStart"/>
       <w:r>
         <w:rPr>
           <w:lang w:val="en-AU"/>
@@ -7481,14 +7100,7 @@
         <w:rPr>
           <w:lang w:val="en-AU"/>
         </w:rPr>
-        <w:t>,</w:t>
-      </w:r>
-      <w:proofErr w:type="gramEnd"/>
-      <w:r>
-        <w:rPr>
-          <w:lang w:val="en-AU"/>
-        </w:rPr>
-        <w:t xml:space="preserve"> 202</w:t>
+        <w:t>, 202</w:t>
       </w:r>
       <w:r>
         <w:rPr>
@@ -7771,7 +7383,6 @@
         </w:rPr>
         <w:t xml:space="preserve"> </w:t>
       </w:r>
-      <w:proofErr w:type="gramStart"/>
       <w:r>
         <w:rPr>
           <w:lang w:val="en-AU"/>
@@ -7782,14 +7393,7 @@
         <w:rPr>
           <w:lang w:val="en-AU"/>
         </w:rPr>
-        <w:t>,</w:t>
-      </w:r>
-      <w:proofErr w:type="gramEnd"/>
-      <w:r>
-        <w:rPr>
-          <w:lang w:val="en-AU"/>
-        </w:rPr>
-        <w:t xml:space="preserve"> 202</w:t>
+        <w:t>, 202</w:t>
       </w:r>
       <w:r>
         <w:rPr>
@@ -7849,15 +7453,7 @@
       </w:r>
       <w:proofErr w:type="spellEnd"/>
       <w:r>
-        <w:t xml:space="preserve">=1, </w:t>
-      </w:r>
-      <w:proofErr w:type="spellStart"/>
-      <w:r>
-        <w:t>el</w:t>
-      </w:r>
-      <w:proofErr w:type="spellEnd"/>
-      <w:r>
-        <w:t>=”0”.</w:t>
+        <w:t>=1, el=”0”.</w:t>
       </w:r>
     </w:p>
     <w:p>
@@ -7895,6 +7491,7 @@
         <w:rPr>
           <w:lang w:val="en-AU"/>
         </w:rPr>
+        <w:lastRenderedPageBreak/>
         <w:t>9</w:t>
       </w:r>
       <w:r>
@@ -7909,7 +7506,6 @@
         </w:rPr>
         <w:t xml:space="preserve"> </w:t>
       </w:r>
-      <w:proofErr w:type="gramStart"/>
       <w:r>
         <w:rPr>
           <w:lang w:val="en-AU"/>
@@ -7920,14 +7516,7 @@
         <w:rPr>
           <w:lang w:val="en-AU"/>
         </w:rPr>
-        <w:t>,</w:t>
-      </w:r>
-      <w:proofErr w:type="gramEnd"/>
-      <w:r>
-        <w:rPr>
-          <w:lang w:val="en-AU"/>
-        </w:rPr>
-        <w:t xml:space="preserve"> 202</w:t>
+        <w:t>, 202</w:t>
       </w:r>
       <w:r>
         <w:rPr>
@@ -7979,7 +7568,6 @@
         </w:numPr>
       </w:pPr>
       <w:r>
-        <w:lastRenderedPageBreak/>
         <w:t>Use ‘size=1.2’ to “</w:t>
       </w:r>
       <w:proofErr w:type="spellStart"/>
@@ -8012,19 +7600,11 @@
         </w:numPr>
       </w:pPr>
       <w:r>
-        <w:t xml:space="preserve">Add ‘size’ keyword to be able to </w:t>
-      </w:r>
-      <w:proofErr w:type="gramStart"/>
-      <w:r>
-        <w:t>adjust !</w:t>
-      </w:r>
-      <w:proofErr w:type="spellStart"/>
-      <w:r>
-        <w:t>p</w:t>
-      </w:r>
-      <w:proofErr w:type="gramEnd"/>
-      <w:r>
-        <w:t>.charsize</w:t>
+        <w:t>Add ‘size’ keyword to be able to adjust !</w:t>
+      </w:r>
+      <w:proofErr w:type="spellStart"/>
+      <w:r>
+        <w:t>p.charsize</w:t>
       </w:r>
       <w:proofErr w:type="spellEnd"/>
       <w:r>
@@ -8151,7 +7731,6 @@
         </w:rPr>
         <w:t xml:space="preserve"> </w:t>
       </w:r>
-      <w:proofErr w:type="gramStart"/>
       <w:r>
         <w:rPr>
           <w:lang w:val="en-AU"/>
@@ -8162,14 +7741,7 @@
         <w:rPr>
           <w:lang w:val="en-AU"/>
         </w:rPr>
-        <w:t>,</w:t>
-      </w:r>
-      <w:proofErr w:type="gramEnd"/>
-      <w:r>
-        <w:rPr>
-          <w:lang w:val="en-AU"/>
-        </w:rPr>
-        <w:t xml:space="preserve"> 202</w:t>
+        <w:t>, 202</w:t>
       </w:r>
       <w:r>
         <w:rPr>
@@ -8440,35 +8012,14 @@
       </w:r>
       <w:proofErr w:type="spellStart"/>
       <w:r>
-        <w:t>image_</w:t>
-      </w:r>
-      <w:proofErr w:type="gramStart"/>
-      <w:r>
-        <w:t>lib.dylib</w:t>
-      </w:r>
-      <w:proofErr w:type="spellEnd"/>
-      <w:proofErr w:type="gramEnd"/>
-      <w:r>
-        <w:t>’ first, then based on architecture: 'image_</w:t>
-      </w:r>
-      <w:proofErr w:type="gramStart"/>
-      <w:r>
-        <w:t>lib.arm64.dylib</w:t>
-      </w:r>
-      <w:proofErr w:type="gramEnd"/>
-      <w:r>
-        <w:t xml:space="preserve">' or </w:t>
-      </w:r>
-      <w:r>
-        <w:t>'image_</w:t>
-      </w:r>
-      <w:proofErr w:type="gramStart"/>
-      <w:r>
-        <w:t>lib.64bit.dylib</w:t>
-      </w:r>
-      <w:proofErr w:type="gramEnd"/>
-      <w:r>
-        <w:t>'</w:t>
+        <w:t>image_lib.dylib</w:t>
+      </w:r>
+      <w:proofErr w:type="spellEnd"/>
+      <w:r>
+        <w:t xml:space="preserve">’ first, then based on architecture: 'image_lib.arm64.dylib' or </w:t>
+      </w:r>
+      <w:r>
+        <w:t>'image_lib.64bit.dylib'</w:t>
       </w:r>
       <w:r>
         <w:t>.</w:t>
@@ -8510,19 +8061,11 @@
       </w:r>
       <w:proofErr w:type="spellStart"/>
       <w:r>
-        <w:t>geopixe_</w:t>
-      </w:r>
-      <w:proofErr w:type="gramStart"/>
-      <w:r>
-        <w:t>environment</w:t>
-      </w:r>
-      <w:proofErr w:type="spellEnd"/>
-      <w:r>
-        <w:t>(</w:t>
-      </w:r>
-      <w:proofErr w:type="gramEnd"/>
-      <w:r>
-        <w:t>).</w:t>
+        <w:t>geopixe_environment</w:t>
+      </w:r>
+      <w:proofErr w:type="spellEnd"/>
+      <w:r>
+        <w:t>().</w:t>
       </w:r>
     </w:p>
     <w:p>
@@ -8579,7 +8122,6 @@
         </w:rPr>
         <w:t xml:space="preserve"> </w:t>
       </w:r>
-      <w:proofErr w:type="gramStart"/>
       <w:r>
         <w:rPr>
           <w:lang w:val="en-AU"/>
@@ -8590,14 +8132,7 @@
         <w:rPr>
           <w:lang w:val="en-AU"/>
         </w:rPr>
-        <w:t>,</w:t>
-      </w:r>
-      <w:proofErr w:type="gramEnd"/>
-      <w:r>
-        <w:rPr>
-          <w:lang w:val="en-AU"/>
-        </w:rPr>
-        <w:t xml:space="preserve"> 202</w:t>
+        <w:t>, 202</w:t>
       </w:r>
       <w:r>
         <w:rPr>
@@ -8649,6 +8184,7 @@
         </w:numPr>
       </w:pPr>
       <w:r>
+        <w:lastRenderedPageBreak/>
         <w:t xml:space="preserve">Take care using </w:t>
       </w:r>
       <w:proofErr w:type="spellStart"/>
@@ -8694,14 +8230,9 @@
       </w:r>
       <w:proofErr w:type="spellStart"/>
       <w:r>
-        <w:t>wset_</w:t>
-      </w:r>
-      <w:proofErr w:type="gramStart"/>
-      <w:r>
-        <w:t>done</w:t>
-      </w:r>
-      <w:proofErr w:type="spellEnd"/>
-      <w:proofErr w:type="gramEnd"/>
+        <w:t>wset_done</w:t>
+      </w:r>
+      <w:proofErr w:type="spellEnd"/>
       <w:r>
         <w:t xml:space="preserve"> then adjust plot region.</w:t>
       </w:r>
@@ -8734,7 +8265,6 @@
       </w:pPr>
       <w:proofErr w:type="spellStart"/>
       <w:r>
-        <w:lastRenderedPageBreak/>
         <w:t>Detector_setup</w:t>
       </w:r>
       <w:proofErr w:type="spellEnd"/>
@@ -8769,7 +8299,6 @@
         </w:rPr>
         <w:t xml:space="preserve"> </w:t>
       </w:r>
-      <w:proofErr w:type="gramStart"/>
       <w:r>
         <w:rPr>
           <w:lang w:val="en-AU"/>
@@ -8780,14 +8309,7 @@
         <w:rPr>
           <w:lang w:val="en-AU"/>
         </w:rPr>
-        <w:t>,</w:t>
-      </w:r>
-      <w:proofErr w:type="gramEnd"/>
-      <w:r>
-        <w:rPr>
-          <w:lang w:val="en-AU"/>
-        </w:rPr>
-        <w:t xml:space="preserve"> 202</w:t>
+        <w:t>, 202</w:t>
       </w:r>
       <w:r>
         <w:rPr>
@@ -8866,7 +8388,6 @@
         </w:rPr>
         <w:t xml:space="preserve"> </w:t>
       </w:r>
-      <w:proofErr w:type="gramStart"/>
       <w:r>
         <w:rPr>
           <w:lang w:val="en-AU"/>
@@ -8877,14 +8398,7 @@
         <w:rPr>
           <w:lang w:val="en-AU"/>
         </w:rPr>
-        <w:t>,</w:t>
-      </w:r>
-      <w:proofErr w:type="gramEnd"/>
-      <w:r>
-        <w:rPr>
-          <w:lang w:val="en-AU"/>
-        </w:rPr>
-        <w:t xml:space="preserve"> 202</w:t>
+        <w:t>, 202</w:t>
       </w:r>
       <w:r>
         <w:rPr>
@@ -9018,15 +8532,7 @@
         <w:t xml:space="preserve"> </w:t>
       </w:r>
       <w:r>
-        <w:t xml:space="preserve">for X and Y histograms and the new </w:t>
-      </w:r>
-      <w:proofErr w:type="gramStart"/>
-      <w:r>
-        <w:t>X,Y</w:t>
-      </w:r>
-      <w:proofErr w:type="gramEnd"/>
-      <w:r>
-        <w:t xml:space="preserve"> draw widgets.</w:t>
+        <w:t>for X and Y histograms and the new X,Y draw widgets.</w:t>
       </w:r>
     </w:p>
     <w:p>
@@ -9071,15 +8577,7 @@
       </w:r>
       <w:proofErr w:type="spellEnd"/>
       <w:r>
-        <w:t xml:space="preserve"> for </w:t>
-      </w:r>
-      <w:proofErr w:type="gramStart"/>
-      <w:r>
-        <w:t>X,Y</w:t>
-      </w:r>
-      <w:proofErr w:type="gramEnd"/>
-      <w:r>
-        <w:t xml:space="preserve"> </w:t>
+        <w:t xml:space="preserve"> for X,Y </w:t>
       </w:r>
       <w:r>
         <w:t xml:space="preserve">histogram </w:t>
@@ -9130,15 +8628,7 @@
       </w:r>
       <w:proofErr w:type="spellEnd"/>
       <w:r>
-        <w:t xml:space="preserve"> for </w:t>
-      </w:r>
-      <w:proofErr w:type="gramStart"/>
-      <w:r>
-        <w:t>X,Y</w:t>
-      </w:r>
-      <w:proofErr w:type="gramEnd"/>
-      <w:r>
-        <w:t xml:space="preserve"> </w:t>
+        <w:t xml:space="preserve"> for X,Y </w:t>
       </w:r>
       <w:r>
         <w:t xml:space="preserve">histogram </w:t>
@@ -9186,23 +8676,7 @@
         </w:numPr>
       </w:pPr>
       <w:r>
-        <w:t xml:space="preserve">Added plots for </w:t>
-      </w:r>
-      <w:proofErr w:type="gramStart"/>
-      <w:r>
-        <w:t>X,Y</w:t>
-      </w:r>
-      <w:proofErr w:type="gramEnd"/>
-      <w:r>
-        <w:t xml:space="preserve"> histograms on the </w:t>
-      </w:r>
-      <w:proofErr w:type="gramStart"/>
-      <w:r>
-        <w:t>X,Y</w:t>
-      </w:r>
-      <w:proofErr w:type="gramEnd"/>
-      <w:r>
-        <w:t xml:space="preserve"> tabs draw areas.</w:t>
+        <w:t>Added plots for X,Y histograms on the X,Y tabs draw areas.</w:t>
       </w:r>
     </w:p>
     <w:p>
@@ -9213,15 +8687,7 @@
         </w:numPr>
       </w:pPr>
       <w:r>
-        <w:t>Needed to detect image (*p</w:t>
-      </w:r>
-      <w:proofErr w:type="gramStart"/>
-      <w:r>
-        <w:t>).type</w:t>
-      </w:r>
-      <w:proofErr w:type="gramEnd"/>
-      <w:r>
-        <w:t xml:space="preserve"> and whether element/planes are “</w:t>
+        <w:t>Needed to detect image (*p).type and whether element/planes are “</w:t>
       </w:r>
       <w:proofErr w:type="spellStart"/>
       <w:r>
@@ -9263,7 +8729,6 @@
         <w:t>pstate</w:t>
       </w:r>
       <w:proofErr w:type="spellEnd"/>
-      <w:proofErr w:type="gramStart"/>
       <w:r>
         <w:t>).</w:t>
       </w:r>
@@ -9276,7 +8741,6 @@
         <w:t>drawX</w:t>
       </w:r>
       <w:proofErr w:type="spellEnd"/>
-      <w:proofErr w:type="gramEnd"/>
       <w:r>
         <w:rPr>
           <w:i/>
@@ -9300,7 +8764,6 @@
         <w:t>pstate</w:t>
       </w:r>
       <w:proofErr w:type="spellEnd"/>
-      <w:proofErr w:type="gramStart"/>
       <w:r>
         <w:rPr>
           <w:i/>
@@ -9324,18 +8787,12 @@
         <w:t>Y</w:t>
       </w:r>
       <w:proofErr w:type="spellEnd"/>
-      <w:proofErr w:type="gramEnd"/>
       <w:r>
         <w:t xml:space="preserve"> when</w:t>
       </w:r>
       <w:r>
-        <w:t xml:space="preserve"> zoom level changes using “0”, “+”, “</w:t>
-      </w:r>
-      <w:proofErr w:type="gramStart"/>
-      <w:r>
-        <w:t>-“ buttons</w:t>
-      </w:r>
-      <w:proofErr w:type="gramEnd"/>
+        <w:t xml:space="preserve"> zoom level changes using “0”, “+”, “-“ buttons</w:t>
+      </w:r>
     </w:p>
     <w:p>
       <w:pPr>
@@ -9356,7 +8813,6 @@
         </w:rPr>
         <w:t xml:space="preserve"> </w:t>
       </w:r>
-      <w:proofErr w:type="gramStart"/>
       <w:r>
         <w:rPr>
           <w:lang w:val="en-AU"/>
@@ -9367,14 +8823,7 @@
         <w:rPr>
           <w:lang w:val="en-AU"/>
         </w:rPr>
-        <w:t>,</w:t>
-      </w:r>
-      <w:proofErr w:type="gramEnd"/>
-      <w:r>
-        <w:rPr>
-          <w:lang w:val="en-AU"/>
-        </w:rPr>
-        <w:t xml:space="preserve"> 2025</w:t>
+        <w:t>, 2025</w:t>
       </w:r>
     </w:p>
     <w:p>
@@ -9576,6 +9025,7 @@
         </w:numPr>
       </w:pPr>
       <w:r>
+        <w:lastRenderedPageBreak/>
         <w:t xml:space="preserve">Move these Register Notify to the main </w:t>
       </w:r>
       <w:r>
@@ -9652,14 +9102,8 @@
         </w:numPr>
       </w:pPr>
       <w:r>
-        <w:lastRenderedPageBreak/>
-        <w:t xml:space="preserve">In its Timer event code, </w:t>
-      </w:r>
-      <w:proofErr w:type="gramStart"/>
-      <w:r>
-        <w:t>call  “</w:t>
-      </w:r>
-      <w:proofErr w:type="gramEnd"/>
+        <w:t>In its Timer event code, call  “</w:t>
+      </w:r>
       <w:r>
         <w:t>notify, 'batch-operations-open'</w:t>
       </w:r>
@@ -9733,7 +9177,6 @@
         </w:rPr>
         <w:t xml:space="preserve"> </w:t>
       </w:r>
-      <w:proofErr w:type="gramStart"/>
       <w:r>
         <w:rPr>
           <w:lang w:val="en-AU"/>
@@ -9744,14 +9187,7 @@
         <w:rPr>
           <w:lang w:val="en-AU"/>
         </w:rPr>
-        <w:t>,</w:t>
-      </w:r>
-      <w:proofErr w:type="gramEnd"/>
-      <w:r>
-        <w:rPr>
-          <w:lang w:val="en-AU"/>
-        </w:rPr>
-        <w:t xml:space="preserve"> 2025</w:t>
+        <w:t>, 2025</w:t>
       </w:r>
     </w:p>
     <w:p>
@@ -9823,18 +9259,13 @@
       </w:r>
       <w:proofErr w:type="spellStart"/>
       <w:r>
-        <w:t>file_</w:t>
-      </w:r>
-      <w:proofErr w:type="gramStart"/>
-      <w:r>
-        <w:t>requester</w:t>
+        <w:t>file_requester</w:t>
       </w:r>
       <w:proofErr w:type="spellEnd"/>
       <w:r>
         <w:t>( /</w:t>
       </w:r>
       <w:proofErr w:type="spellStart"/>
-      <w:proofErr w:type="gramEnd"/>
       <w:r>
         <w:t>skip_if_exists</w:t>
       </w:r>
@@ -9935,7 +9366,6 @@
         </w:rPr>
         <w:t xml:space="preserve"> </w:t>
       </w:r>
-      <w:proofErr w:type="gramStart"/>
       <w:r>
         <w:rPr>
           <w:lang w:val="en-AU"/>
@@ -9946,14 +9376,7 @@
         <w:rPr>
           <w:lang w:val="en-AU"/>
         </w:rPr>
-        <w:t>,</w:t>
-      </w:r>
-      <w:proofErr w:type="gramEnd"/>
-      <w:r>
-        <w:rPr>
-          <w:lang w:val="en-AU"/>
-        </w:rPr>
-        <w:t xml:space="preserve"> 2025</w:t>
+        <w:t>, 2025</w:t>
       </w:r>
     </w:p>
     <w:p>
@@ -10014,23 +9437,7 @@
         </w:numPr>
       </w:pPr>
       <w:r>
-        <w:t>Needs to send (*</w:t>
-      </w:r>
-      <w:proofErr w:type="gramStart"/>
-      <w:r>
-        <w:t>p)[</w:t>
-      </w:r>
-      <w:proofErr w:type="gramEnd"/>
-      <w:r>
-        <w:t>j</w:t>
-      </w:r>
-      <w:proofErr w:type="gramStart"/>
-      <w:r>
-        <w:t>].charge</w:t>
-      </w:r>
-      <w:proofErr w:type="gramEnd"/>
-      <w:r>
-        <w:t xml:space="preserve"> for devices that need it specified (i.e. no flux measure).</w:t>
+        <w:t>Needs to send (*p)[j].charge for devices that need it specified (i.e. no flux measure).</w:t>
       </w:r>
     </w:p>
     <w:p>
@@ -10241,11 +9648,7 @@
         <w:t xml:space="preserve">, or if </w:t>
       </w:r>
       <w:r>
-        <w:t>(*pd</w:t>
-      </w:r>
-      <w:proofErr w:type="gramStart"/>
-      <w:r>
-        <w:t>).</w:t>
+        <w:t>(*pd).</w:t>
       </w:r>
       <w:r>
         <w:rPr>
@@ -10254,7 +9657,6 @@
         </w:rPr>
         <w:t>save</w:t>
       </w:r>
-      <w:proofErr w:type="gramEnd"/>
       <w:r>
         <w:t xml:space="preserve"> gets set in 'save-batch'.</w:t>
       </w:r>
@@ -10358,15 +9760,7 @@
       </w:r>
       <w:proofErr w:type="spellEnd"/>
       <w:r>
-        <w:t>’ with /notify (</w:t>
-      </w:r>
-      <w:proofErr w:type="gramStart"/>
-      <w:r>
-        <w:t>actually is</w:t>
-      </w:r>
-      <w:proofErr w:type="gramEnd"/>
-      <w:r>
-        <w:t xml:space="preserve"> the default).</w:t>
+        <w:t>’ with /notify (actually is the default).</w:t>
       </w:r>
     </w:p>
     <w:p>
@@ -10377,6 +9771,7 @@
         </w:numPr>
       </w:pPr>
       <w:r>
+        <w:lastRenderedPageBreak/>
         <w:t xml:space="preserve">Add extra condition for setting /numeric on </w:t>
       </w:r>
       <w:proofErr w:type="spellStart"/>
@@ -10424,17 +9819,12 @@
       <w:r>
         <w:t>_</w:t>
       </w:r>
-      <w:proofErr w:type="gramStart"/>
       <w:r>
         <w:t>char</w:t>
       </w:r>
       <w:proofErr w:type="spellEnd"/>
       <w:r>
-        <w:t>(</w:t>
-      </w:r>
-      <w:proofErr w:type="gramEnd"/>
-      <w:r>
-        <w:t xml:space="preserve">) </w:t>
+        <w:t xml:space="preserve">() </w:t>
       </w:r>
       <w:r>
         <w:t>eq</w:t>
@@ -10484,19 +9874,11 @@
       </w:r>
       <w:proofErr w:type="spellStart"/>
       <w:r>
-        <w:t>multi_</w:t>
-      </w:r>
-      <w:proofErr w:type="gramStart"/>
-      <w:r>
-        <w:t>char</w:t>
-      </w:r>
-      <w:proofErr w:type="spellEnd"/>
-      <w:r>
-        <w:t>(</w:t>
-      </w:r>
-      <w:proofErr w:type="gramEnd"/>
-      <w:r>
-        <w:t>)</w:t>
+        <w:t>multi_char</w:t>
+      </w:r>
+      <w:proofErr w:type="spellEnd"/>
+      <w:r>
+        <w:t>()</w:t>
       </w:r>
       <w:r>
         <w:t xml:space="preserve"> before detector number.</w:t>
@@ -10510,7 +9892,6 @@
         </w:numPr>
       </w:pPr>
       <w:r>
-        <w:lastRenderedPageBreak/>
         <w:t xml:space="preserve">Wizard actions: </w:t>
       </w:r>
       <w:r>
@@ -10616,19 +9997,11 @@
       </w:r>
       <w:proofErr w:type="spellStart"/>
       <w:r>
-        <w:t>multi_</w:t>
-      </w:r>
-      <w:proofErr w:type="gramStart"/>
-      <w:r>
-        <w:t>char</w:t>
-      </w:r>
-      <w:proofErr w:type="spellEnd"/>
-      <w:r>
-        <w:t>(</w:t>
-      </w:r>
-      <w:proofErr w:type="gramEnd"/>
-      <w:r>
-        <w:t>)</w:t>
+        <w:t>multi_char</w:t>
+      </w:r>
+      <w:proofErr w:type="spellEnd"/>
+      <w:r>
+        <w:t>()</w:t>
       </w:r>
       <w:r>
         <w:t xml:space="preserve"> before detector number.</w:t>
@@ -10664,7 +10037,6 @@
         </w:rPr>
         <w:t xml:space="preserve"> </w:t>
       </w:r>
-      <w:proofErr w:type="gramStart"/>
       <w:r>
         <w:rPr>
           <w:lang w:val="en-AU"/>
@@ -10675,14 +10047,7 @@
         <w:rPr>
           <w:lang w:val="en-AU"/>
         </w:rPr>
-        <w:t>,</w:t>
-      </w:r>
-      <w:proofErr w:type="gramEnd"/>
-      <w:r>
-        <w:rPr>
-          <w:lang w:val="en-AU"/>
-        </w:rPr>
-        <w:t xml:space="preserve"> 2025</w:t>
+        <w:t>, 2025</w:t>
       </w:r>
     </w:p>
     <w:p>
@@ -10728,22 +10093,12 @@
         <w:t>’ returned from EVT to be a struct {</w:t>
       </w:r>
       <w:proofErr w:type="spellStart"/>
-      <w:proofErr w:type="gramStart"/>
       <w:r>
         <w:t>files:sret</w:t>
       </w:r>
       <w:proofErr w:type="spellEnd"/>
-      <w:proofErr w:type="gramEnd"/>
-      <w:r>
-        <w:t xml:space="preserve">, </w:t>
-      </w:r>
-      <w:proofErr w:type="gramStart"/>
-      <w:r>
-        <w:t>stats:{</w:t>
-      </w:r>
-      <w:proofErr w:type="gramEnd"/>
-      <w:r>
-        <w:t>}}</w:t>
+      <w:r>
+        <w:t>, stats:{}}</w:t>
       </w:r>
     </w:p>
     <w:p>
@@ -10786,7 +10141,6 @@
         <w:t>pstate</w:t>
       </w:r>
       <w:proofErr w:type="spellEnd"/>
-      <w:proofErr w:type="gramStart"/>
       <w:r>
         <w:t>).</w:t>
       </w:r>
@@ -10795,7 +10149,6 @@
         <w:t>presults</w:t>
       </w:r>
       <w:proofErr w:type="spellEnd"/>
-      <w:proofErr w:type="gramEnd"/>
     </w:p>
     <w:p>
       <w:pPr>
@@ -10852,7 +10205,6 @@
         <w:t>pstate</w:t>
       </w:r>
       <w:proofErr w:type="spellEnd"/>
-      <w:proofErr w:type="gramStart"/>
       <w:r>
         <w:t>).</w:t>
       </w:r>
@@ -10861,7 +10213,6 @@
         <w:t>pDevObj</w:t>
       </w:r>
       <w:proofErr w:type="spellEnd"/>
-      <w:proofErr w:type="gramEnd"/>
       <w:r>
         <w:t>) to those in the loaded DAI file in (*(*</w:t>
       </w:r>
@@ -10870,7 +10221,6 @@
         <w:t>pstate</w:t>
       </w:r>
       <w:proofErr w:type="spellEnd"/>
-      <w:proofErr w:type="gramStart"/>
       <w:r>
         <w:t>).</w:t>
       </w:r>
@@ -10887,7 +10237,6 @@
         <w:t>DevObj</w:t>
       </w:r>
       <w:proofErr w:type="spellEnd"/>
-      <w:proofErr w:type="gramEnd"/>
       <w:r>
         <w:t>.</w:t>
       </w:r>
@@ -10950,13 +10299,8 @@
         <w:t>pstate</w:t>
       </w:r>
       <w:proofErr w:type="spellEnd"/>
-      <w:proofErr w:type="gramStart"/>
-      <w:r>
-        <w:t>).busy</w:t>
-      </w:r>
-      <w:proofErr w:type="gramEnd"/>
-      <w:r>
-        <w:t xml:space="preserve">) </w:t>
+      <w:r>
+        <w:t xml:space="preserve">).busy) </w:t>
       </w:r>
       <w:r>
         <w:t>in table green.</w:t>
@@ -10990,13 +10334,8 @@
         <w:t>pstate</w:t>
       </w:r>
       <w:proofErr w:type="spellEnd"/>
-      <w:proofErr w:type="gramStart"/>
-      <w:r>
-        <w:t>).busy</w:t>
-      </w:r>
-      <w:proofErr w:type="gramEnd"/>
-      <w:r>
-        <w:t xml:space="preserve"> = 1 just before Notify ‘wizard-action’.</w:t>
+      <w:r>
+        <w:t>).busy = 1 just before Notify ‘wizard-action’.</w:t>
       </w:r>
     </w:p>
     <w:p>
@@ -11058,17 +10397,12 @@
         <w:t>pstate</w:t>
       </w:r>
       <w:proofErr w:type="spellEnd"/>
-      <w:proofErr w:type="gramStart"/>
       <w:r>
         <w:t>).</w:t>
       </w:r>
       <w:proofErr w:type="spellStart"/>
       <w:r>
-        <w:t>message</w:t>
-      </w:r>
-      <w:proofErr w:type="gramEnd"/>
-      <w:r>
-        <w:t>.pwizard</w:t>
+        <w:t>message.pwizard</w:t>
       </w:r>
       <w:proofErr w:type="spellEnd"/>
       <w:r>
@@ -11079,17 +10413,12 @@
         <w:t>pstate</w:t>
       </w:r>
       <w:proofErr w:type="spellEnd"/>
-      <w:proofErr w:type="gramStart"/>
       <w:r>
         <w:t>).</w:t>
       </w:r>
       <w:proofErr w:type="spellStart"/>
       <w:r>
-        <w:t>message</w:t>
-      </w:r>
-      <w:proofErr w:type="gramEnd"/>
-      <w:r>
-        <w:t>.pwindow</w:t>
+        <w:t>message.pwindow</w:t>
       </w:r>
       <w:proofErr w:type="spellEnd"/>
       <w:r>
@@ -11155,17 +10484,12 @@
         <w:t>pstate</w:t>
       </w:r>
       <w:proofErr w:type="spellEnd"/>
-      <w:proofErr w:type="gramStart"/>
       <w:r>
         <w:t>).</w:t>
       </w:r>
       <w:proofErr w:type="spellStart"/>
       <w:r>
-        <w:t>message</w:t>
-      </w:r>
-      <w:proofErr w:type="gramEnd"/>
-      <w:r>
-        <w:t>.pwizard</w:t>
+        <w:t>message.pwizard</w:t>
       </w:r>
       <w:proofErr w:type="spellEnd"/>
       <w:r>
@@ -11176,17 +10500,12 @@
         <w:t>pstate</w:t>
       </w:r>
       <w:proofErr w:type="spellEnd"/>
-      <w:proofErr w:type="gramStart"/>
       <w:r>
         <w:t>).</w:t>
       </w:r>
       <w:proofErr w:type="spellStart"/>
       <w:r>
-        <w:t>message</w:t>
-      </w:r>
-      <w:proofErr w:type="gramEnd"/>
-      <w:r>
-        <w:t>.pwindow</w:t>
+        <w:t>message.pwindow</w:t>
       </w:r>
       <w:proofErr w:type="spellEnd"/>
       <w:r>
@@ -11263,17 +10582,12 @@
         <w:t>pstate</w:t>
       </w:r>
       <w:proofErr w:type="spellEnd"/>
-      <w:proofErr w:type="gramStart"/>
       <w:r>
         <w:t>).</w:t>
       </w:r>
       <w:proofErr w:type="spellStart"/>
       <w:r>
-        <w:t>message</w:t>
-      </w:r>
-      <w:proofErr w:type="gramEnd"/>
-      <w:r>
-        <w:t>.pwizard</w:t>
+        <w:t>message.pwizard</w:t>
       </w:r>
       <w:proofErr w:type="spellEnd"/>
       <w:r>
@@ -11284,17 +10598,12 @@
         <w:t>pstate</w:t>
       </w:r>
       <w:proofErr w:type="spellEnd"/>
-      <w:proofErr w:type="gramStart"/>
       <w:r>
         <w:t>).</w:t>
       </w:r>
       <w:proofErr w:type="spellStart"/>
       <w:r>
-        <w:t>message</w:t>
-      </w:r>
-      <w:proofErr w:type="gramEnd"/>
-      <w:r>
-        <w:t>.pwindow</w:t>
+        <w:t>message.pwindow</w:t>
       </w:r>
       <w:proofErr w:type="spellEnd"/>
       <w:r>
@@ -11309,6 +10618,7 @@
         </w:numPr>
       </w:pPr>
       <w:r>
+        <w:lastRenderedPageBreak/>
         <w:t>Only in the Timer event code are these popped up as Warnings, and message cleared, before the Timer is restarted, to avoid timer overrun.</w:t>
       </w:r>
     </w:p>
@@ -11369,42 +10679,23 @@
         </w:numPr>
       </w:pPr>
       <w:r>
-        <w:lastRenderedPageBreak/>
-        <w:t>The (*pd</w:t>
-      </w:r>
-      <w:proofErr w:type="gramStart"/>
-      <w:r>
-        <w:t>).</w:t>
+        <w:t>The (*pd).</w:t>
       </w:r>
       <w:proofErr w:type="spellStart"/>
       <w:r>
         <w:t>pnew</w:t>
       </w:r>
       <w:proofErr w:type="spellEnd"/>
-      <w:proofErr w:type="gramEnd"/>
-      <w:r>
-        <w:t xml:space="preserve"> return is now a </w:t>
-      </w:r>
-      <w:proofErr w:type="gramStart"/>
-      <w:r>
-        <w:t>struct  {</w:t>
+      <w:r>
+        <w:t xml:space="preserve"> return is now a struct  {</w:t>
       </w:r>
       <w:proofErr w:type="spellStart"/>
       <w:r>
         <w:t>files:sret</w:t>
       </w:r>
       <w:proofErr w:type="spellEnd"/>
-      <w:proofErr w:type="gramEnd"/>
-      <w:r>
-        <w:t xml:space="preserve">, </w:t>
-      </w:r>
-      <w:proofErr w:type="gramStart"/>
-      <w:r>
-        <w:t>stats:{</w:t>
-      </w:r>
-      <w:proofErr w:type="gramEnd"/>
-      <w:r>
-        <w:t xml:space="preserve">}}. </w:t>
+      <w:r>
+        <w:t xml:space="preserve">, stats:{}}. </w:t>
       </w:r>
     </w:p>
     <w:p>
@@ -11504,7 +10795,6 @@
         </w:rPr>
         <w:t xml:space="preserve"> </w:t>
       </w:r>
-      <w:proofErr w:type="gramStart"/>
       <w:r>
         <w:rPr>
           <w:lang w:val="en-AU"/>
@@ -11515,14 +10805,7 @@
         <w:rPr>
           <w:lang w:val="en-AU"/>
         </w:rPr>
-        <w:t>,</w:t>
-      </w:r>
-      <w:proofErr w:type="gramEnd"/>
-      <w:r>
-        <w:rPr>
-          <w:lang w:val="en-AU"/>
-        </w:rPr>
-        <w:t xml:space="preserve"> 2025</w:t>
+        <w:t>, 2025</w:t>
       </w:r>
     </w:p>
     <w:p>
@@ -11604,15 +10887,7 @@
         </w:numPr>
       </w:pPr>
       <w:r>
-        <w:t xml:space="preserve">This is done in the event routine, so no need for a loop </w:t>
-      </w:r>
-      <w:proofErr w:type="gramStart"/>
-      <w:r>
-        <w:t>check</w:t>
-      </w:r>
-      <w:proofErr w:type="gramEnd"/>
-      <w:r>
-        <w:t xml:space="preserve"> in a callback routine.</w:t>
+        <w:t>This is done in the event routine, so no need for a loop check in a callback routine.</w:t>
       </w:r>
     </w:p>
     <w:p>
@@ -11705,15 +10980,7 @@
         </w:numPr>
       </w:pPr>
       <w:r>
-        <w:t xml:space="preserve">This is done in the event routine, so no need for a loop </w:t>
-      </w:r>
-      <w:proofErr w:type="gramStart"/>
-      <w:r>
-        <w:t>check</w:t>
-      </w:r>
-      <w:proofErr w:type="gramEnd"/>
-      <w:r>
-        <w:t xml:space="preserve"> in a callback routine.</w:t>
+        <w:t>This is done in the event routine, so no need for a loop check in a callback routine.</w:t>
       </w:r>
     </w:p>
     <w:p>
@@ -11818,13 +11085,8 @@
         <w:t>/</w:t>
       </w:r>
       <w:proofErr w:type="spellStart"/>
-      <w:proofErr w:type="gramStart"/>
-      <w:r>
-        <w:t>wizard</w:t>
-      </w:r>
-      <w:proofErr w:type="gramEnd"/>
-      <w:r>
-        <w:t>_notify</w:t>
+      <w:r>
+        <w:t>wizard_notify</w:t>
       </w:r>
       <w:proofErr w:type="spellEnd"/>
     </w:p>
@@ -11918,13 +11180,8 @@
           <w:numId w:val="57"/>
         </w:numPr>
       </w:pPr>
-      <w:proofErr w:type="gramStart"/>
-      <w:r>
-        <w:t>Wizard</w:t>
-      </w:r>
-      <w:proofErr w:type="gramEnd"/>
-      <w:r>
-        <w:t xml:space="preserve"> notify ‘sort-image’ now passes ‘load’ and ‘skip’ flags and returns the ‘output’ filename and ‘charge’.</w:t>
+      <w:r>
+        <w:t>Wizard notify ‘sort-image’ now passes ‘load’ and ‘skip’ flags and returns the ‘output’ filename and ‘charge’.</w:t>
       </w:r>
     </w:p>
     <w:p>
@@ -11981,6 +11238,7 @@
       </w:pPr>
       <w:proofErr w:type="spellStart"/>
       <w:r>
+        <w:lastRenderedPageBreak/>
         <w:t>ImageEventcb</w:t>
       </w:r>
       <w:proofErr w:type="spellEnd"/>
@@ -12037,32 +11295,17 @@
         <w:t>pstate</w:t>
       </w:r>
       <w:proofErr w:type="spellEnd"/>
-      <w:proofErr w:type="gramStart"/>
-      <w:r>
-        <w:t>).file</w:t>
-      </w:r>
-      <w:proofErr w:type="gramEnd"/>
-      <w:r>
-        <w:t xml:space="preserve"> to match (*(*</w:t>
+      <w:r>
+        <w:t>).file to match (*(*</w:t>
       </w:r>
       <w:proofErr w:type="spellStart"/>
       <w:r>
         <w:t>pstate</w:t>
       </w:r>
       <w:proofErr w:type="spellEnd"/>
-      <w:proofErr w:type="gramStart"/>
-      <w:r>
-        <w:t>).p</w:t>
-      </w:r>
-      <w:proofErr w:type="gramEnd"/>
-      <w:r>
-        <w:t>)</w:t>
-      </w:r>
-      <w:proofErr w:type="gramStart"/>
-      <w:r>
-        <w:t>).file</w:t>
-      </w:r>
-      <w:proofErr w:type="gramEnd"/>
+      <w:r>
+        <w:t>).p)).file</w:t>
+      </w:r>
     </w:p>
     <w:p>
       <w:pPr>
@@ -12086,7 +11329,6 @@
       </w:pPr>
       <w:proofErr w:type="spellStart"/>
       <w:r>
-        <w:lastRenderedPageBreak/>
         <w:t>OnNotify</w:t>
       </w:r>
       <w:proofErr w:type="spellEnd"/>
@@ -12143,7 +11385,6 @@
         </w:rPr>
         <w:t xml:space="preserve"> </w:t>
       </w:r>
-      <w:proofErr w:type="gramStart"/>
       <w:r>
         <w:rPr>
           <w:lang w:val="en-AU"/>
@@ -12154,14 +11395,7 @@
         <w:rPr>
           <w:lang w:val="en-AU"/>
         </w:rPr>
-        <w:t>,</w:t>
-      </w:r>
-      <w:proofErr w:type="gramEnd"/>
-      <w:r>
-        <w:rPr>
-          <w:lang w:val="en-AU"/>
-        </w:rPr>
-        <w:t xml:space="preserve"> 2025</w:t>
+        <w:t>, 2025</w:t>
       </w:r>
     </w:p>
     <w:p>
@@ -12205,7 +11439,6 @@
         </w:rPr>
         <w:t xml:space="preserve"> </w:t>
       </w:r>
-      <w:proofErr w:type="gramStart"/>
       <w:r>
         <w:rPr>
           <w:lang w:val="en-AU"/>
@@ -12216,14 +11449,7 @@
         <w:rPr>
           <w:lang w:val="en-AU"/>
         </w:rPr>
-        <w:t>,</w:t>
-      </w:r>
-      <w:proofErr w:type="gramEnd"/>
-      <w:r>
-        <w:rPr>
-          <w:lang w:val="en-AU"/>
-        </w:rPr>
-        <w:t xml:space="preserve"> 2025</w:t>
+        <w:t>, 2025</w:t>
       </w:r>
     </w:p>
     <w:p>
@@ -12317,15 +11543,7 @@
         </w:numPr>
       </w:pPr>
       <w:r>
-        <w:t>‘</w:t>
-      </w:r>
-      <w:proofErr w:type="gramStart"/>
-      <w:r>
-        <w:t>image</w:t>
-      </w:r>
-      <w:proofErr w:type="gramEnd"/>
-      <w:r>
-        <w:t>-process’ Notify event now uses ‘</w:t>
+        <w:t>‘image-process’ Notify event now uses ‘</w:t>
       </w:r>
       <w:proofErr w:type="spellStart"/>
       <w:r>
@@ -12363,15 +11581,7 @@
         </w:numPr>
       </w:pPr>
       <w:r>
-        <w:t>This sets display parameters in (*p</w:t>
-      </w:r>
-      <w:proofErr w:type="gramStart"/>
-      <w:r>
-        <w:t>).options</w:t>
-      </w:r>
-      <w:proofErr w:type="gramEnd"/>
-      <w:r>
-        <w:t xml:space="preserve"> for image struct ‘p’</w:t>
+        <w:t>This sets display parameters in (*p).options for image struct ‘p’</w:t>
       </w:r>
       <w:r>
         <w:t xml:space="preserve"> from Batch Wizard</w:t>
@@ -12461,15 +11671,7 @@
         </w:numPr>
       </w:pPr>
       <w:r>
-        <w:t xml:space="preserve">To </w:t>
-      </w:r>
-      <w:proofErr w:type="gramStart"/>
-      <w:r>
-        <w:t>actually apply</w:t>
-      </w:r>
-      <w:proofErr w:type="gramEnd"/>
-      <w:r>
-        <w:t xml:space="preserve"> the ops.</w:t>
+        <w:t>To actually apply the ops.</w:t>
       </w:r>
     </w:p>
     <w:p>
@@ -12574,21 +11776,7 @@
         <w:rPr>
           <w:lang w:val="en-AU"/>
         </w:rPr>
-        <w:t xml:space="preserve">17 </w:t>
-      </w:r>
-      <w:proofErr w:type="gramStart"/>
-      <w:r>
-        <w:rPr>
-          <w:lang w:val="en-AU"/>
-        </w:rPr>
-        <w:t>Sep,</w:t>
-      </w:r>
-      <w:proofErr w:type="gramEnd"/>
-      <w:r>
-        <w:rPr>
-          <w:lang w:val="en-AU"/>
-        </w:rPr>
-        <w:t xml:space="preserve"> 2025</w:t>
+        <w:t>17 Sep, 2025</w:t>
       </w:r>
     </w:p>
     <w:p>
@@ -12691,6 +11879,7 @@
       </w:pPr>
       <w:proofErr w:type="spellStart"/>
       <w:r>
+        <w:lastRenderedPageBreak/>
         <w:t>Image_Process_Clear_sides</w:t>
       </w:r>
       <w:proofErr w:type="spellEnd"/>
@@ -12777,7 +11966,6 @@
       </w:pPr>
       <w:proofErr w:type="spellStart"/>
       <w:r>
-        <w:lastRenderedPageBreak/>
         <w:t>Image_Process_Shift_rows</w:t>
       </w:r>
       <w:proofErr w:type="spellEnd"/>
@@ -12798,15 +11986,7 @@
         </w:numPr>
       </w:pPr>
       <w:r>
-        <w:t>Add “[</w:t>
-      </w:r>
-      <w:proofErr w:type="spellStart"/>
-      <w:r>
-        <w:t>el</w:t>
-      </w:r>
-      <w:proofErr w:type="spellEnd"/>
-      <w:r>
-        <w:t>]” to History, as for any “*” operation on al planes.</w:t>
+        <w:t>Add “[el]” to History, as for any “*” operation on al planes.</w:t>
       </w:r>
     </w:p>
     <w:p>
@@ -13007,15 +12187,7 @@
         </w:numPr>
       </w:pPr>
       <w:r>
-        <w:t>‘</w:t>
-      </w:r>
-      <w:proofErr w:type="gramStart"/>
-      <w:r>
-        <w:t>image</w:t>
-      </w:r>
-      <w:proofErr w:type="gramEnd"/>
-      <w:r>
-        <w:t>-process’ Notify event now uses ‘</w:t>
+        <w:t>‘image-process’ Notify event now uses ‘</w:t>
       </w:r>
       <w:proofErr w:type="spellStart"/>
       <w:r>
@@ -13053,15 +12225,7 @@
         </w:numPr>
       </w:pPr>
       <w:r>
-        <w:t>This sets display parameters in (*p</w:t>
-      </w:r>
-      <w:proofErr w:type="gramStart"/>
-      <w:r>
-        <w:t>).options</w:t>
-      </w:r>
-      <w:proofErr w:type="gramEnd"/>
-      <w:r>
-        <w:t xml:space="preserve"> for image struct ‘p’ from Batch Wizard.</w:t>
+        <w:t>This sets display parameters in (*p).options for image struct ‘p’ from Batch Wizard.</w:t>
       </w:r>
     </w:p>
     <w:p>
@@ -13145,15 +12309,7 @@
         </w:numPr>
       </w:pPr>
       <w:r>
-        <w:t xml:space="preserve">To </w:t>
-      </w:r>
-      <w:proofErr w:type="gramStart"/>
-      <w:r>
-        <w:t>actually apply</w:t>
-      </w:r>
-      <w:proofErr w:type="gramEnd"/>
-      <w:r>
-        <w:t xml:space="preserve"> the ops.</w:t>
+        <w:t>To actually apply the ops.</w:t>
       </w:r>
     </w:p>
     <w:p>
@@ -13275,21 +12431,7 @@
         <w:rPr>
           <w:lang w:val="en-AU"/>
         </w:rPr>
-        <w:t xml:space="preserve">9 </w:t>
-      </w:r>
-      <w:proofErr w:type="gramStart"/>
-      <w:r>
-        <w:rPr>
-          <w:lang w:val="en-AU"/>
-        </w:rPr>
-        <w:t>Sep,</w:t>
-      </w:r>
-      <w:proofErr w:type="gramEnd"/>
-      <w:r>
-        <w:rPr>
-          <w:lang w:val="en-AU"/>
-        </w:rPr>
-        <w:t xml:space="preserve"> 2025</w:t>
+        <w:t>9 Sep, 2025</w:t>
       </w:r>
     </w:p>
     <w:p>
@@ -13319,15 +12461,7 @@
         <w:t xml:space="preserve">the </w:t>
       </w:r>
       <w:r>
-        <w:t xml:space="preserve">neighbourhood of zero pixels (using “shift”) breaks down for zeroes on image edges. </w:t>
-      </w:r>
-      <w:proofErr w:type="gramStart"/>
-      <w:r>
-        <w:t>This  causing</w:t>
-      </w:r>
-      <w:proofErr w:type="gramEnd"/>
-      <w:r>
-        <w:t xml:space="preserve"> “wrapping” which is bad if the left/right or top/bottom edges are greatly contrasting. Used “</w:t>
+        <w:t>neighbourhood of zero pixels (using “shift”) breaks down for zeroes on image edges. This  causing “wrapping” which is bad if the left/right or top/bottom edges are greatly contrasting. Used “</w:t>
       </w:r>
       <w:proofErr w:type="spellStart"/>
       <w:r>
@@ -13338,12 +12472,10 @@
         <w:t xml:space="preserve">” to extend the image 2 pixels in </w:t>
       </w:r>
       <w:proofErr w:type="spellStart"/>
-      <w:proofErr w:type="gramStart"/>
       <w:r>
         <w:t>x,y</w:t>
       </w:r>
       <w:proofErr w:type="spellEnd"/>
-      <w:proofErr w:type="gramEnd"/>
       <w:r>
         <w:t xml:space="preserve"> (as used for various digital filters). </w:t>
       </w:r>
@@ -13403,6 +12535,7 @@
         </w:numPr>
       </w:pPr>
       <w:r>
+        <w:lastRenderedPageBreak/>
         <w:t>Tested, and works with Batch-Sort, as one of a set of “digital filte</w:t>
       </w:r>
       <w:r>
@@ -13440,21 +12573,7 @@
         <w:rPr>
           <w:lang w:val="en-AU"/>
         </w:rPr>
-        <w:t xml:space="preserve"> </w:t>
-      </w:r>
-      <w:proofErr w:type="gramStart"/>
-      <w:r>
-        <w:rPr>
-          <w:lang w:val="en-AU"/>
-        </w:rPr>
-        <w:t>Aug,</w:t>
-      </w:r>
-      <w:proofErr w:type="gramEnd"/>
-      <w:r>
-        <w:rPr>
-          <w:lang w:val="en-AU"/>
-        </w:rPr>
-        <w:t xml:space="preserve"> 2025</w:t>
+        <w:t xml:space="preserve"> Aug, 2025</w:t>
       </w:r>
     </w:p>
     <w:p>
@@ -13487,7 +12606,6 @@
         </w:numPr>
       </w:pPr>
       <w:r>
-        <w:lastRenderedPageBreak/>
         <w:t>Version 8.9</w:t>
       </w:r>
     </w:p>
@@ -13502,21 +12620,7 @@
         <w:rPr>
           <w:lang w:val="en-AU"/>
         </w:rPr>
-        <w:t xml:space="preserve">12 </w:t>
-      </w:r>
-      <w:proofErr w:type="gramStart"/>
-      <w:r>
-        <w:rPr>
-          <w:lang w:val="en-AU"/>
-        </w:rPr>
-        <w:t>Aug,</w:t>
-      </w:r>
-      <w:proofErr w:type="gramEnd"/>
-      <w:r>
-        <w:rPr>
-          <w:lang w:val="en-AU"/>
-        </w:rPr>
-        <w:t xml:space="preserve"> 2025</w:t>
+        <w:t>12 Aug, 2025</w:t>
       </w:r>
     </w:p>
     <w:p>
@@ -13703,12 +12807,10 @@
         <w:t>Pass file “</w:t>
       </w:r>
       <w:proofErr w:type="spellStart"/>
-      <w:proofErr w:type="gramStart"/>
       <w:r>
         <w:t>find”pattern</w:t>
       </w:r>
       <w:proofErr w:type="spellEnd"/>
-      <w:proofErr w:type="gramEnd"/>
       <w:r>
         <w:t xml:space="preserve"> to ‘</w:t>
       </w:r>
@@ -13806,21 +12908,7 @@
         <w:rPr>
           <w:lang w:val="en-AU"/>
         </w:rPr>
-        <w:t xml:space="preserve">5 </w:t>
-      </w:r>
-      <w:proofErr w:type="gramStart"/>
-      <w:r>
-        <w:rPr>
-          <w:lang w:val="en-AU"/>
-        </w:rPr>
-        <w:t>Aug,</w:t>
-      </w:r>
-      <w:proofErr w:type="gramEnd"/>
-      <w:r>
-        <w:rPr>
-          <w:lang w:val="en-AU"/>
-        </w:rPr>
-        <w:t xml:space="preserve"> 2025</w:t>
+        <w:t>5 Aug, 2025</w:t>
       </w:r>
     </w:p>
     <w:p>
@@ -14006,15 +13094,7 @@
         </w:numPr>
       </w:pPr>
       <w:r>
-        <w:t>For SXRF (z1=</w:t>
-      </w:r>
-      <w:proofErr w:type="gramStart"/>
-      <w:r>
-        <w:t>0,a</w:t>
-      </w:r>
-      <w:proofErr w:type="gramEnd"/>
-      <w:r>
-        <w:t>1=0)</w:t>
+        <w:t>For SXRF (z1=0,a1=0)</w:t>
       </w:r>
       <w:r>
         <w:t>,</w:t>
@@ -14023,12 +13103,10 @@
         <w:t xml:space="preserve"> a mono beam (</w:t>
       </w:r>
       <w:proofErr w:type="spellStart"/>
-      <w:proofErr w:type="gramStart"/>
       <w:r>
         <w:t>beam.continuum</w:t>
       </w:r>
       <w:proofErr w:type="spellEnd"/>
-      <w:proofErr w:type="gramEnd"/>
       <w:r>
         <w:t>=0)</w:t>
       </w:r>
@@ -14183,6 +13261,7 @@
         </w:numPr>
       </w:pPr>
       <w:r>
+        <w:lastRenderedPageBreak/>
         <w:t>Version 8.8y</w:t>
       </w:r>
     </w:p>
@@ -14197,21 +13276,7 @@
         <w:rPr>
           <w:lang w:val="en-AU"/>
         </w:rPr>
-        <w:t xml:space="preserve">27 </w:t>
-      </w:r>
-      <w:proofErr w:type="gramStart"/>
-      <w:r>
-        <w:rPr>
-          <w:lang w:val="en-AU"/>
-        </w:rPr>
-        <w:t>July,</w:t>
-      </w:r>
-      <w:proofErr w:type="gramEnd"/>
-      <w:r>
-        <w:rPr>
-          <w:lang w:val="en-AU"/>
-        </w:rPr>
-        <w:t xml:space="preserve"> 2025</w:t>
+        <w:t>27 July, 2025</w:t>
       </w:r>
     </w:p>
     <w:p>
@@ -14269,7 +13334,6 @@
         </w:numPr>
       </w:pPr>
       <w:r>
-        <w:lastRenderedPageBreak/>
         <w:t>Add a Device droplist to select the raw data device. Tested for “MAIA_DEVICE” and “FALCONX_MERGE_DEVICE”.</w:t>
       </w:r>
     </w:p>
@@ -14326,7 +13390,6 @@
         <w:t>pstate</w:t>
       </w:r>
       <w:proofErr w:type="spellEnd"/>
-      <w:proofErr w:type="gramStart"/>
       <w:r>
         <w:t>).</w:t>
       </w:r>
@@ -14335,7 +13398,6 @@
         <w:t>DevObj</w:t>
       </w:r>
       <w:proofErr w:type="spellEnd"/>
-      <w:proofErr w:type="gramEnd"/>
       <w:r>
         <w:t xml:space="preserve"> to *(*</w:t>
       </w:r>
@@ -14344,7 +13406,6 @@
         <w:t>pstate</w:t>
       </w:r>
       <w:proofErr w:type="spellEnd"/>
-      <w:proofErr w:type="gramStart"/>
       <w:r>
         <w:t>).</w:t>
       </w:r>
@@ -14353,7 +13414,6 @@
         <w:t>pDevObj</w:t>
       </w:r>
       <w:proofErr w:type="spellEnd"/>
-      <w:proofErr w:type="gramEnd"/>
       <w:r>
         <w:t xml:space="preserve"> throughout.</w:t>
       </w:r>
@@ -14370,21 +13430,7 @@
         <w:rPr>
           <w:lang w:val="en-AU"/>
         </w:rPr>
-        <w:t xml:space="preserve">22 </w:t>
-      </w:r>
-      <w:proofErr w:type="gramStart"/>
-      <w:r>
-        <w:rPr>
-          <w:lang w:val="en-AU"/>
-        </w:rPr>
-        <w:t>July,</w:t>
-      </w:r>
-      <w:proofErr w:type="gramEnd"/>
-      <w:r>
-        <w:rPr>
-          <w:lang w:val="en-AU"/>
-        </w:rPr>
-        <w:t xml:space="preserve"> 2025</w:t>
+        <w:t>22 July, 2025</w:t>
       </w:r>
     </w:p>
     <w:p>
@@ -14427,15 +13473,7 @@
       </w:r>
       <w:proofErr w:type="spellEnd"/>
       <w:r>
-        <w:t xml:space="preserve">’ index (channel) to list of </w:t>
-      </w:r>
-      <w:proofErr w:type="gramStart"/>
-      <w:r>
-        <w:t>ADC</w:t>
-      </w:r>
-      <w:proofErr w:type="gramEnd"/>
-      <w:r>
-        <w:t xml:space="preserve"> #s found in file (‘n’), needed to add the offset: (*pp[</w:t>
+        <w:t>’ index (channel) to list of ADC #s found in file (‘n’), needed to add the offset: (*pp[</w:t>
       </w:r>
       <w:r>
         <w:rPr>
@@ -14445,11 +13483,7 @@
         <w:t>0</w:t>
       </w:r>
       <w:r>
-        <w:t>]</w:t>
-      </w:r>
-      <w:proofErr w:type="gramStart"/>
-      <w:r>
-        <w:t>).</w:t>
+        <w:t>]).</w:t>
       </w:r>
       <w:proofErr w:type="spellStart"/>
       <w:r>
@@ -14460,7 +13494,6 @@
         <w:t>DevObj</w:t>
       </w:r>
       <w:proofErr w:type="spellEnd"/>
-      <w:proofErr w:type="gramEnd"/>
       <w:r>
         <w:t>-&gt;</w:t>
       </w:r>
@@ -14470,23 +13503,11 @@
           <w:b/>
           <w:bCs/>
         </w:rPr>
-        <w:t>start_</w:t>
-      </w:r>
-      <w:proofErr w:type="gramStart"/>
-      <w:r>
-        <w:rPr>
-          <w:b/>
-          <w:bCs/>
-        </w:rPr>
-        <w:t>adc</w:t>
-      </w:r>
-      <w:proofErr w:type="spellEnd"/>
-      <w:r>
-        <w:t>(</w:t>
-      </w:r>
-      <w:proofErr w:type="gramEnd"/>
-      <w:r>
-        <w:t>)</w:t>
+        <w:t>start_adc</w:t>
+      </w:r>
+      <w:proofErr w:type="spellEnd"/>
+      <w:r>
+        <w:t>()</w:t>
       </w:r>
     </w:p>
     <w:p>
@@ -14616,15 +13637,7 @@
         </w:numPr>
       </w:pPr>
       <w:r>
-        <w:t xml:space="preserve">Check to see if the filename of the current images </w:t>
-      </w:r>
-      <w:proofErr w:type="gramStart"/>
-      <w:r>
-        <w:t>match</w:t>
-      </w:r>
-      <w:proofErr w:type="gramEnd"/>
-      <w:r>
-        <w:t xml:space="preserve"> the filename of the images used to create the regions in the image table. </w:t>
+        <w:t xml:space="preserve">Check to see if the filename of the current images match the filename of the images used to create the regions in the image table. </w:t>
       </w:r>
     </w:p>
     <w:p>
@@ -14660,21 +13673,7 @@
         <w:rPr>
           <w:lang w:val="en-AU"/>
         </w:rPr>
-        <w:t xml:space="preserve">10 </w:t>
-      </w:r>
-      <w:proofErr w:type="gramStart"/>
-      <w:r>
-        <w:rPr>
-          <w:lang w:val="en-AU"/>
-        </w:rPr>
-        <w:t>July,</w:t>
-      </w:r>
-      <w:proofErr w:type="gramEnd"/>
-      <w:r>
-        <w:rPr>
-          <w:lang w:val="en-AU"/>
-        </w:rPr>
-        <w:t xml:space="preserve"> 2025</w:t>
+        <w:t>10 July, 2025</w:t>
       </w:r>
     </w:p>
     <w:p>
@@ -14747,21 +13746,7 @@
         <w:rPr>
           <w:lang w:val="en-AU"/>
         </w:rPr>
-        <w:t xml:space="preserve">30 </w:t>
-      </w:r>
-      <w:proofErr w:type="gramStart"/>
-      <w:r>
-        <w:rPr>
-          <w:lang w:val="en-AU"/>
-        </w:rPr>
-        <w:t>June,</w:t>
-      </w:r>
-      <w:proofErr w:type="gramEnd"/>
-      <w:r>
-        <w:rPr>
-          <w:lang w:val="en-AU"/>
-        </w:rPr>
-        <w:t xml:space="preserve"> 2025</w:t>
+        <w:t>30 June, 2025</w:t>
       </w:r>
     </w:p>
     <w:p>
@@ -14933,6 +13918,7 @@
         </w:numPr>
       </w:pPr>
       <w:r>
+        <w:lastRenderedPageBreak/>
         <w:t>Version 8.8x</w:t>
       </w:r>
     </w:p>
@@ -14947,21 +13933,7 @@
         <w:rPr>
           <w:lang w:val="en-AU"/>
         </w:rPr>
-        <w:t xml:space="preserve">24 </w:t>
-      </w:r>
-      <w:proofErr w:type="gramStart"/>
-      <w:r>
-        <w:rPr>
-          <w:lang w:val="en-AU"/>
-        </w:rPr>
-        <w:t>June,</w:t>
-      </w:r>
-      <w:proofErr w:type="gramEnd"/>
-      <w:r>
-        <w:rPr>
-          <w:lang w:val="en-AU"/>
-        </w:rPr>
-        <w:t xml:space="preserve"> 2025</w:t>
+        <w:t>24 June, 2025</w:t>
       </w:r>
     </w:p>
     <w:p>
@@ -14998,16 +13970,7 @@
         </w:numPr>
       </w:pPr>
       <w:r>
-        <w:lastRenderedPageBreak/>
-        <w:t xml:space="preserve">Use same approach as for “areas” </w:t>
-      </w:r>
-      <w:proofErr w:type="gramStart"/>
-      <w:r>
-        <w:t>on line</w:t>
-      </w:r>
-      <w:proofErr w:type="gramEnd"/>
-      <w:r>
-        <w:t xml:space="preserve"> profiles (traverse, project, project, Spline8, etc.) to detect non-elemental image planes and great these ‘as is’ in counts, such as for “Rate” and specials as listed in “</w:t>
+        <w:t>Use same approach as for “areas” on line profiles (traverse, project, project, Spline8, etc.) to detect non-elemental image planes and great these ‘as is’ in counts, such as for “Rate” and specials as listed in “</w:t>
       </w:r>
       <w:proofErr w:type="spellStart"/>
       <w:r>
@@ -15029,25 +13992,12 @@
         <w:t>‘</w:t>
       </w:r>
       <w:proofErr w:type="spellStart"/>
-      <w:proofErr w:type="gramStart"/>
-      <w:r>
-        <w:t>misc</w:t>
-      </w:r>
-      <w:proofErr w:type="gramEnd"/>
-      <w:r>
-        <w:t>_special</w:t>
-      </w:r>
-      <w:proofErr w:type="spellEnd"/>
-      <w:r>
-        <w:t>’ is list of specials. ‘nqel1’ is non-zero for these in ‘where’ statements testing ‘</w:t>
-      </w:r>
-      <w:proofErr w:type="spellStart"/>
-      <w:r>
-        <w:t>el</w:t>
-      </w:r>
-      <w:proofErr w:type="spellEnd"/>
-      <w:r>
-        <w:t>[</w:t>
+      <w:r>
+        <w:t>misc_special</w:t>
+      </w:r>
+      <w:proofErr w:type="spellEnd"/>
+      <w:r>
+        <w:t>’ is list of specials. ‘nqel1’ is non-zero for these in ‘where’ statements testing ‘el[</w:t>
       </w:r>
       <w:proofErr w:type="spellStart"/>
       <w:r>
@@ -15243,21 +14193,7 @@
         <w:rPr>
           <w:lang w:val="en-AU"/>
         </w:rPr>
-        <w:t xml:space="preserve">10 </w:t>
-      </w:r>
-      <w:proofErr w:type="gramStart"/>
-      <w:r>
-        <w:rPr>
-          <w:lang w:val="en-AU"/>
-        </w:rPr>
-        <w:t>June,</w:t>
-      </w:r>
-      <w:proofErr w:type="gramEnd"/>
-      <w:r>
-        <w:rPr>
-          <w:lang w:val="en-AU"/>
-        </w:rPr>
-        <w:t xml:space="preserve"> 2025</w:t>
+        <w:t>10 June, 2025</w:t>
       </w:r>
     </w:p>
     <w:p>
@@ -15294,20 +14230,7 @@
         </w:numPr>
       </w:pPr>
       <w:r>
-        <w:t xml:space="preserve">Try to fix error when doing regions for STIM and ion scattering, where </w:t>
-      </w:r>
-      <w:proofErr w:type="spellStart"/>
-      <w:proofErr w:type="gramStart"/>
-      <w:r>
-        <w:t>el</w:t>
-      </w:r>
-      <w:proofErr w:type="spellEnd"/>
-      <w:r>
-        <w:t>[</w:t>
-      </w:r>
-      <w:proofErr w:type="gramEnd"/>
-      <w:r>
-        <w:t>2] index becomes illegal.</w:t>
+        <w:t>Try to fix error when doing regions for STIM and ion scattering, where el[2] index becomes illegal.</w:t>
       </w:r>
     </w:p>
     <w:p>
@@ -15339,23 +14262,7 @@
       </w:r>
       <w:proofErr w:type="spellEnd"/>
       <w:r>
-        <w:t xml:space="preserve"> for </w:t>
-      </w:r>
-      <w:proofErr w:type="gramStart"/>
-      <w:r>
-        <w:t>lab .source</w:t>
-      </w:r>
-      <w:proofErr w:type="gramEnd"/>
-      <w:r>
-        <w:t xml:space="preserve"> </w:t>
-      </w:r>
-      <w:proofErr w:type="gramStart"/>
-      <w:r>
-        <w:t>and .pink</w:t>
-      </w:r>
-      <w:proofErr w:type="gramEnd"/>
-      <w:r>
-        <w:t xml:space="preserve"> beam files.</w:t>
+        <w:t xml:space="preserve"> for lab .source and .pink beam files.</w:t>
       </w:r>
     </w:p>
     <w:p>
@@ -15460,15 +14367,7 @@
       </w:r>
       <w:proofErr w:type="spellEnd"/>
       <w:r>
-        <w:t xml:space="preserve"> for yield </w:t>
-      </w:r>
-      <w:proofErr w:type="gramStart"/>
-      <w:r>
-        <w:t>calc .yield</w:t>
-      </w:r>
-      <w:proofErr w:type="gramEnd"/>
-      <w:r>
-        <w:t xml:space="preserve"> files.</w:t>
+        <w:t xml:space="preserve"> for yield calc .yield files.</w:t>
       </w:r>
     </w:p>
     <w:p>
@@ -15547,21 +14446,7 @@
         <w:rPr>
           <w:lang w:val="en-AU"/>
         </w:rPr>
-        <w:t xml:space="preserve">3 </w:t>
-      </w:r>
-      <w:proofErr w:type="gramStart"/>
-      <w:r>
-        <w:rPr>
-          <w:lang w:val="en-AU"/>
-        </w:rPr>
-        <w:t>June,</w:t>
-      </w:r>
-      <w:proofErr w:type="gramEnd"/>
-      <w:r>
-        <w:rPr>
-          <w:lang w:val="en-AU"/>
-        </w:rPr>
-        <w:t xml:space="preserve"> 2025</w:t>
+        <w:t>3 June, 2025</w:t>
       </w:r>
     </w:p>
     <w:p>
@@ -15808,6 +14693,7 @@
         </w:numPr>
       </w:pPr>
       <w:r>
+        <w:lastRenderedPageBreak/>
         <w:t>Version 8.8v</w:t>
       </w:r>
     </w:p>
@@ -15822,21 +14708,7 @@
         <w:rPr>
           <w:lang w:val="en-AU"/>
         </w:rPr>
-        <w:t xml:space="preserve">28 </w:t>
-      </w:r>
-      <w:proofErr w:type="gramStart"/>
-      <w:r>
-        <w:rPr>
-          <w:lang w:val="en-AU"/>
-        </w:rPr>
-        <w:t>Apr,</w:t>
-      </w:r>
-      <w:proofErr w:type="gramEnd"/>
-      <w:r>
-        <w:rPr>
-          <w:lang w:val="en-AU"/>
-        </w:rPr>
-        <w:t xml:space="preserve"> 2025</w:t>
+        <w:t>28 Apr, 2025</w:t>
       </w:r>
     </w:p>
     <w:p>
@@ -15875,7 +14747,6 @@
         </w:numPr>
       </w:pPr>
       <w:r>
-        <w:lastRenderedPageBreak/>
         <w:t>Add ‘</w:t>
       </w:r>
       <w:proofErr w:type="spellStart"/>
@@ -16010,12 +14881,10 @@
         <w:t>Detect ‘</w:t>
       </w:r>
       <w:proofErr w:type="spellStart"/>
-      <w:proofErr w:type="gramStart"/>
       <w:r>
         <w:t>options.ShowALLregions</w:t>
       </w:r>
       <w:proofErr w:type="spellEnd"/>
-      <w:proofErr w:type="gramEnd"/>
       <w:r>
         <w:t>’ true and loop through all regions (if found) and use ‘</w:t>
       </w:r>
@@ -16050,21 +14919,7 @@
         <w:rPr>
           <w:lang w:val="en-AU"/>
         </w:rPr>
-        <w:t xml:space="preserve">8 </w:t>
-      </w:r>
-      <w:proofErr w:type="gramStart"/>
-      <w:r>
-        <w:rPr>
-          <w:lang w:val="en-AU"/>
-        </w:rPr>
-        <w:t>Apr,</w:t>
-      </w:r>
-      <w:proofErr w:type="gramEnd"/>
-      <w:r>
-        <w:rPr>
-          <w:lang w:val="en-AU"/>
-        </w:rPr>
-        <w:t xml:space="preserve"> 2025</w:t>
+        <w:t>8 Apr, 2025</w:t>
       </w:r>
     </w:p>
     <w:p>
@@ -16214,21 +15069,7 @@
         <w:rPr>
           <w:lang w:val="en-AU"/>
         </w:rPr>
-        <w:t xml:space="preserve">1 </w:t>
-      </w:r>
-      <w:proofErr w:type="gramStart"/>
-      <w:r>
-        <w:rPr>
-          <w:lang w:val="en-AU"/>
-        </w:rPr>
-        <w:t>Apr,</w:t>
-      </w:r>
-      <w:proofErr w:type="gramEnd"/>
-      <w:r>
-        <w:rPr>
-          <w:lang w:val="en-AU"/>
-        </w:rPr>
-        <w:t xml:space="preserve"> 2025</w:t>
+        <w:t>1 Apr, 2025</w:t>
       </w:r>
     </w:p>
     <w:p>
@@ -16312,15 +15153,7 @@
         </w:numPr>
       </w:pPr>
       <w:r>
-        <w:t xml:space="preserve">Bug with the selection of </w:t>
-      </w:r>
-      <w:proofErr w:type="gramStart"/>
-      <w:r>
-        <w:t>a</w:t>
-      </w:r>
-      <w:proofErr w:type="gramEnd"/>
-      <w:r>
-        <w:t xml:space="preserve"> ADC # in the </w:t>
+        <w:t xml:space="preserve">Bug with the selection of a ADC # in the </w:t>
       </w:r>
       <w:r>
         <w:rPr>
@@ -16403,16 +15236,11 @@
       </w:r>
       <w:proofErr w:type="spellEnd"/>
       <w:r>
-        <w:t>(obj</w:t>
-      </w:r>
-      <w:proofErr w:type="gramStart"/>
-      <w:r>
-        <w:t xml:space="preserve">), </w:t>
+        <w:t xml:space="preserve">(obj), </w:t>
       </w:r>
       <w:r>
         <w:t xml:space="preserve">  </w:t>
       </w:r>
-      <w:proofErr w:type="gramEnd"/>
       <w:r>
         <w:t>clipped at zero,</w:t>
       </w:r>
@@ -16522,21 +15350,7 @@
         <w:rPr>
           <w:lang w:val="en-AU"/>
         </w:rPr>
-        <w:t xml:space="preserve">27 </w:t>
-      </w:r>
-      <w:proofErr w:type="gramStart"/>
-      <w:r>
-        <w:rPr>
-          <w:lang w:val="en-AU"/>
-        </w:rPr>
-        <w:t>Mar,</w:t>
-      </w:r>
-      <w:proofErr w:type="gramEnd"/>
-      <w:r>
-        <w:rPr>
-          <w:lang w:val="en-AU"/>
-        </w:rPr>
-        <w:t xml:space="preserve"> 2025</w:t>
+        <w:t>27 Mar, 2025</w:t>
       </w:r>
     </w:p>
     <w:p>
@@ -16569,6 +15383,7 @@
         </w:numPr>
       </w:pPr>
       <w:r>
+        <w:lastRenderedPageBreak/>
         <w:t xml:space="preserve">In the main </w:t>
       </w:r>
       <w:proofErr w:type="spellStart"/>
@@ -16581,15 +15396,7 @@
       </w:r>
       <w:proofErr w:type="spellEnd"/>
       <w:r>
-        <w:t xml:space="preserve"> window, when resized (either by dragging the window size or using the “+”, “</w:t>
-      </w:r>
-      <w:proofErr w:type="gramStart"/>
-      <w:r>
-        <w:t>-“ buttons</w:t>
-      </w:r>
-      <w:proofErr w:type="gramEnd"/>
-      <w:r>
-        <w:t xml:space="preserve">) it sometimes displays the image offset in Y, with grey beneath and the top of the image truncated. This only happens when the whole image is visible and hence (normally) the scroll bars disappear. </w:t>
+        <w:t xml:space="preserve"> window, when resized (either by dragging the window size or using the “+”, “-“ buttons) it sometimes displays the image offset in Y, with grey beneath and the top of the image truncated. This only happens when the whole image is visible and hence (normally) the scroll bars disappear. </w:t>
       </w:r>
     </w:p>
     <w:p>
@@ -16600,15 +15407,7 @@
         </w:numPr>
       </w:pPr>
       <w:r>
-        <w:t xml:space="preserve">This only happens under </w:t>
-      </w:r>
-      <w:proofErr w:type="gramStart"/>
-      <w:r>
-        <w:t>Linux, and</w:t>
-      </w:r>
-      <w:proofErr w:type="gramEnd"/>
-      <w:r>
-        <w:t xml:space="preserve"> has persisted through IDL 8.8 to 9.1.</w:t>
+        <w:t>This only happens under Linux, and has persisted through IDL 8.8 to 9.1.</w:t>
       </w:r>
     </w:p>
     <w:p>
@@ -16619,7 +15418,6 @@
         </w:numPr>
       </w:pPr>
       <w:r>
-        <w:lastRenderedPageBreak/>
         <w:t>And only if the Y scroll bar disappear</w:t>
       </w:r>
       <w:r>
@@ -16743,12 +15541,10 @@
         <w:t>’ to prevent Y scroll bars going in setting ‘</w:t>
       </w:r>
       <w:proofErr w:type="spellStart"/>
-      <w:proofErr w:type="gramStart"/>
       <w:r>
         <w:t>new.w</w:t>
       </w:r>
       <w:proofErr w:type="spellEnd"/>
-      <w:proofErr w:type="gramEnd"/>
       <w:r>
         <w:t>’, ‘</w:t>
       </w:r>
@@ -16812,21 +15608,7 @@
         <w:rPr>
           <w:lang w:val="en-AU"/>
         </w:rPr>
-        <w:t xml:space="preserve">24 </w:t>
-      </w:r>
-      <w:proofErr w:type="gramStart"/>
-      <w:r>
-        <w:rPr>
-          <w:lang w:val="en-AU"/>
-        </w:rPr>
-        <w:t>Mar,</w:t>
-      </w:r>
-      <w:proofErr w:type="gramEnd"/>
-      <w:r>
-        <w:rPr>
-          <w:lang w:val="en-AU"/>
-        </w:rPr>
-        <w:t xml:space="preserve"> 2025</w:t>
+        <w:t>24 Mar, 2025</w:t>
       </w:r>
     </w:p>
     <w:p>
@@ -16872,15 +15654,7 @@
         </w:numPr>
       </w:pPr>
       <w:r>
-        <w:t>‘</w:t>
-      </w:r>
-      <w:proofErr w:type="gramStart"/>
-      <w:r>
-        <w:t>calculate</w:t>
-      </w:r>
-      <w:proofErr w:type="gramEnd"/>
-      <w:r>
-        <w:t>-button’ event:</w:t>
+        <w:t>‘calculate-button’ event:</w:t>
       </w:r>
     </w:p>
     <w:p>
@@ -16894,22 +15668,18 @@
         <w:t xml:space="preserve">Only assign </w:t>
       </w:r>
       <w:proofErr w:type="spellStart"/>
-      <w:proofErr w:type="gramStart"/>
       <w:r>
         <w:t>beam.continuum</w:t>
       </w:r>
       <w:proofErr w:type="spellEnd"/>
-      <w:proofErr w:type="gramEnd"/>
       <w:r>
         <w:t xml:space="preserve"> and </w:t>
       </w:r>
       <w:proofErr w:type="spellStart"/>
-      <w:proofErr w:type="gramStart"/>
       <w:r>
         <w:t>beam.energy</w:t>
       </w:r>
       <w:proofErr w:type="spellEnd"/>
-      <w:proofErr w:type="gramEnd"/>
       <w:r>
         <w:t xml:space="preserve"> i</w:t>
       </w:r>
@@ -17022,21 +15792,7 @@
         <w:rPr>
           <w:lang w:val="en-AU"/>
         </w:rPr>
-        <w:t xml:space="preserve">24 </w:t>
-      </w:r>
-      <w:proofErr w:type="gramStart"/>
-      <w:r>
-        <w:rPr>
-          <w:lang w:val="en-AU"/>
-        </w:rPr>
-        <w:t>Mar,</w:t>
-      </w:r>
-      <w:proofErr w:type="gramEnd"/>
-      <w:r>
-        <w:rPr>
-          <w:lang w:val="en-AU"/>
-        </w:rPr>
-        <w:t xml:space="preserve"> 2025</w:t>
+        <w:t>24 Mar, 2025</w:t>
       </w:r>
     </w:p>
     <w:p>
@@ -17096,21 +15852,7 @@
         <w:rPr>
           <w:lang w:val="en-AU"/>
         </w:rPr>
-        <w:t xml:space="preserve"> </w:t>
-      </w:r>
-      <w:proofErr w:type="gramStart"/>
-      <w:r>
-        <w:rPr>
-          <w:lang w:val="en-AU"/>
-        </w:rPr>
-        <w:t>Mar,</w:t>
-      </w:r>
-      <w:proofErr w:type="gramEnd"/>
-      <w:r>
-        <w:rPr>
-          <w:lang w:val="en-AU"/>
-        </w:rPr>
-        <w:t xml:space="preserve"> 2025</w:t>
+        <w:t xml:space="preserve"> Mar, 2025</w:t>
       </w:r>
     </w:p>
     <w:p>
@@ -17215,21 +15957,7 @@
         <w:rPr>
           <w:lang w:val="en-AU"/>
         </w:rPr>
-        <w:t xml:space="preserve">5 </w:t>
-      </w:r>
-      <w:proofErr w:type="gramStart"/>
-      <w:r>
-        <w:rPr>
-          <w:lang w:val="en-AU"/>
-        </w:rPr>
-        <w:t>Mar,</w:t>
-      </w:r>
-      <w:proofErr w:type="gramEnd"/>
-      <w:r>
-        <w:rPr>
-          <w:lang w:val="en-AU"/>
-        </w:rPr>
-        <w:t xml:space="preserve"> 2025</w:t>
+        <w:t>5 Mar, 2025</w:t>
       </w:r>
     </w:p>
     <w:p>
@@ -17267,7 +15995,6 @@
         <w:t xml:space="preserve">Add set </w:t>
       </w:r>
       <w:proofErr w:type="spellStart"/>
-      <w:proofErr w:type="gramStart"/>
       <w:r>
         <w:rPr>
           <w:i/>
@@ -17276,7 +16003,6 @@
         <w:t>antialias.enable</w:t>
       </w:r>
       <w:proofErr w:type="spellEnd"/>
-      <w:proofErr w:type="gramEnd"/>
       <w:r>
         <w:t>, once and for all to enable antialiasing in the Maia FPGA pipeline to prevent aliasing using Linearization and Gain-trimming.</w:t>
       </w:r>
@@ -17326,21 +16052,8 @@
         <w:rPr>
           <w:lang w:val="en-AU"/>
         </w:rPr>
-        <w:t xml:space="preserve">4 </w:t>
-      </w:r>
-      <w:proofErr w:type="gramStart"/>
-      <w:r>
-        <w:rPr>
-          <w:lang w:val="en-AU"/>
-        </w:rPr>
-        <w:t>Mar,</w:t>
-      </w:r>
-      <w:proofErr w:type="gramEnd"/>
-      <w:r>
-        <w:rPr>
-          <w:lang w:val="en-AU"/>
-        </w:rPr>
-        <w:t xml:space="preserve"> 2025</w:t>
+        <w:lastRenderedPageBreak/>
+        <w:t>4 Mar, 2025</w:t>
       </w:r>
     </w:p>
     <w:p>
@@ -17383,7 +16096,6 @@
         </w:numPr>
       </w:pPr>
       <w:r>
-        <w:lastRenderedPageBreak/>
         <w:t>Hence, in ‘</w:t>
       </w:r>
       <w:proofErr w:type="spellStart"/>
@@ -17446,21 +16158,7 @@
         <w:rPr>
           <w:lang w:val="en-AU"/>
         </w:rPr>
-        <w:t xml:space="preserve">17 </w:t>
-      </w:r>
-      <w:proofErr w:type="gramStart"/>
-      <w:r>
-        <w:rPr>
-          <w:lang w:val="en-AU"/>
-        </w:rPr>
-        <w:t>Feb,</w:t>
-      </w:r>
-      <w:proofErr w:type="gramEnd"/>
-      <w:r>
-        <w:rPr>
-          <w:lang w:val="en-AU"/>
-        </w:rPr>
-        <w:t xml:space="preserve"> 2025</w:t>
+        <w:t>17 Feb, 2025</w:t>
       </w:r>
     </w:p>
     <w:p>
@@ -17579,15 +16277,7 @@
         </w:numPr>
       </w:pPr>
       <w:r>
-        <w:t xml:space="preserve">Fixed bug in </w:t>
-      </w:r>
-      <w:proofErr w:type="gramStart"/>
-      <w:r>
-        <w:t>LED[</w:t>
-      </w:r>
-      <w:proofErr w:type="gramEnd"/>
-      <w:r>
-        <w:t>3] used to flag all background processes running.</w:t>
+        <w:t>Fixed bug in LED[3] used to flag all background processes running.</w:t>
       </w:r>
     </w:p>
     <w:p>
@@ -17601,21 +16291,7 @@
         <w:rPr>
           <w:lang w:val="en-AU"/>
         </w:rPr>
-        <w:t xml:space="preserve">12 </w:t>
-      </w:r>
-      <w:proofErr w:type="gramStart"/>
-      <w:r>
-        <w:rPr>
-          <w:lang w:val="en-AU"/>
-        </w:rPr>
-        <w:t>Feb,</w:t>
-      </w:r>
-      <w:proofErr w:type="gramEnd"/>
-      <w:r>
-        <w:rPr>
-          <w:lang w:val="en-AU"/>
-        </w:rPr>
-        <w:t xml:space="preserve"> 2025</w:t>
+        <w:t>12 Feb, 2025</w:t>
       </w:r>
     </w:p>
     <w:p>
@@ -17686,21 +16362,7 @@
         <w:rPr>
           <w:lang w:val="en-AU"/>
         </w:rPr>
-        <w:t xml:space="preserve">4 </w:t>
-      </w:r>
-      <w:proofErr w:type="gramStart"/>
-      <w:r>
-        <w:rPr>
-          <w:lang w:val="en-AU"/>
-        </w:rPr>
-        <w:t>Feb,</w:t>
-      </w:r>
-      <w:proofErr w:type="gramEnd"/>
-      <w:r>
-        <w:rPr>
-          <w:lang w:val="en-AU"/>
-        </w:rPr>
-        <w:t xml:space="preserve"> 2025</w:t>
+        <w:t>4 Feb, 2025</w:t>
       </w:r>
     </w:p>
     <w:p>
@@ -17818,19 +16480,11 @@
       </w:r>
       <w:proofErr w:type="spellStart"/>
       <w:r>
-        <w:t>python_</w:t>
-      </w:r>
-      <w:proofErr w:type="gramStart"/>
-      <w:r>
-        <w:t>valid</w:t>
-      </w:r>
-      <w:proofErr w:type="spellEnd"/>
-      <w:r>
-        <w:t>(</w:t>
-      </w:r>
-      <w:proofErr w:type="gramEnd"/>
-      <w:r>
-        <w:t>)’.</w:t>
+        <w:t>python_valid</w:t>
+      </w:r>
+      <w:proofErr w:type="spellEnd"/>
+      <w:r>
+        <w:t>()’.</w:t>
       </w:r>
     </w:p>
     <w:p>
@@ -17844,21 +16498,8 @@
         <w:rPr>
           <w:lang w:val="en-AU"/>
         </w:rPr>
-        <w:t xml:space="preserve">27 </w:t>
-      </w:r>
-      <w:proofErr w:type="gramStart"/>
-      <w:r>
-        <w:rPr>
-          <w:lang w:val="en-AU"/>
-        </w:rPr>
-        <w:t>Jan,</w:t>
-      </w:r>
-      <w:proofErr w:type="gramEnd"/>
-      <w:r>
-        <w:rPr>
-          <w:lang w:val="en-AU"/>
-        </w:rPr>
-        <w:t xml:space="preserve"> 2025</w:t>
+        <w:lastRenderedPageBreak/>
+        <w:t>27 Jan, 2025</w:t>
       </w:r>
     </w:p>
     <w:p>
@@ -17914,7 +16555,6 @@
         </w:numPr>
       </w:pPr>
       <w:r>
-        <w:lastRenderedPageBreak/>
         <w:t>If a detector is not found on path1 (</w:t>
       </w:r>
       <w:proofErr w:type="spellStart"/>
@@ -17932,13 +16572,8 @@
         <w:t xml:space="preserve"> path2 (</w:t>
       </w:r>
       <w:proofErr w:type="spellStart"/>
-      <w:proofErr w:type="gramStart"/>
-      <w:r>
-        <w:t>prefs.path</w:t>
-      </w:r>
-      <w:proofErr w:type="gramEnd"/>
-      <w:r>
-        <w:t>.config</w:t>
+      <w:r>
+        <w:t>prefs.path.config</w:t>
       </w:r>
       <w:proofErr w:type="spellEnd"/>
       <w:r>
@@ -18196,21 +16831,7 @@
         <w:rPr>
           <w:lang w:val="en-AU"/>
         </w:rPr>
-        <w:t xml:space="preserve">20 </w:t>
-      </w:r>
-      <w:proofErr w:type="gramStart"/>
-      <w:r>
-        <w:rPr>
-          <w:lang w:val="en-AU"/>
-        </w:rPr>
-        <w:t>Jan,</w:t>
-      </w:r>
-      <w:proofErr w:type="gramEnd"/>
-      <w:r>
-        <w:rPr>
-          <w:lang w:val="en-AU"/>
-        </w:rPr>
-        <w:t xml:space="preserve"> 2025</w:t>
+        <w:t>20 Jan, 2025</w:t>
       </w:r>
     </w:p>
     <w:p>
@@ -18272,21 +16893,7 @@
         <w:rPr>
           <w:lang w:val="en-AU"/>
         </w:rPr>
-        <w:t xml:space="preserve">10 </w:t>
-      </w:r>
-      <w:proofErr w:type="gramStart"/>
-      <w:r>
-        <w:rPr>
-          <w:lang w:val="en-AU"/>
-        </w:rPr>
-        <w:t>Jan,</w:t>
-      </w:r>
-      <w:proofErr w:type="gramEnd"/>
-      <w:r>
-        <w:rPr>
-          <w:lang w:val="en-AU"/>
-        </w:rPr>
-        <w:t xml:space="preserve"> 2025</w:t>
+        <w:t>10 Jan, 2025</w:t>
       </w:r>
     </w:p>
     <w:p>
@@ -18362,21 +16969,7 @@
         <w:rPr>
           <w:lang w:val="en-AU"/>
         </w:rPr>
-        <w:t xml:space="preserve">8 </w:t>
-      </w:r>
-      <w:proofErr w:type="gramStart"/>
-      <w:r>
-        <w:rPr>
-          <w:lang w:val="en-AU"/>
-        </w:rPr>
-        <w:t>Jan,</w:t>
-      </w:r>
-      <w:proofErr w:type="gramEnd"/>
-      <w:r>
-        <w:rPr>
-          <w:lang w:val="en-AU"/>
-        </w:rPr>
-        <w:t xml:space="preserve"> 2025</w:t>
+        <w:t>8 Jan, 2025</w:t>
       </w:r>
     </w:p>
     <w:p>
@@ -18544,6 +17137,7 @@
         </w:numPr>
       </w:pPr>
       <w:r>
+        <w:lastRenderedPageBreak/>
         <w:t>Can’t spawn “activate” in IDL v9, as it does not exist; skip.</w:t>
       </w:r>
     </w:p>
@@ -18569,22 +17163,7 @@
         <w:rPr>
           <w:lang w:val="en-AU"/>
         </w:rPr>
-        <w:lastRenderedPageBreak/>
-        <w:t xml:space="preserve">7 </w:t>
-      </w:r>
-      <w:proofErr w:type="gramStart"/>
-      <w:r>
-        <w:rPr>
-          <w:lang w:val="en-AU"/>
-        </w:rPr>
-        <w:t>Jan,</w:t>
-      </w:r>
-      <w:proofErr w:type="gramEnd"/>
-      <w:r>
-        <w:rPr>
-          <w:lang w:val="en-AU"/>
-        </w:rPr>
-        <w:t xml:space="preserve"> 2025</w:t>
+        <w:t>7 Jan, 2025</w:t>
       </w:r>
     </w:p>
     <w:p>
@@ -18612,19 +17191,11 @@
       </w:r>
       <w:proofErr w:type="spellStart"/>
       <w:r>
-        <w:t>file_</w:t>
-      </w:r>
-      <w:proofErr w:type="gramStart"/>
-      <w:r>
-        <w:t>requester</w:t>
-      </w:r>
-      <w:proofErr w:type="spellEnd"/>
-      <w:r>
-        <w:t>( /</w:t>
-      </w:r>
-      <w:proofErr w:type="gramEnd"/>
-      <w:r>
-        <w:t>read, /</w:t>
+        <w:t>file_requester</w:t>
+      </w:r>
+      <w:proofErr w:type="spellEnd"/>
+      <w:r>
+        <w:t>( /read, /</w:t>
       </w:r>
       <w:proofErr w:type="spellStart"/>
       <w:r>
@@ -18799,21 +17370,7 @@
         <w:rPr>
           <w:lang w:val="en-AU"/>
         </w:rPr>
-        <w:t xml:space="preserve">3 </w:t>
-      </w:r>
-      <w:proofErr w:type="gramStart"/>
-      <w:r>
-        <w:rPr>
-          <w:lang w:val="en-AU"/>
-        </w:rPr>
-        <w:t>Dec,</w:t>
-      </w:r>
-      <w:proofErr w:type="gramEnd"/>
-      <w:r>
-        <w:rPr>
-          <w:lang w:val="en-AU"/>
-        </w:rPr>
-        <w:t xml:space="preserve"> 2024</w:t>
+        <w:t>3 Dec, 2024</w:t>
       </w:r>
     </w:p>
     <w:p>
@@ -19035,21 +17592,7 @@
         <w:rPr>
           <w:lang w:val="en-AU"/>
         </w:rPr>
-        <w:t xml:space="preserve">20 </w:t>
-      </w:r>
-      <w:proofErr w:type="gramStart"/>
-      <w:r>
-        <w:rPr>
-          <w:lang w:val="en-AU"/>
-        </w:rPr>
-        <w:t>Nov,</w:t>
-      </w:r>
-      <w:proofErr w:type="gramEnd"/>
-      <w:r>
-        <w:rPr>
-          <w:lang w:val="en-AU"/>
-        </w:rPr>
-        <w:t xml:space="preserve"> 2024</w:t>
+        <w:t>20 Nov, 2024</w:t>
       </w:r>
     </w:p>
     <w:p>
@@ -19096,21 +17639,7 @@
         <w:rPr>
           <w:lang w:val="en-AU"/>
         </w:rPr>
-        <w:t xml:space="preserve">11 </w:t>
-      </w:r>
-      <w:proofErr w:type="gramStart"/>
-      <w:r>
-        <w:rPr>
-          <w:lang w:val="en-AU"/>
-        </w:rPr>
-        <w:t>Nov,</w:t>
-      </w:r>
-      <w:proofErr w:type="gramEnd"/>
-      <w:r>
-        <w:rPr>
-          <w:lang w:val="en-AU"/>
-        </w:rPr>
-        <w:t xml:space="preserve"> 2024</w:t>
+        <w:t>11 Nov, 2024</w:t>
       </w:r>
     </w:p>
     <w:p>
@@ -19282,15 +17811,7 @@
         </w:numPr>
       </w:pPr>
       <w:r>
-        <w:t xml:space="preserve">Make </w:t>
-      </w:r>
-      <w:proofErr w:type="gramStart"/>
-      <w:r>
-        <w:t>sure !path</w:t>
-      </w:r>
-      <w:proofErr w:type="gramEnd"/>
-      <w:r>
-        <w:t xml:space="preserve"> is not cumulative as projects are processed.</w:t>
+        <w:t>Make sure !path is not cumulative as projects are processed.</w:t>
       </w:r>
     </w:p>
     <w:p>
@@ -19304,12 +17825,10 @@
         <w:t>Output ‘</w:t>
       </w:r>
       <w:proofErr w:type="spellStart"/>
-      <w:proofErr w:type="gramStart"/>
       <w:r>
         <w:t>build.spro</w:t>
       </w:r>
       <w:proofErr w:type="spellEnd"/>
-      <w:proofErr w:type="gramEnd"/>
       <w:r>
         <w:t>’ always to “main” dir.</w:t>
       </w:r>
@@ -19335,6 +17854,7 @@
         </w:numPr>
       </w:pPr>
       <w:r>
+        <w:lastRenderedPageBreak/>
         <w:t>Add a “tests” menu for the ‘compare’ routines.</w:t>
       </w:r>
     </w:p>
@@ -19349,22 +17869,7 @@
         <w:rPr>
           <w:lang w:val="en-AU"/>
         </w:rPr>
-        <w:lastRenderedPageBreak/>
-        <w:t xml:space="preserve">28 </w:t>
-      </w:r>
-      <w:proofErr w:type="gramStart"/>
-      <w:r>
-        <w:rPr>
-          <w:lang w:val="en-AU"/>
-        </w:rPr>
-        <w:t>Oct,</w:t>
-      </w:r>
-      <w:proofErr w:type="gramEnd"/>
-      <w:r>
-        <w:rPr>
-          <w:lang w:val="en-AU"/>
-        </w:rPr>
-        <w:t xml:space="preserve"> 2024</w:t>
+        <w:t>28 Oct, 2024</w:t>
       </w:r>
     </w:p>
     <w:p>
@@ -19572,15 +18077,7 @@
       </w:r>
       <w:proofErr w:type="spellEnd"/>
       <w:r>
-        <w:t xml:space="preserve"> lines inherit normal </w:t>
-      </w:r>
-      <w:proofErr w:type="gramStart"/>
-      <w:r>
-        <w:t>In</w:t>
-      </w:r>
-      <w:proofErr w:type="gramEnd"/>
-      <w:r>
-        <w:t xml:space="preserve"> </w:t>
+        <w:t xml:space="preserve"> lines inherit normal In </w:t>
       </w:r>
       <w:proofErr w:type="spellStart"/>
       <w:r>
@@ -19640,15 +18137,7 @@
       </w:r>
       <w:proofErr w:type="spellEnd"/>
       <w:r>
-        <w:t xml:space="preserve"> </w:t>
-      </w:r>
-      <w:proofErr w:type="gramStart"/>
-      <w:r>
-        <w:t>at the moment</w:t>
-      </w:r>
-      <w:proofErr w:type="gramEnd"/>
-      <w:r>
-        <w:t>.</w:t>
+        <w:t xml:space="preserve"> at the moment.</w:t>
       </w:r>
     </w:p>
     <w:p>
@@ -19694,15 +18183,7 @@
         </w:numPr>
       </w:pPr>
       <w:r>
-        <w:t xml:space="preserve">Use abs(z) to form </w:t>
-      </w:r>
-      <w:proofErr w:type="spellStart"/>
-      <w:r>
-        <w:t>el</w:t>
-      </w:r>
-      <w:proofErr w:type="spellEnd"/>
-      <w:r>
-        <w:t xml:space="preserve"> names for lines</w:t>
+        <w:t>Use abs(z) to form el names for lines</w:t>
       </w:r>
       <w:r>
         <w:t xml:space="preserve"> (to account for -Z used for </w:t>
@@ -19743,24 +18224,13 @@
         <w:t>U</w:t>
       </w:r>
       <w:r>
-        <w:t xml:space="preserve">se -Z for Compton peaks from source lines (mark all changes </w:t>
-      </w:r>
-      <w:proofErr w:type="gramStart"/>
-      <w:r>
-        <w:t xml:space="preserve">with </w:t>
+        <w:t xml:space="preserve">se -Z for Compton peaks from source lines (mark all changes with </w:t>
       </w:r>
       <w:r>
         <w:rPr>
           <w:highlight w:val="yellow"/>
         </w:rPr>
-        <w:t>;</w:t>
-      </w:r>
-      <w:proofErr w:type="gramEnd"/>
-      <w:r>
-        <w:rPr>
-          <w:highlight w:val="yellow"/>
-        </w:rPr>
-        <w:t>@10-24</w:t>
+        <w:t>;@10-24</w:t>
       </w:r>
       <w:r>
         <w:t>).</w:t>
@@ -19826,18 +18296,10 @@
       </w:r>
       <w:proofErr w:type="spellEnd"/>
       <w:r>
-        <w:t xml:space="preserve"> </w:t>
-      </w:r>
-      <w:proofErr w:type="gramStart"/>
-      <w:r>
-        <w:t xml:space="preserve">int </w:t>
-      </w:r>
-      <w:r>
-        <w:t>here</w:t>
-      </w:r>
-      <w:proofErr w:type="gramEnd"/>
-      <w:r>
-        <w:t xml:space="preserve"> </w:t>
+        <w:t xml:space="preserve"> int </w:t>
+      </w:r>
+      <w:r>
+        <w:t xml:space="preserve">here </w:t>
       </w:r>
       <w:r>
         <w:t>(done now in ‘</w:t>
@@ -19880,7 +18342,15 @@
       </w:r>
       <w:proofErr w:type="spellEnd"/>
       <w:r>
-        <w:t xml:space="preserve"> due to polycapillary (not in ‘</w:t>
+        <w:t xml:space="preserve"> due to </w:t>
+      </w:r>
+      <w:proofErr w:type="spellStart"/>
+      <w:r>
+        <w:t>polycapillary</w:t>
+      </w:r>
+      <w:proofErr w:type="spellEnd"/>
+      <w:r>
+        <w:t xml:space="preserve"> (not in ‘</w:t>
       </w:r>
       <w:proofErr w:type="spellStart"/>
       <w:r>
@@ -19934,21 +18404,7 @@
         <w:rPr>
           <w:lang w:val="en-AU"/>
         </w:rPr>
-        <w:t xml:space="preserve"> </w:t>
-      </w:r>
-      <w:proofErr w:type="gramStart"/>
-      <w:r>
-        <w:rPr>
-          <w:lang w:val="en-AU"/>
-        </w:rPr>
-        <w:t>Oct,</w:t>
-      </w:r>
-      <w:proofErr w:type="gramEnd"/>
-      <w:r>
-        <w:rPr>
-          <w:lang w:val="en-AU"/>
-        </w:rPr>
-        <w:t xml:space="preserve"> 2024</w:t>
+        <w:t xml:space="preserve"> Oct, 2024</w:t>
       </w:r>
     </w:p>
     <w:p>
@@ -19978,15 +18434,7 @@
         <w:t>Lab source model</w:t>
       </w:r>
       <w:r>
-        <w:t xml:space="preserve"> results </w:t>
-      </w:r>
-      <w:proofErr w:type="gramStart"/>
-      <w:r>
-        <w:t>(.source</w:t>
-      </w:r>
-      <w:proofErr w:type="gramEnd"/>
-      <w:r>
-        <w:t xml:space="preserve"> files) as a step towards a unit test for the </w:t>
+        <w:t xml:space="preserve"> results (.source files) as a step towards a unit test for the </w:t>
       </w:r>
       <w:r>
         <w:t xml:space="preserve">lab </w:t>
@@ -20006,12 +18454,10 @@
         <w:t xml:space="preserve">Checks </w:t>
       </w:r>
       <w:proofErr w:type="spellStart"/>
-      <w:proofErr w:type="gramStart"/>
       <w:r>
         <w:t>beam.model</w:t>
       </w:r>
       <w:proofErr w:type="spellEnd"/>
-      <w:proofErr w:type="gramEnd"/>
       <w:r>
         <w:t xml:space="preserve"> should be “1”.</w:t>
       </w:r>
@@ -20173,12 +18619,10 @@
         <w:t xml:space="preserve">Checks </w:t>
       </w:r>
       <w:proofErr w:type="spellStart"/>
-      <w:proofErr w:type="gramStart"/>
       <w:r>
         <w:t>beam.model</w:t>
       </w:r>
       <w:proofErr w:type="spellEnd"/>
-      <w:proofErr w:type="gramEnd"/>
       <w:r>
         <w:t xml:space="preserve"> should be “2”.</w:t>
       </w:r>
@@ -20213,6 +18657,7 @@
         </w:numPr>
       </w:pPr>
       <w:r>
+        <w:lastRenderedPageBreak/>
         <w:t>Simply prints out any inconsistencies found to the ‘output’ file</w:t>
       </w:r>
       <w:r>
@@ -20239,7 +18684,6 @@
       </w:pPr>
       <w:proofErr w:type="spellStart"/>
       <w:r>
-        <w:lastRenderedPageBreak/>
         <w:t>Compare_yields</w:t>
       </w:r>
       <w:proofErr w:type="spellEnd"/>
@@ -20271,12 +18715,10 @@
         <w:t xml:space="preserve">’ depending on </w:t>
       </w:r>
       <w:proofErr w:type="spellStart"/>
-      <w:proofErr w:type="gramStart"/>
       <w:r>
         <w:t>beam.model</w:t>
       </w:r>
       <w:proofErr w:type="spellEnd"/>
-      <w:proofErr w:type="gramEnd"/>
       <w:r>
         <w:t>.</w:t>
       </w:r>
@@ -20292,12 +18734,10 @@
         <w:t xml:space="preserve">Tests for consistent </w:t>
       </w:r>
       <w:proofErr w:type="spellStart"/>
-      <w:proofErr w:type="gramStart"/>
       <w:r>
         <w:t>beam.model</w:t>
       </w:r>
       <w:proofErr w:type="spellEnd"/>
-      <w:proofErr w:type="gramEnd"/>
       <w:r>
         <w:t>.</w:t>
       </w:r>
@@ -20313,21 +18753,7 @@
         <w:rPr>
           <w:lang w:val="en-AU"/>
         </w:rPr>
-        <w:t xml:space="preserve">7 </w:t>
-      </w:r>
-      <w:proofErr w:type="gramStart"/>
-      <w:r>
-        <w:rPr>
-          <w:lang w:val="en-AU"/>
-        </w:rPr>
-        <w:t>Oct,</w:t>
-      </w:r>
-      <w:proofErr w:type="gramEnd"/>
-      <w:r>
-        <w:rPr>
-          <w:lang w:val="en-AU"/>
-        </w:rPr>
-        <w:t xml:space="preserve"> 2024</w:t>
+        <w:t>7 Oct, 2024</w:t>
       </w:r>
     </w:p>
     <w:p>
@@ -20341,13 +18767,8 @@
         <w:t>/</w:t>
       </w:r>
       <w:proofErr w:type="spellStart"/>
-      <w:proofErr w:type="gramStart"/>
-      <w:r>
-        <w:t>sec</w:t>
-      </w:r>
-      <w:proofErr w:type="gramEnd"/>
-      <w:r>
-        <w:t>_fl</w:t>
+      <w:r>
+        <w:t>sec_fl</w:t>
       </w:r>
       <w:proofErr w:type="spellEnd"/>
       <w:r>
@@ -20485,15 +18906,7 @@
         </w:numPr>
       </w:pPr>
       <w:r>
-        <w:t xml:space="preserve">New routine to compare yield calculation results </w:t>
-      </w:r>
-      <w:proofErr w:type="gramStart"/>
-      <w:r>
-        <w:t>(.yield</w:t>
-      </w:r>
-      <w:proofErr w:type="gramEnd"/>
-      <w:r>
-        <w:t xml:space="preserve"> file</w:t>
+        <w:t>New routine to compare yield calculation results (.yield file</w:t>
       </w:r>
       <w:r>
         <w:t>s</w:t>
@@ -20540,11 +18953,9 @@
           <w:numId w:val="19"/>
         </w:numPr>
       </w:pPr>
-      <w:proofErr w:type="spellStart"/>
       <w:r>
         <w:t>Geopixe_do_command</w:t>
       </w:r>
-      <w:proofErr w:type="spellEnd"/>
     </w:p>
     <w:p>
       <w:pPr>
@@ -20557,17 +18968,12 @@
         <w:t xml:space="preserve">If first </w:t>
       </w:r>
       <w:proofErr w:type="spellStart"/>
-      <w:proofErr w:type="gramStart"/>
       <w:r>
         <w:t>agv</w:t>
       </w:r>
       <w:proofErr w:type="spellEnd"/>
       <w:r>
-        <w:t>[</w:t>
-      </w:r>
-      <w:proofErr w:type="gramEnd"/>
-      <w:r>
-        <w:t>0] is NOT a GCF file name, then assume a simple command execution, with three arguments: “command, files (string vector in stringify format), output”.</w:t>
+        <w:t>[0] is NOT a GCF file name, then assume a simple command execution, with three arguments: “command, files (string vector in stringify format), output”.</w:t>
       </w:r>
     </w:p>
     <w:p>
@@ -20622,13 +19028,8 @@
         <w:t xml:space="preserve">Routine to convert index vector ‘q’ into a 3D array to vectors of the indices for </w:t>
       </w:r>
       <w:proofErr w:type="spellStart"/>
-      <w:proofErr w:type="gramStart"/>
-      <w:r>
-        <w:t>x,y</w:t>
-      </w:r>
-      <w:proofErr w:type="gramEnd"/>
-      <w:r>
-        <w:t>,z</w:t>
+      <w:r>
+        <w:t>x,y,z</w:t>
       </w:r>
       <w:proofErr w:type="spellEnd"/>
       <w:r>
@@ -20694,21 +19095,7 @@
         <w:rPr>
           <w:lang w:val="en-AU"/>
         </w:rPr>
-        <w:t xml:space="preserve">2 </w:t>
-      </w:r>
-      <w:proofErr w:type="gramStart"/>
-      <w:r>
-        <w:rPr>
-          <w:lang w:val="en-AU"/>
-        </w:rPr>
-        <w:t>Oct,</w:t>
-      </w:r>
-      <w:proofErr w:type="gramEnd"/>
-      <w:r>
-        <w:rPr>
-          <w:lang w:val="en-AU"/>
-        </w:rPr>
-        <w:t xml:space="preserve"> 2024</w:t>
+        <w:t>2 Oct, 2024</w:t>
       </w:r>
     </w:p>
     <w:p>
@@ -20730,15 +19117,7 @@
         </w:numPr>
       </w:pPr>
       <w:r>
-        <w:t xml:space="preserve">This is identical with current ‘main’ </w:t>
-      </w:r>
-      <w:proofErr w:type="gramStart"/>
-      <w:r>
-        <w:t>at the moment</w:t>
-      </w:r>
-      <w:proofErr w:type="gramEnd"/>
-      <w:r>
-        <w:t>.</w:t>
+        <w:t>This is identical with current ‘main’ at the moment.</w:t>
       </w:r>
     </w:p>
     <w:p>
@@ -20749,15 +19128,7 @@
         </w:numPr>
       </w:pPr>
       <w:r>
-        <w:t xml:space="preserve">Recommend </w:t>
-      </w:r>
-      <w:proofErr w:type="gramStart"/>
-      <w:r>
-        <w:t>to make</w:t>
-      </w:r>
-      <w:proofErr w:type="gramEnd"/>
-      <w:r>
-        <w:t xml:space="preserve"> other branches off ‘develop’ for feature additions and other fixes.</w:t>
+        <w:t>Recommend to make other branches off ‘develop’ for feature additions and other fixes.</w:t>
       </w:r>
     </w:p>
     <w:p>
@@ -20771,21 +19142,7 @@
         <w:rPr>
           <w:lang w:val="en-AU"/>
         </w:rPr>
-        <w:t xml:space="preserve">1 </w:t>
-      </w:r>
-      <w:proofErr w:type="gramStart"/>
-      <w:r>
-        <w:rPr>
-          <w:lang w:val="en-AU"/>
-        </w:rPr>
-        <w:t>Oct,</w:t>
-      </w:r>
-      <w:proofErr w:type="gramEnd"/>
-      <w:r>
-        <w:rPr>
-          <w:lang w:val="en-AU"/>
-        </w:rPr>
-        <w:t xml:space="preserve"> 2024</w:t>
+        <w:t>1 Oct, 2024</w:t>
       </w:r>
     </w:p>
     <w:p>
@@ -20918,13 +19275,8 @@
           <w:numId w:val="17"/>
         </w:numPr>
       </w:pPr>
-      <w:proofErr w:type="gramStart"/>
-      <w:r>
-        <w:t>Similar to</w:t>
-      </w:r>
-      <w:proofErr w:type="gramEnd"/>
-      <w:r>
-        <w:t xml:space="preserve"> DMX binary, but limits size of DA matrix (compressed if necessary).</w:t>
+      <w:r>
+        <w:t>Similar to DMX binary, but limits size of DA matrix (compressed if necessary).</w:t>
       </w:r>
     </w:p>
     <w:p>
@@ -21028,6 +19380,7 @@
         </w:numPr>
       </w:pPr>
       <w:r>
+        <w:lastRenderedPageBreak/>
         <w:t>EVT</w:t>
       </w:r>
     </w:p>
@@ -21039,7 +19392,6 @@
         </w:numPr>
       </w:pPr>
       <w:r>
-        <w:lastRenderedPageBreak/>
         <w:t xml:space="preserve">Add “Exp” button next to DA matrix file fields to call ‘export_DA2’ to export the chosen DA matrix for use in a data acquisition system for </w:t>
       </w:r>
       <w:proofErr w:type="spellStart"/>
@@ -21132,21 +19484,7 @@
         <w:rPr>
           <w:lang w:val="en-AU"/>
         </w:rPr>
-        <w:t xml:space="preserve">4 </w:t>
-      </w:r>
-      <w:proofErr w:type="gramStart"/>
-      <w:r>
-        <w:rPr>
-          <w:lang w:val="en-AU"/>
-        </w:rPr>
-        <w:t>June,</w:t>
-      </w:r>
-      <w:proofErr w:type="gramEnd"/>
-      <w:r>
-        <w:rPr>
-          <w:lang w:val="en-AU"/>
-        </w:rPr>
-        <w:t xml:space="preserve"> 2024</w:t>
+        <w:t>4 June, 2024</w:t>
       </w:r>
     </w:p>
     <w:p>
@@ -21169,11 +19507,9 @@
           <w:numId w:val="16"/>
         </w:numPr>
       </w:pPr>
-      <w:proofErr w:type="spellStart"/>
       <w:r>
         <w:t>Spectrum_Menu_Clear_Cal</w:t>
       </w:r>
-      <w:proofErr w:type="spellEnd"/>
     </w:p>
     <w:p>
       <w:pPr>
@@ -21217,13 +19553,8 @@
           <w:numId w:val="16"/>
         </w:numPr>
       </w:pPr>
-      <w:proofErr w:type="gramStart"/>
-      <w:r>
-        <w:t>Do  not</w:t>
-      </w:r>
-      <w:proofErr w:type="gramEnd"/>
-      <w:r>
-        <w:t xml:space="preserve"> set “On” zero if serial is blank.</w:t>
+      <w:r>
+        <w:t>Do  not set “On” zero if serial is blank.</w:t>
       </w:r>
     </w:p>
     <w:p>
@@ -21270,21 +19601,7 @@
         <w:rPr>
           <w:lang w:val="en-AU"/>
         </w:rPr>
-        <w:t xml:space="preserve">3 </w:t>
-      </w:r>
-      <w:proofErr w:type="gramStart"/>
-      <w:r>
-        <w:rPr>
-          <w:lang w:val="en-AU"/>
-        </w:rPr>
-        <w:t>June,</w:t>
-      </w:r>
-      <w:proofErr w:type="gramEnd"/>
-      <w:r>
-        <w:rPr>
-          <w:lang w:val="en-AU"/>
-        </w:rPr>
-        <w:t xml:space="preserve"> 2024</w:t>
+        <w:t>3 June, 2024</w:t>
       </w:r>
     </w:p>
     <w:p>
@@ -21321,15 +19638,7 @@
         <w:t xml:space="preserve">X </w:t>
       </w:r>
       <w:r>
-        <w:t xml:space="preserve">values, expressed as “correct X by one for every ‘n’ Y </w:t>
-      </w:r>
-      <w:proofErr w:type="gramStart"/>
-      <w:r>
-        <w:t>rows</w:t>
-      </w:r>
-      <w:proofErr w:type="gramEnd"/>
-      <w:r>
-        <w:t>”, with this set via a droplist</w:t>
+        <w:t>values, expressed as “correct X by one for every ‘n’ Y rows”, with this set via a droplist</w:t>
       </w:r>
       <w:r>
         <w:t>.</w:t>
@@ -21365,15 +19674,7 @@
         </w:numPr>
       </w:pPr>
       <w:r>
-        <w:t xml:space="preserve">This will require this new </w:t>
-      </w:r>
-      <w:proofErr w:type="gramStart"/>
-      <w:r>
-        <w:t>version  Maia</w:t>
-      </w:r>
-      <w:proofErr w:type="gramEnd"/>
-      <w:r>
-        <w:t xml:space="preserve"> device to read DAI file.</w:t>
+        <w:t>This will require this new version  Maia device to read DAI file.</w:t>
       </w:r>
     </w:p>
     <w:p>
@@ -21395,44 +19696,18 @@
         <w:t xml:space="preserve">’ - corrects x1 by y1 (i.e. </w:t>
       </w:r>
       <w:r>
-        <w:t xml:space="preserve">x1 = x1 - </w:t>
-      </w:r>
-      <w:proofErr w:type="gramStart"/>
-      <w:r>
-        <w:t>long( y</w:t>
-      </w:r>
-      <w:proofErr w:type="gramEnd"/>
-      <w:r>
-        <w:t>1 / float(</w:t>
-      </w:r>
-      <w:proofErr w:type="spellStart"/>
-      <w:proofErr w:type="gramStart"/>
-      <w:r>
-        <w:t>self.sort</w:t>
-      </w:r>
-      <w:proofErr w:type="gramEnd"/>
-      <w:r>
-        <w:t>_</w:t>
-      </w:r>
-      <w:proofErr w:type="gramStart"/>
-      <w:r>
-        <w:t>options.skew</w:t>
-      </w:r>
-      <w:proofErr w:type="gramEnd"/>
-      <w:r>
-        <w:t>.x</w:t>
-      </w:r>
-      <w:proofErr w:type="spellEnd"/>
-      <w:proofErr w:type="gramStart"/>
+        <w:t>x1 = x1 - long( y1 / float(</w:t>
+      </w:r>
+      <w:proofErr w:type="spellStart"/>
+      <w:r>
+        <w:t>self.sort_options.skew.x</w:t>
+      </w:r>
+      <w:proofErr w:type="spellEnd"/>
       <w:r>
         <w:t xml:space="preserve">) </w:t>
       </w:r>
       <w:r>
-        <w:t>)</w:t>
-      </w:r>
-      <w:proofErr w:type="gramEnd"/>
-      <w:r>
-        <w:t xml:space="preserve">. This is done before any </w:t>
+        <w:t xml:space="preserve">). This is done before any </w:t>
       </w:r>
       <w:proofErr w:type="spellStart"/>
       <w:r>
@@ -21443,15 +19718,7 @@
         <w:t>, so should work fine in cluster mode.</w:t>
       </w:r>
       <w:r>
-        <w:t xml:space="preserve"> Also done before any flip axis options, so applies to raw X</w:t>
-      </w:r>
-      <w:proofErr w:type="gramStart"/>
-      <w:r>
-        <w:t>1,Y</w:t>
-      </w:r>
-      <w:proofErr w:type="gramEnd"/>
-      <w:r>
-        <w:t>1.</w:t>
+        <w:t xml:space="preserve"> Also done before any flip axis options, so applies to raw X1,Y1.</w:t>
       </w:r>
     </w:p>
     <w:p>
@@ -21565,21 +19832,7 @@
         <w:rPr>
           <w:lang w:val="en-AU"/>
         </w:rPr>
-        <w:t xml:space="preserve">31 </w:t>
-      </w:r>
-      <w:proofErr w:type="gramStart"/>
-      <w:r>
-        <w:rPr>
-          <w:lang w:val="en-AU"/>
-        </w:rPr>
-        <w:t>May,</w:t>
-      </w:r>
-      <w:proofErr w:type="gramEnd"/>
-      <w:r>
-        <w:rPr>
-          <w:lang w:val="en-AU"/>
-        </w:rPr>
-        <w:t xml:space="preserve"> 2024</w:t>
+        <w:t>31 May, 2024</w:t>
       </w:r>
     </w:p>
     <w:p>
@@ -21761,6 +20014,7 @@
         </w:numPr>
       </w:pPr>
       <w:r>
+        <w:lastRenderedPageBreak/>
         <w:t xml:space="preserve">Resolve routines: </w:t>
       </w:r>
       <w:proofErr w:type="spellStart"/>
@@ -21784,7 +20038,6 @@
         </w:numPr>
       </w:pPr>
       <w:r>
-        <w:lastRenderedPageBreak/>
         <w:t>Users who add plugins can also resolve their own added routines before saving a SAV file. But many basic ones can be added here</w:t>
       </w:r>
       <w:r>
@@ -21814,21 +20067,7 @@
         <w:rPr>
           <w:lang w:val="en-AU"/>
         </w:rPr>
-        <w:t xml:space="preserve"> </w:t>
-      </w:r>
-      <w:proofErr w:type="gramStart"/>
-      <w:r>
-        <w:rPr>
-          <w:lang w:val="en-AU"/>
-        </w:rPr>
-        <w:t>May,</w:t>
-      </w:r>
-      <w:proofErr w:type="gramEnd"/>
-      <w:r>
-        <w:rPr>
-          <w:lang w:val="en-AU"/>
-        </w:rPr>
-        <w:t xml:space="preserve"> 2024</w:t>
+        <w:t xml:space="preserve"> May, 2024</w:t>
       </w:r>
     </w:p>
     <w:p>
@@ -22319,21 +20558,7 @@
         <w:rPr>
           <w:lang w:val="en-AU"/>
         </w:rPr>
-        <w:t xml:space="preserve">15 </w:t>
-      </w:r>
-      <w:proofErr w:type="gramStart"/>
-      <w:r>
-        <w:rPr>
-          <w:lang w:val="en-AU"/>
-        </w:rPr>
-        <w:t>May,</w:t>
-      </w:r>
-      <w:proofErr w:type="gramEnd"/>
-      <w:r>
-        <w:rPr>
-          <w:lang w:val="en-AU"/>
-        </w:rPr>
-        <w:t xml:space="preserve"> 2024</w:t>
+        <w:t>15 May, 2024</w:t>
       </w:r>
     </w:p>
     <w:p>
@@ -22534,15 +20759,7 @@
       </w:r>
       <w:proofErr w:type="spellEnd"/>
       <w:r>
-        <w:t xml:space="preserve">) to search local tree </w:t>
-      </w:r>
-      <w:proofErr w:type="gramStart"/>
-      <w:r>
-        <w:t>and also</w:t>
-      </w:r>
-      <w:proofErr w:type="gramEnd"/>
-      <w:r>
-        <w:t xml:space="preserve"> along ‘path’ tree for a file match.</w:t>
+        <w:t>) to search local tree and also along ‘path’ tree for a file match.</w:t>
       </w:r>
     </w:p>
     <w:p>
@@ -22556,21 +20773,7 @@
         <w:rPr>
           <w:lang w:val="en-AU"/>
         </w:rPr>
-        <w:t xml:space="preserve">6 </w:t>
-      </w:r>
-      <w:proofErr w:type="gramStart"/>
-      <w:r>
-        <w:rPr>
-          <w:lang w:val="en-AU"/>
-        </w:rPr>
-        <w:t>May,</w:t>
-      </w:r>
-      <w:proofErr w:type="gramEnd"/>
-      <w:r>
-        <w:rPr>
-          <w:lang w:val="en-AU"/>
-        </w:rPr>
-        <w:t xml:space="preserve"> 2024</w:t>
+        <w:t>6 May, 2024</w:t>
       </w:r>
     </w:p>
     <w:p>
@@ -22592,6 +20795,7 @@
         </w:numPr>
       </w:pPr>
       <w:r>
+        <w:lastRenderedPageBreak/>
         <w:t>Moved back into ‘main/</w:t>
       </w:r>
       <w:proofErr w:type="spellStart"/>
@@ -22619,7 +20823,6 @@
         </w:numPr>
       </w:pPr>
       <w:r>
-        <w:lastRenderedPageBreak/>
         <w:t>Delete “</w:t>
       </w:r>
       <w:proofErr w:type="spellStart"/>
@@ -22798,15 +21001,7 @@
         </w:numPr>
       </w:pPr>
       <w:r>
-        <w:t>(*p</w:t>
-      </w:r>
-      <w:proofErr w:type="gramStart"/>
-      <w:r>
-        <w:t>).source</w:t>
-      </w:r>
-      <w:proofErr w:type="gramEnd"/>
-      <w:r>
-        <w:t xml:space="preserve"> is now a pointer to either a lab source or pink beam ‘beam’ struct</w:t>
+        <w:t>(*p).source is now a pointer to either a lab source or pink beam ‘beam’ struct</w:t>
       </w:r>
     </w:p>
     <w:p>
@@ -22817,29 +21012,13 @@
         </w:numPr>
       </w:pPr>
       <w:r>
-        <w:t>(*p</w:t>
-      </w:r>
-      <w:proofErr w:type="gramStart"/>
-      <w:r>
-        <w:t>).source</w:t>
-      </w:r>
-      <w:proofErr w:type="gramEnd"/>
-      <w:r>
-        <w:t xml:space="preserve"> </w:t>
+        <w:t xml:space="preserve">(*p).source </w:t>
       </w:r>
       <w:r>
         <w:sym w:font="Wingdings" w:char="F0E0"/>
       </w:r>
       <w:r>
-        <w:t xml:space="preserve"> *(*p</w:t>
-      </w:r>
-      <w:proofErr w:type="gramStart"/>
-      <w:r>
-        <w:t>).source</w:t>
-      </w:r>
-      <w:proofErr w:type="gramEnd"/>
-      <w:r>
-        <w:t xml:space="preserve"> in most places.</w:t>
+        <w:t xml:space="preserve"> *(*p).source in most places.</w:t>
       </w:r>
     </w:p>
     <w:p>
@@ -22850,15 +21029,7 @@
         </w:numPr>
       </w:pPr>
       <w:r>
-        <w:t xml:space="preserve">Cater for ‘new-pink’ Notify event, </w:t>
-      </w:r>
-      <w:proofErr w:type="gramStart"/>
-      <w:r>
-        <w:t>similar to</w:t>
-      </w:r>
-      <w:proofErr w:type="gramEnd"/>
-      <w:r>
-        <w:t xml:space="preserve"> new-source.</w:t>
+        <w:t>Cater for ‘new-pink’ Notify event, similar to new-source.</w:t>
       </w:r>
     </w:p>
     <w:p>
@@ -22869,15 +21040,7 @@
         </w:numPr>
       </w:pPr>
       <w:r>
-        <w:t>‘</w:t>
-      </w:r>
-      <w:proofErr w:type="gramStart"/>
-      <w:r>
-        <w:t>beam</w:t>
-      </w:r>
-      <w:proofErr w:type="gramEnd"/>
-      <w:r>
-        <w:t>-mode’ now just handles lab and pink in “else”.</w:t>
+        <w:t>‘beam-mode’ now just handles lab and pink in “else”.</w:t>
       </w:r>
     </w:p>
     <w:p>
@@ -22888,31 +21051,7 @@
         </w:numPr>
       </w:pPr>
       <w:r>
-        <w:t>‘</w:t>
-      </w:r>
-      <w:proofErr w:type="gramStart"/>
-      <w:r>
-        <w:t>load</w:t>
-      </w:r>
-      <w:proofErr w:type="gramEnd"/>
-      <w:r>
-        <w:t xml:space="preserve">-source’ now handles cases of </w:t>
-      </w:r>
-      <w:proofErr w:type="gramStart"/>
-      <w:r>
-        <w:t>6:lab</w:t>
-      </w:r>
-      <w:proofErr w:type="gramEnd"/>
-      <w:r>
-        <w:t xml:space="preserve">, </w:t>
-      </w:r>
-      <w:proofErr w:type="gramStart"/>
-      <w:r>
-        <w:t>7:pink</w:t>
-      </w:r>
-      <w:proofErr w:type="gramEnd"/>
-      <w:r>
-        <w:t xml:space="preserve"> beam.</w:t>
+        <w:t>‘load-source’ now handles cases of 6:lab, 7:pink beam.</w:t>
       </w:r>
     </w:p>
     <w:p>
@@ -22923,15 +21062,7 @@
         </w:numPr>
       </w:pPr>
       <w:r>
-        <w:t>‘</w:t>
-      </w:r>
-      <w:proofErr w:type="gramStart"/>
-      <w:r>
-        <w:t>new</w:t>
-      </w:r>
-      <w:proofErr w:type="gramEnd"/>
-      <w:r>
-        <w:t>-source’ launches ‘</w:t>
+        <w:t>‘new-source’ launches ‘</w:t>
       </w:r>
       <w:proofErr w:type="spellStart"/>
       <w:r>
@@ -22950,12 +21081,10 @@
         <w:t xml:space="preserve">’ according to </w:t>
       </w:r>
       <w:proofErr w:type="spellStart"/>
-      <w:proofErr w:type="gramStart"/>
       <w:r>
         <w:t>beam.mode</w:t>
       </w:r>
       <w:proofErr w:type="spellEnd"/>
-      <w:proofErr w:type="gramEnd"/>
       <w:r>
         <w:t>.</w:t>
       </w:r>
@@ -23022,15 +21151,7 @@
       </w:r>
       <w:proofErr w:type="spellEnd"/>
       <w:r>
-        <w:t>[</w:t>
-      </w:r>
-      <w:proofErr w:type="gramStart"/>
-      <w:r>
-        <w:t>1:*</w:t>
-      </w:r>
-      <w:proofErr w:type="gramEnd"/>
-      <w:r>
-        <w:t xml:space="preserve">,q] = 0.0” for the zero ‘q’ array, to avoid </w:t>
+        <w:t xml:space="preserve">[1:*,q] = 0.0” for the zero ‘q’ array, to avoid </w:t>
       </w:r>
       <w:proofErr w:type="spellStart"/>
       <w:r>
@@ -23068,31 +21189,15 @@
         </w:numPr>
       </w:pPr>
       <w:r>
-        <w:t xml:space="preserve">Q = </w:t>
-      </w:r>
-      <w:proofErr w:type="gramStart"/>
-      <w:r>
-        <w:t>where( (</w:t>
-      </w:r>
-      <w:proofErr w:type="gramEnd"/>
-      <w:r>
-        <w:t>zero eq 1) or (finite(</w:t>
-      </w:r>
-      <w:proofErr w:type="spellStart"/>
-      <w:r>
-        <w:t>rel_</w:t>
-      </w:r>
-      <w:proofErr w:type="gramStart"/>
-      <w:r>
-        <w:t>int</w:t>
-      </w:r>
-      <w:proofErr w:type="spellEnd"/>
-      <w:r>
-        <w:t>[1,*</w:t>
-      </w:r>
-      <w:proofErr w:type="gramEnd"/>
-      <w:r>
-        <w:t>]) eq 0))</w:t>
+        <w:t>Q = where( (zero eq 1) or (finite(</w:t>
+      </w:r>
+      <w:proofErr w:type="spellStart"/>
+      <w:r>
+        <w:t>rel_int</w:t>
+      </w:r>
+      <w:proofErr w:type="spellEnd"/>
+      <w:r>
+        <w:t>[1,*]) eq 0))</w:t>
       </w:r>
     </w:p>
     <w:p>
@@ -23103,15 +21208,7 @@
         </w:numPr>
       </w:pPr>
       <w:r>
-        <w:t xml:space="preserve">Catch all /0 conditions that </w:t>
-      </w:r>
-      <w:proofErr w:type="gramStart"/>
-      <w:r>
-        <w:t>affect:</w:t>
-      </w:r>
-      <w:proofErr w:type="gramEnd"/>
-      <w:r>
-        <w:t xml:space="preserve"> </w:t>
+        <w:t xml:space="preserve">Catch all /0 conditions that affect: </w:t>
       </w:r>
       <w:proofErr w:type="spellStart"/>
       <w:r>
@@ -23239,12 +21336,10 @@
         <w:t xml:space="preserve">Write </w:t>
       </w:r>
       <w:proofErr w:type="spellStart"/>
-      <w:proofErr w:type="gramStart"/>
       <w:r>
         <w:t>beam.model</w:t>
       </w:r>
       <w:proofErr w:type="spellEnd"/>
-      <w:proofErr w:type="gramEnd"/>
       <w:r>
         <w:t xml:space="preserve"> before beam, if ‘</w:t>
       </w:r>
@@ -23365,12 +21460,10 @@
         <w:t xml:space="preserve">=’ to remap </w:t>
       </w:r>
       <w:proofErr w:type="spellStart"/>
-      <w:proofErr w:type="gramStart"/>
       <w:r>
         <w:t>E,data</w:t>
       </w:r>
       <w:proofErr w:type="spellEnd"/>
-      <w:proofErr w:type="gramEnd"/>
       <w:r>
         <w:t xml:space="preserve"> onto a given energy vector.</w:t>
       </w:r>
@@ -23472,30 +21565,12 @@
         </w:numPr>
       </w:pPr>
       <w:proofErr w:type="spellStart"/>
-      <w:proofErr w:type="gramStart"/>
       <w:r>
         <w:t>pink.energy</w:t>
       </w:r>
       <w:proofErr w:type="spellEnd"/>
-      <w:proofErr w:type="gramEnd"/>
-      <w:r>
-        <w:t xml:space="preserve"> = </w:t>
-      </w:r>
-      <w:proofErr w:type="gramStart"/>
-      <w:r>
-        <w:t>E[</w:t>
-      </w:r>
-      <w:proofErr w:type="gramEnd"/>
-      <w:r>
-        <w:t xml:space="preserve"> </w:t>
-      </w:r>
-      <w:proofErr w:type="gramStart"/>
-      <w:r>
-        <w:t>max(where(</w:t>
-      </w:r>
-      <w:proofErr w:type="gramEnd"/>
-      <w:r>
-        <w:t xml:space="preserve">spec </w:t>
+      <w:r>
+        <w:t xml:space="preserve"> = E[ max(where(spec </w:t>
       </w:r>
       <w:proofErr w:type="spellStart"/>
       <w:r>
@@ -23503,13 +21578,8 @@
       </w:r>
       <w:proofErr w:type="spellEnd"/>
       <w:r>
-        <w:t xml:space="preserve"> 1.0e-10)</w:t>
-      </w:r>
-      <w:proofErr w:type="gramStart"/>
-      <w:r>
-        <w:t>) ]</w:t>
-      </w:r>
-      <w:proofErr w:type="gramEnd"/>
+        <w:t xml:space="preserve"> 1.0e-10)) ]</w:t>
+      </w:r>
     </w:p>
     <w:p>
       <w:pPr>
@@ -23619,6 +21689,7 @@
       </w:pPr>
       <w:proofErr w:type="spellStart"/>
       <w:r>
+        <w:lastRenderedPageBreak/>
         <w:t>fit_recalculate_yields</w:t>
       </w:r>
       <w:proofErr w:type="spellEnd"/>
@@ -23631,7 +21702,6 @@
         </w:numPr>
       </w:pPr>
       <w:r>
-        <w:lastRenderedPageBreak/>
         <w:t>Add case to either ‘</w:t>
       </w:r>
       <w:proofErr w:type="spellStart"/>
@@ -23651,12 +21721,10 @@
         <w:t xml:space="preserve">’ based on </w:t>
       </w:r>
       <w:proofErr w:type="spellStart"/>
-      <w:proofErr w:type="gramStart"/>
       <w:r>
         <w:t>beam.model</w:t>
       </w:r>
       <w:proofErr w:type="spellEnd"/>
-      <w:proofErr w:type="gramEnd"/>
     </w:p>
     <w:p>
       <w:pPr>
@@ -23674,15 +21742,7 @@
       </w:r>
       <w:proofErr w:type="spellEnd"/>
       <w:r>
-        <w:t xml:space="preserve"> beam </w:t>
-      </w:r>
-      <w:proofErr w:type="gramStart"/>
-      <w:r>
-        <w:t>these return</w:t>
-      </w:r>
-      <w:proofErr w:type="gramEnd"/>
-      <w:r>
-        <w:t xml:space="preserve"> passively.</w:t>
+        <w:t xml:space="preserve"> beam these return passively.</w:t>
       </w:r>
     </w:p>
     <w:p>
@@ -23707,21 +21767,7 @@
         <w:rPr>
           <w:lang w:val="en-AU"/>
         </w:rPr>
-        <w:t xml:space="preserve">22 </w:t>
-      </w:r>
-      <w:proofErr w:type="gramStart"/>
-      <w:r>
-        <w:rPr>
-          <w:lang w:val="en-AU"/>
-        </w:rPr>
-        <w:t>Apr,</w:t>
-      </w:r>
-      <w:proofErr w:type="gramEnd"/>
-      <w:r>
-        <w:rPr>
-          <w:lang w:val="en-AU"/>
-        </w:rPr>
-        <w:t xml:space="preserve"> 2024</w:t>
+        <w:t>22 Apr, 2024</w:t>
       </w:r>
     </w:p>
     <w:p>
@@ -23983,19 +22029,11 @@
         </w:numPr>
       </w:pPr>
       <w:r>
-        <w:t>Test for (*pm</w:t>
-      </w:r>
-      <w:proofErr w:type="gramStart"/>
-      <w:r>
-        <w:t>).</w:t>
-      </w:r>
-      <w:proofErr w:type="spellStart"/>
-      <w:r>
-        <w:t>number</w:t>
-      </w:r>
-      <w:proofErr w:type="gramEnd"/>
-      <w:r>
-        <w:t>.spectra</w:t>
+        <w:t>Test for (*pm).</w:t>
+      </w:r>
+      <w:proofErr w:type="spellStart"/>
+      <w:r>
+        <w:t>number.spectra</w:t>
       </w:r>
       <w:proofErr w:type="spellEnd"/>
       <w:r>
@@ -24104,21 +22142,7 @@
         <w:rPr>
           <w:lang w:val="en-AU"/>
         </w:rPr>
-        <w:t xml:space="preserve">8 </w:t>
-      </w:r>
-      <w:proofErr w:type="gramStart"/>
-      <w:r>
-        <w:rPr>
-          <w:lang w:val="en-AU"/>
-        </w:rPr>
-        <w:t>Apr,</w:t>
-      </w:r>
-      <w:proofErr w:type="gramEnd"/>
-      <w:r>
-        <w:rPr>
-          <w:lang w:val="en-AU"/>
-        </w:rPr>
-        <w:t xml:space="preserve"> 2024</w:t>
+        <w:t>8 Apr, 2024</w:t>
       </w:r>
     </w:p>
     <w:p>
@@ -24160,7 +22184,6 @@
         <w:t>pstate</w:t>
       </w:r>
       <w:proofErr w:type="spellEnd"/>
-      <w:proofErr w:type="gramStart"/>
       <w:r>
         <w:t>).p).</w:t>
       </w:r>
@@ -24169,7 +22192,6 @@
         <w:t>pfile</w:t>
       </w:r>
       <w:proofErr w:type="spellEnd"/>
-      <w:proofErr w:type="gramEnd"/>
       <w:r>
         <w:t xml:space="preserve"> (array) for files, rather than (*</w:t>
       </w:r>
@@ -24178,13 +22200,8 @@
         <w:t>pstate</w:t>
       </w:r>
       <w:proofErr w:type="spellEnd"/>
-      <w:proofErr w:type="gramStart"/>
-      <w:r>
-        <w:t>).file</w:t>
-      </w:r>
-      <w:proofErr w:type="gramEnd"/>
-      <w:r>
-        <w:t xml:space="preserve"> (concatenated list).</w:t>
+      <w:r>
+        <w:t>).file (concatenated list).</w:t>
       </w:r>
     </w:p>
     <w:p>
@@ -24198,21 +22215,7 @@
         <w:rPr>
           <w:lang w:val="en-AU"/>
         </w:rPr>
-        <w:t xml:space="preserve">14 </w:t>
-      </w:r>
-      <w:proofErr w:type="gramStart"/>
-      <w:r>
-        <w:rPr>
-          <w:lang w:val="en-AU"/>
-        </w:rPr>
-        <w:t>Feb,</w:t>
-      </w:r>
-      <w:proofErr w:type="gramEnd"/>
-      <w:r>
-        <w:rPr>
-          <w:lang w:val="en-AU"/>
-        </w:rPr>
-        <w:t xml:space="preserve"> 2024</w:t>
+        <w:t>14 Feb, 2024</w:t>
       </w:r>
     </w:p>
     <w:p>
@@ -24291,7 +22294,6 @@
         </w:rPr>
         <w:t xml:space="preserve">27 </w:t>
       </w:r>
-      <w:proofErr w:type="gramStart"/>
       <w:r>
         <w:rPr>
           <w:lang w:val="en-AU"/>
@@ -24302,14 +22304,7 @@
         <w:rPr>
           <w:lang w:val="en-AU"/>
         </w:rPr>
-        <w:t>,</w:t>
-      </w:r>
-      <w:proofErr w:type="gramEnd"/>
-      <w:r>
-        <w:rPr>
-          <w:lang w:val="en-AU"/>
-        </w:rPr>
-        <w:t xml:space="preserve"> 2023</w:t>
+        <w:t>, 2023</w:t>
       </w:r>
     </w:p>
     <w:p>
@@ -24389,21 +22384,7 @@
         <w:rPr>
           <w:lang w:val="en-AU"/>
         </w:rPr>
-        <w:t xml:space="preserve">24 </w:t>
-      </w:r>
-      <w:proofErr w:type="gramStart"/>
-      <w:r>
-        <w:rPr>
-          <w:lang w:val="en-AU"/>
-        </w:rPr>
-        <w:t>Nov,</w:t>
-      </w:r>
-      <w:proofErr w:type="gramEnd"/>
-      <w:r>
-        <w:rPr>
-          <w:lang w:val="en-AU"/>
-        </w:rPr>
-        <w:t xml:space="preserve"> 2023</w:t>
+        <w:t>24 Nov, 2023</w:t>
       </w:r>
     </w:p>
     <w:p>
@@ -24455,6 +22436,7 @@
         </w:numPr>
       </w:pPr>
       <w:r>
+        <w:lastRenderedPageBreak/>
         <w:t xml:space="preserve">Call </w:t>
       </w:r>
       <w:proofErr w:type="spellStart"/>
@@ -24475,7 +22457,6 @@
       </w:pPr>
       <w:proofErr w:type="spellStart"/>
       <w:r>
-        <w:lastRenderedPageBreak/>
         <w:t>Image_Save_GIF</w:t>
       </w:r>
       <w:proofErr w:type="spellEnd"/>
@@ -24521,21 +22502,7 @@
         <w:rPr>
           <w:lang w:val="en-AU"/>
         </w:rPr>
-        <w:t xml:space="preserve">8 </w:t>
-      </w:r>
-      <w:proofErr w:type="gramStart"/>
-      <w:r>
-        <w:rPr>
-          <w:lang w:val="en-AU"/>
-        </w:rPr>
-        <w:t>May,</w:t>
-      </w:r>
-      <w:proofErr w:type="gramEnd"/>
-      <w:r>
-        <w:rPr>
-          <w:lang w:val="en-AU"/>
-        </w:rPr>
-        <w:t xml:space="preserve"> 2023</w:t>
+        <w:t>8 May, 2023</w:t>
       </w:r>
     </w:p>
     <w:p>
@@ -24557,15 +22524,7 @@
         </w:numPr>
       </w:pPr>
       <w:r>
-        <w:t xml:space="preserve">Removed modules with </w:t>
-      </w:r>
-      <w:proofErr w:type="gramStart"/>
-      <w:r>
-        <w:t>non CSIRO</w:t>
-      </w:r>
-      <w:proofErr w:type="gramEnd"/>
-      <w:r>
-        <w:t xml:space="preserve"> code, although the code had been supplied by the laboratories to enable an import object or plugin to be devised for their data and attribution was included.</w:t>
+        <w:t>Removed modules with non CSIRO code, although the code had been supplied by the laboratories to enable an import object or plugin to be devised for their data and attribution was included.</w:t>
       </w:r>
     </w:p>
     <w:p>
@@ -24673,15 +22632,7 @@
         <w:t>c</w:t>
       </w:r>
       <w:r>
-        <w:t xml:space="preserve">erned </w:t>
-      </w:r>
-      <w:proofErr w:type="gramStart"/>
-      <w:r>
-        <w:t>at a later time</w:t>
-      </w:r>
-      <w:proofErr w:type="gramEnd"/>
-      <w:r>
-        <w:t>.</w:t>
+        <w:t>erned at a later time.</w:t>
       </w:r>
     </w:p>
     <w:p>
@@ -24748,11 +22699,9 @@
           <w:numId w:val="3"/>
         </w:numPr>
       </w:pPr>
-      <w:proofErr w:type="gramStart"/>
       <w:r>
         <w:t>.metadata</w:t>
       </w:r>
-      <w:proofErr w:type="gramEnd"/>
     </w:p>
     <w:p>
       <w:pPr>
@@ -24810,11 +22759,9 @@
         <w:t>org.eclipse.core.resources</w:t>
       </w:r>
       <w:proofErr w:type="spellEnd"/>
-      <w:proofErr w:type="gramStart"/>
       <w:r>
         <w:t>/.history</w:t>
       </w:r>
-      <w:proofErr w:type="gramEnd"/>
     </w:p>
     <w:p>
       <w:pPr>
@@ -24824,13 +22771,8 @@
         </w:numPr>
       </w:pPr>
       <w:r>
-        <w:t>.metadata/.plugins/org.eclipse.ltk.core.refactoring</w:t>
-      </w:r>
-      <w:proofErr w:type="gramStart"/>
-      <w:r>
-        <w:t>/.refactorings</w:t>
-      </w:r>
-      <w:proofErr w:type="gramEnd"/>
+        <w:t>.metadata/.plugins/org.eclipse.ltk.core.refactoring/.refactorings</w:t>
+      </w:r>
     </w:p>
     <w:p>
       <w:pPr>
@@ -24843,21 +22785,7 @@
         <w:rPr>
           <w:lang w:val="en-AU"/>
         </w:rPr>
-        <w:t xml:space="preserve">21 </w:t>
-      </w:r>
-      <w:proofErr w:type="gramStart"/>
-      <w:r>
-        <w:rPr>
-          <w:lang w:val="en-AU"/>
-        </w:rPr>
-        <w:t>Dec,</w:t>
-      </w:r>
-      <w:proofErr w:type="gramEnd"/>
-      <w:r>
-        <w:rPr>
-          <w:lang w:val="en-AU"/>
-        </w:rPr>
-        <w:t xml:space="preserve"> 2022</w:t>
+        <w:t>21 Dec, 2022</w:t>
       </w:r>
     </w:p>
     <w:p>
@@ -24883,32 +22811,20 @@
         <w:t>Build a script “</w:t>
       </w:r>
       <w:proofErr w:type="spellStart"/>
-      <w:proofErr w:type="gramStart"/>
       <w:r>
         <w:t>build.spro</w:t>
       </w:r>
       <w:proofErr w:type="spellEnd"/>
-      <w:proofErr w:type="gramEnd"/>
       <w:r>
         <w:t>” to be used (use: “@</w:t>
       </w:r>
       <w:proofErr w:type="spellStart"/>
-      <w:proofErr w:type="gramStart"/>
       <w:r>
         <w:t>build.spro</w:t>
       </w:r>
       <w:proofErr w:type="spellEnd"/>
-      <w:proofErr w:type="gramEnd"/>
-      <w:r>
-        <w:t xml:space="preserve">”) to selectively build the SAV </w:t>
-      </w:r>
-      <w:proofErr w:type="gramStart"/>
-      <w:r>
-        <w:t>files,.</w:t>
-      </w:r>
-      <w:proofErr w:type="gramEnd"/>
-      <w:r>
-        <w:t xml:space="preserve"> by </w:t>
+      <w:r>
+        <w:t xml:space="preserve">”) to selectively build the SAV files,. by </w:t>
       </w:r>
       <w:proofErr w:type="spellStart"/>
       <w:r>
@@ -24943,23 +22859,7 @@
         </w:numPr>
       </w:pPr>
       <w:r>
-        <w:t xml:space="preserve">This avoids issue with poor control </w:t>
-      </w:r>
-      <w:proofErr w:type="gramStart"/>
-      <w:r>
-        <w:t>of !PATH</w:t>
-      </w:r>
-      <w:proofErr w:type="gramEnd"/>
-      <w:r>
-        <w:t xml:space="preserve"> and using </w:t>
-      </w:r>
-      <w:proofErr w:type="gramStart"/>
-      <w:r>
-        <w:t>‘.compile</w:t>
-      </w:r>
-      <w:proofErr w:type="gramEnd"/>
-      <w:r>
-        <w:t>’ by file-name, rather than ‘</w:t>
+        <w:t>This avoids issue with poor control of !PATH and using ‘.compile’ by file-name, rather than ‘</w:t>
       </w:r>
       <w:proofErr w:type="spellStart"/>
       <w:r>
@@ -24977,17 +22877,12 @@
           <w:numId w:val="2"/>
         </w:numPr>
       </w:pPr>
-      <w:proofErr w:type="gramStart"/>
       <w:r>
         <w:t>Does .</w:t>
       </w:r>
       <w:proofErr w:type="spellStart"/>
       <w:r>
-        <w:t>full</w:t>
-      </w:r>
-      <w:proofErr w:type="gramEnd"/>
-      <w:r>
-        <w:t>_reset_session</w:t>
+        <w:t>full_reset_session</w:t>
       </w:r>
       <w:proofErr w:type="spellEnd"/>
       <w:r>
@@ -25024,13 +22919,8 @@
           <w:numId w:val="2"/>
         </w:numPr>
       </w:pPr>
-      <w:proofErr w:type="gramStart"/>
-      <w:r>
-        <w:t>!PATH</w:t>
-      </w:r>
-      <w:proofErr w:type="gramEnd"/>
-      <w:r>
-        <w:t xml:space="preserve"> built afresh for each project build to include whole “main” tree plus the project.</w:t>
+      <w:r>
+        <w:t>!PATH built afresh for each project build to include whole “main” tree plus the project.</w:t>
       </w:r>
     </w:p>
     <w:p>
@@ -25192,6 +23082,7 @@
         </w:numPr>
       </w:pPr>
       <w:r>
+        <w:lastRenderedPageBreak/>
         <w:t>Deleted some projects not needed for open source, such as junk tests, etc.</w:t>
       </w:r>
     </w:p>
@@ -25204,7 +23095,6 @@
       </w:pPr>
       <w:proofErr w:type="spellStart"/>
       <w:r>
-        <w:lastRenderedPageBreak/>
         <w:t>image_table_evt</w:t>
       </w:r>
       <w:proofErr w:type="spellEnd"/>
@@ -25367,7 +23257,15 @@
       </w:r>
       <w:proofErr w:type="spellEnd"/>
       <w:r>
-        <w:t xml:space="preserve">, GeoPIXE worker </w:t>
+        <w:t xml:space="preserve">, </w:t>
+      </w:r>
+      <w:proofErr w:type="spellStart"/>
+      <w:r>
+        <w:t>GeoPIXE</w:t>
+      </w:r>
+      <w:proofErr w:type="spellEnd"/>
+      <w:r>
+        <w:t xml:space="preserve"> worker </w:t>
       </w:r>
       <w:r>
         <w:sym w:font="Wingdings" w:char="F0E0"/>
@@ -25493,12 +23391,10 @@
         <w:t>Use ‘builder’ (pops up index selection) to select which classes to build, which creates “</w:t>
       </w:r>
       <w:proofErr w:type="spellStart"/>
-      <w:proofErr w:type="gramStart"/>
       <w:r>
         <w:t>build.spro</w:t>
       </w:r>
       <w:proofErr w:type="spellEnd"/>
-      <w:proofErr w:type="gramEnd"/>
       <w:r>
         <w:t>” (note: this will be in “</w:t>
       </w:r>
@@ -25511,28 +23407,21 @@
         <w:t>” for runtime execution and “main” for IDLDE execution).</w:t>
       </w:r>
       <w:r>
-        <w:t xml:space="preserve"> A pop-up reminds the user </w:t>
-      </w:r>
-      <w:proofErr w:type="gramStart"/>
-      <w:r>
-        <w:t>of  “</w:t>
+        <w:t xml:space="preserve"> A pop-up reminds the user of  “</w:t>
       </w:r>
       <w:proofErr w:type="spellStart"/>
       <w:r>
         <w:t>build.spro</w:t>
       </w:r>
       <w:proofErr w:type="spellEnd"/>
-      <w:proofErr w:type="gramEnd"/>
       <w:r>
         <w:t>”, its path and the need to run “@</w:t>
       </w:r>
       <w:proofErr w:type="spellStart"/>
-      <w:proofErr w:type="gramStart"/>
       <w:r>
         <w:t>build.spro</w:t>
       </w:r>
       <w:proofErr w:type="spellEnd"/>
-      <w:proofErr w:type="gramEnd"/>
       <w:r>
         <w:t xml:space="preserve">” from the </w:t>
       </w:r>
@@ -25557,12 +23446,10 @@
         <w:t>“@</w:t>
       </w:r>
       <w:proofErr w:type="spellStart"/>
-      <w:proofErr w:type="gramStart"/>
       <w:r>
         <w:t>build.spro</w:t>
       </w:r>
       <w:proofErr w:type="spellEnd"/>
-      <w:proofErr w:type="gramEnd"/>
       <w:r>
         <w:t>” from IDL command line to build</w:t>
       </w:r>
@@ -27082,6 +24969,92 @@
     </w:lvl>
   </w:abstractNum>
   <w:abstractNum w:abstractNumId="8" w15:restartNumberingAfterBreak="0">
+    <w:nsid w:val="0B113227"/>
+    <w:multiLevelType w:val="hybridMultilevel"/>
+    <w:tmpl w:val="214CC6C4"/>
+    <w:lvl w:ilvl="0" w:tplc="FFFFFFFF">
+      <w:start w:val="1"/>
+      <w:numFmt w:val="decimal"/>
+      <w:lvlText w:val="%1."/>
+      <w:lvlJc w:val="left"/>
+      <w:pPr>
+        <w:ind w:left="720" w:hanging="360"/>
+      </w:pPr>
+    </w:lvl>
+    <w:lvl w:ilvl="1" w:tplc="FFFFFFFF">
+      <w:start w:val="1"/>
+      <w:numFmt w:val="lowerLetter"/>
+      <w:lvlText w:val="%2."/>
+      <w:lvlJc w:val="left"/>
+      <w:pPr>
+        <w:ind w:left="1440" w:hanging="360"/>
+      </w:pPr>
+    </w:lvl>
+    <w:lvl w:ilvl="2" w:tplc="FFFFFFFF">
+      <w:start w:val="1"/>
+      <w:numFmt w:val="lowerRoman"/>
+      <w:lvlText w:val="%3."/>
+      <w:lvlJc w:val="right"/>
+      <w:pPr>
+        <w:ind w:left="2160" w:hanging="180"/>
+      </w:pPr>
+    </w:lvl>
+    <w:lvl w:ilvl="3" w:tplc="FFFFFFFF">
+      <w:start w:val="1"/>
+      <w:numFmt w:val="decimal"/>
+      <w:lvlText w:val="%4."/>
+      <w:lvlJc w:val="left"/>
+      <w:pPr>
+        <w:ind w:left="2880" w:hanging="360"/>
+      </w:pPr>
+    </w:lvl>
+    <w:lvl w:ilvl="4" w:tplc="FFFFFFFF">
+      <w:start w:val="1"/>
+      <w:numFmt w:val="lowerLetter"/>
+      <w:lvlText w:val="%5."/>
+      <w:lvlJc w:val="left"/>
+      <w:pPr>
+        <w:ind w:left="3600" w:hanging="360"/>
+      </w:pPr>
+    </w:lvl>
+    <w:lvl w:ilvl="5" w:tplc="FFFFFFFF">
+      <w:start w:val="1"/>
+      <w:numFmt w:val="lowerRoman"/>
+      <w:lvlText w:val="%6."/>
+      <w:lvlJc w:val="right"/>
+      <w:pPr>
+        <w:ind w:left="4320" w:hanging="180"/>
+      </w:pPr>
+    </w:lvl>
+    <w:lvl w:ilvl="6" w:tplc="FFFFFFFF" w:tentative="1">
+      <w:start w:val="1"/>
+      <w:numFmt w:val="decimal"/>
+      <w:lvlText w:val="%7."/>
+      <w:lvlJc w:val="left"/>
+      <w:pPr>
+        <w:ind w:left="5040" w:hanging="360"/>
+      </w:pPr>
+    </w:lvl>
+    <w:lvl w:ilvl="7" w:tplc="FFFFFFFF" w:tentative="1">
+      <w:start w:val="1"/>
+      <w:numFmt w:val="lowerLetter"/>
+      <w:lvlText w:val="%8."/>
+      <w:lvlJc w:val="left"/>
+      <w:pPr>
+        <w:ind w:left="5760" w:hanging="360"/>
+      </w:pPr>
+    </w:lvl>
+    <w:lvl w:ilvl="8" w:tplc="FFFFFFFF" w:tentative="1">
+      <w:start w:val="1"/>
+      <w:numFmt w:val="lowerRoman"/>
+      <w:lvlText w:val="%9."/>
+      <w:lvlJc w:val="right"/>
+      <w:pPr>
+        <w:ind w:left="6480" w:hanging="180"/>
+      </w:pPr>
+    </w:lvl>
+  </w:abstractNum>
+  <w:abstractNum w:abstractNumId="9" w15:restartNumberingAfterBreak="0">
     <w:nsid w:val="0E0D360F"/>
     <w:multiLevelType w:val="hybridMultilevel"/>
     <w:tmpl w:val="214CC6C4"/>
@@ -27167,7 +25140,7 @@
       </w:pPr>
     </w:lvl>
   </w:abstractNum>
-  <w:abstractNum w:abstractNumId="9" w15:restartNumberingAfterBreak="0">
+  <w:abstractNum w:abstractNumId="10" w15:restartNumberingAfterBreak="0">
     <w:nsid w:val="0FA726CE"/>
     <w:multiLevelType w:val="hybridMultilevel"/>
     <w:tmpl w:val="214CC6C4"/>
@@ -27253,7 +25226,7 @@
       </w:pPr>
     </w:lvl>
   </w:abstractNum>
-  <w:abstractNum w:abstractNumId="10" w15:restartNumberingAfterBreak="0">
+  <w:abstractNum w:abstractNumId="11" w15:restartNumberingAfterBreak="0">
     <w:nsid w:val="1446692A"/>
     <w:multiLevelType w:val="hybridMultilevel"/>
     <w:tmpl w:val="214CC6C4"/>
@@ -27339,7 +25312,7 @@
       </w:pPr>
     </w:lvl>
   </w:abstractNum>
-  <w:abstractNum w:abstractNumId="11" w15:restartNumberingAfterBreak="0">
+  <w:abstractNum w:abstractNumId="12" w15:restartNumberingAfterBreak="0">
     <w:nsid w:val="1565078C"/>
     <w:multiLevelType w:val="hybridMultilevel"/>
     <w:tmpl w:val="214CC6C4"/>
@@ -27425,7 +25398,7 @@
       </w:pPr>
     </w:lvl>
   </w:abstractNum>
-  <w:abstractNum w:abstractNumId="12" w15:restartNumberingAfterBreak="0">
+  <w:abstractNum w:abstractNumId="13" w15:restartNumberingAfterBreak="0">
     <w:nsid w:val="18D02687"/>
     <w:multiLevelType w:val="hybridMultilevel"/>
     <w:tmpl w:val="214CC6C4"/>
@@ -27511,7 +25484,7 @@
       </w:pPr>
     </w:lvl>
   </w:abstractNum>
-  <w:abstractNum w:abstractNumId="13" w15:restartNumberingAfterBreak="0">
+  <w:abstractNum w:abstractNumId="14" w15:restartNumberingAfterBreak="0">
     <w:nsid w:val="1BA42179"/>
     <w:multiLevelType w:val="hybridMultilevel"/>
     <w:tmpl w:val="214CC6C4"/>
@@ -27597,7 +25570,7 @@
       </w:pPr>
     </w:lvl>
   </w:abstractNum>
-  <w:abstractNum w:abstractNumId="14" w15:restartNumberingAfterBreak="0">
+  <w:abstractNum w:abstractNumId="15" w15:restartNumberingAfterBreak="0">
     <w:nsid w:val="1BBB7985"/>
     <w:multiLevelType w:val="hybridMultilevel"/>
     <w:tmpl w:val="214CC6C4"/>
@@ -27683,7 +25656,7 @@
       </w:pPr>
     </w:lvl>
   </w:abstractNum>
-  <w:abstractNum w:abstractNumId="15" w15:restartNumberingAfterBreak="0">
+  <w:abstractNum w:abstractNumId="16" w15:restartNumberingAfterBreak="0">
     <w:nsid w:val="1CA6531C"/>
     <w:multiLevelType w:val="hybridMultilevel"/>
     <w:tmpl w:val="214CC6C4"/>
@@ -27769,7 +25742,7 @@
       </w:pPr>
     </w:lvl>
   </w:abstractNum>
-  <w:abstractNum w:abstractNumId="16" w15:restartNumberingAfterBreak="0">
+  <w:abstractNum w:abstractNumId="17" w15:restartNumberingAfterBreak="0">
     <w:nsid w:val="1EC639EF"/>
     <w:multiLevelType w:val="hybridMultilevel"/>
     <w:tmpl w:val="214CC6C4"/>
@@ -27855,7 +25828,7 @@
       </w:pPr>
     </w:lvl>
   </w:abstractNum>
-  <w:abstractNum w:abstractNumId="17" w15:restartNumberingAfterBreak="0">
+  <w:abstractNum w:abstractNumId="18" w15:restartNumberingAfterBreak="0">
     <w:nsid w:val="20760EC2"/>
     <w:multiLevelType w:val="hybridMultilevel"/>
     <w:tmpl w:val="214CC6C4"/>
@@ -27941,7 +25914,7 @@
       </w:pPr>
     </w:lvl>
   </w:abstractNum>
-  <w:abstractNum w:abstractNumId="18" w15:restartNumberingAfterBreak="0">
+  <w:abstractNum w:abstractNumId="19" w15:restartNumberingAfterBreak="0">
     <w:nsid w:val="21225858"/>
     <w:multiLevelType w:val="hybridMultilevel"/>
     <w:tmpl w:val="214CC6C4"/>
@@ -28027,7 +26000,7 @@
       </w:pPr>
     </w:lvl>
   </w:abstractNum>
-  <w:abstractNum w:abstractNumId="19" w15:restartNumberingAfterBreak="0">
+  <w:abstractNum w:abstractNumId="20" w15:restartNumberingAfterBreak="0">
     <w:nsid w:val="229F5551"/>
     <w:multiLevelType w:val="hybridMultilevel"/>
     <w:tmpl w:val="214CC6C4"/>
@@ -28113,7 +26086,7 @@
       </w:pPr>
     </w:lvl>
   </w:abstractNum>
-  <w:abstractNum w:abstractNumId="20" w15:restartNumberingAfterBreak="0">
+  <w:abstractNum w:abstractNumId="21" w15:restartNumberingAfterBreak="0">
     <w:nsid w:val="23163984"/>
     <w:multiLevelType w:val="hybridMultilevel"/>
     <w:tmpl w:val="214CC6C4"/>
@@ -28199,7 +26172,7 @@
       </w:pPr>
     </w:lvl>
   </w:abstractNum>
-  <w:abstractNum w:abstractNumId="21" w15:restartNumberingAfterBreak="0">
+  <w:abstractNum w:abstractNumId="22" w15:restartNumberingAfterBreak="0">
     <w:nsid w:val="24A86A6C"/>
     <w:multiLevelType w:val="hybridMultilevel"/>
     <w:tmpl w:val="214CC6C4"/>
@@ -28285,7 +26258,7 @@
       </w:pPr>
     </w:lvl>
   </w:abstractNum>
-  <w:abstractNum w:abstractNumId="22" w15:restartNumberingAfterBreak="0">
+  <w:abstractNum w:abstractNumId="23" w15:restartNumberingAfterBreak="0">
     <w:nsid w:val="25957A5E"/>
     <w:multiLevelType w:val="hybridMultilevel"/>
     <w:tmpl w:val="214CC6C4"/>
@@ -28371,7 +26344,7 @@
       </w:pPr>
     </w:lvl>
   </w:abstractNum>
-  <w:abstractNum w:abstractNumId="23" w15:restartNumberingAfterBreak="0">
+  <w:abstractNum w:abstractNumId="24" w15:restartNumberingAfterBreak="0">
     <w:nsid w:val="275B156F"/>
     <w:multiLevelType w:val="hybridMultilevel"/>
     <w:tmpl w:val="214CC6C4"/>
@@ -28457,7 +26430,7 @@
       </w:pPr>
     </w:lvl>
   </w:abstractNum>
-  <w:abstractNum w:abstractNumId="24" w15:restartNumberingAfterBreak="0">
+  <w:abstractNum w:abstractNumId="25" w15:restartNumberingAfterBreak="0">
     <w:nsid w:val="28090D24"/>
     <w:multiLevelType w:val="hybridMultilevel"/>
     <w:tmpl w:val="214CC6C4"/>
@@ -28543,7 +26516,7 @@
       </w:pPr>
     </w:lvl>
   </w:abstractNum>
-  <w:abstractNum w:abstractNumId="25" w15:restartNumberingAfterBreak="0">
+  <w:abstractNum w:abstractNumId="26" w15:restartNumberingAfterBreak="0">
     <w:nsid w:val="2BBE5C5D"/>
     <w:multiLevelType w:val="hybridMultilevel"/>
     <w:tmpl w:val="214CC6C4"/>
@@ -28629,7 +26602,7 @@
       </w:pPr>
     </w:lvl>
   </w:abstractNum>
-  <w:abstractNum w:abstractNumId="26" w15:restartNumberingAfterBreak="0">
+  <w:abstractNum w:abstractNumId="27" w15:restartNumberingAfterBreak="0">
     <w:nsid w:val="2EB504E3"/>
     <w:multiLevelType w:val="hybridMultilevel"/>
     <w:tmpl w:val="214CC6C4"/>
@@ -28715,7 +26688,7 @@
       </w:pPr>
     </w:lvl>
   </w:abstractNum>
-  <w:abstractNum w:abstractNumId="27" w15:restartNumberingAfterBreak="0">
+  <w:abstractNum w:abstractNumId="28" w15:restartNumberingAfterBreak="0">
     <w:nsid w:val="2ED42603"/>
     <w:multiLevelType w:val="hybridMultilevel"/>
     <w:tmpl w:val="214CC6C4"/>
@@ -28801,7 +26774,7 @@
       </w:pPr>
     </w:lvl>
   </w:abstractNum>
-  <w:abstractNum w:abstractNumId="28" w15:restartNumberingAfterBreak="0">
+  <w:abstractNum w:abstractNumId="29" w15:restartNumberingAfterBreak="0">
     <w:nsid w:val="2F545F49"/>
     <w:multiLevelType w:val="hybridMultilevel"/>
     <w:tmpl w:val="214CC6C4"/>
@@ -28887,7 +26860,7 @@
       </w:pPr>
     </w:lvl>
   </w:abstractNum>
-  <w:abstractNum w:abstractNumId="29" w15:restartNumberingAfterBreak="0">
+  <w:abstractNum w:abstractNumId="30" w15:restartNumberingAfterBreak="0">
     <w:nsid w:val="2F731835"/>
     <w:multiLevelType w:val="hybridMultilevel"/>
     <w:tmpl w:val="214CC6C4"/>
@@ -28973,7 +26946,7 @@
       </w:pPr>
     </w:lvl>
   </w:abstractNum>
-  <w:abstractNum w:abstractNumId="30" w15:restartNumberingAfterBreak="0">
+  <w:abstractNum w:abstractNumId="31" w15:restartNumberingAfterBreak="0">
     <w:nsid w:val="32326CBE"/>
     <w:multiLevelType w:val="hybridMultilevel"/>
     <w:tmpl w:val="214CC6C4"/>
@@ -29059,7 +27032,7 @@
       </w:pPr>
     </w:lvl>
   </w:abstractNum>
-  <w:abstractNum w:abstractNumId="31" w15:restartNumberingAfterBreak="0">
+  <w:abstractNum w:abstractNumId="32" w15:restartNumberingAfterBreak="0">
     <w:nsid w:val="32A949EB"/>
     <w:multiLevelType w:val="hybridMultilevel"/>
     <w:tmpl w:val="214CC6C4"/>
@@ -29145,7 +27118,7 @@
       </w:pPr>
     </w:lvl>
   </w:abstractNum>
-  <w:abstractNum w:abstractNumId="32" w15:restartNumberingAfterBreak="0">
+  <w:abstractNum w:abstractNumId="33" w15:restartNumberingAfterBreak="0">
     <w:nsid w:val="33231170"/>
     <w:multiLevelType w:val="hybridMultilevel"/>
     <w:tmpl w:val="214CC6C4"/>
@@ -29231,7 +27204,7 @@
       </w:pPr>
     </w:lvl>
   </w:abstractNum>
-  <w:abstractNum w:abstractNumId="33" w15:restartNumberingAfterBreak="0">
+  <w:abstractNum w:abstractNumId="34" w15:restartNumberingAfterBreak="0">
     <w:nsid w:val="335B6E8D"/>
     <w:multiLevelType w:val="hybridMultilevel"/>
     <w:tmpl w:val="214CC6C4"/>
@@ -29317,7 +27290,7 @@
       </w:pPr>
     </w:lvl>
   </w:abstractNum>
-  <w:abstractNum w:abstractNumId="34" w15:restartNumberingAfterBreak="0">
+  <w:abstractNum w:abstractNumId="35" w15:restartNumberingAfterBreak="0">
     <w:nsid w:val="355B2568"/>
     <w:multiLevelType w:val="hybridMultilevel"/>
     <w:tmpl w:val="214CC6C4"/>
@@ -29403,7 +27376,7 @@
       </w:pPr>
     </w:lvl>
   </w:abstractNum>
-  <w:abstractNum w:abstractNumId="35" w15:restartNumberingAfterBreak="0">
+  <w:abstractNum w:abstractNumId="36" w15:restartNumberingAfterBreak="0">
     <w:nsid w:val="356645B8"/>
     <w:multiLevelType w:val="hybridMultilevel"/>
     <w:tmpl w:val="214CC6C4"/>
@@ -29489,7 +27462,7 @@
       </w:pPr>
     </w:lvl>
   </w:abstractNum>
-  <w:abstractNum w:abstractNumId="36" w15:restartNumberingAfterBreak="0">
+  <w:abstractNum w:abstractNumId="37" w15:restartNumberingAfterBreak="0">
     <w:nsid w:val="35B806D1"/>
     <w:multiLevelType w:val="hybridMultilevel"/>
     <w:tmpl w:val="214CC6C4"/>
@@ -29575,7 +27548,7 @@
       </w:pPr>
     </w:lvl>
   </w:abstractNum>
-  <w:abstractNum w:abstractNumId="37" w15:restartNumberingAfterBreak="0">
+  <w:abstractNum w:abstractNumId="38" w15:restartNumberingAfterBreak="0">
     <w:nsid w:val="364E1BD1"/>
     <w:multiLevelType w:val="hybridMultilevel"/>
     <w:tmpl w:val="214CC6C4"/>
@@ -29661,7 +27634,7 @@
       </w:pPr>
     </w:lvl>
   </w:abstractNum>
-  <w:abstractNum w:abstractNumId="38" w15:restartNumberingAfterBreak="0">
+  <w:abstractNum w:abstractNumId="39" w15:restartNumberingAfterBreak="0">
     <w:nsid w:val="37C0055A"/>
     <w:multiLevelType w:val="hybridMultilevel"/>
     <w:tmpl w:val="214CC6C4"/>
@@ -29747,7 +27720,7 @@
       </w:pPr>
     </w:lvl>
   </w:abstractNum>
-  <w:abstractNum w:abstractNumId="39" w15:restartNumberingAfterBreak="0">
+  <w:abstractNum w:abstractNumId="40" w15:restartNumberingAfterBreak="0">
     <w:nsid w:val="383C1F2F"/>
     <w:multiLevelType w:val="hybridMultilevel"/>
     <w:tmpl w:val="214CC6C4"/>
@@ -29833,7 +27806,7 @@
       </w:pPr>
     </w:lvl>
   </w:abstractNum>
-  <w:abstractNum w:abstractNumId="40" w15:restartNumberingAfterBreak="0">
+  <w:abstractNum w:abstractNumId="41" w15:restartNumberingAfterBreak="0">
     <w:nsid w:val="38677977"/>
     <w:multiLevelType w:val="hybridMultilevel"/>
     <w:tmpl w:val="214CC6C4"/>
@@ -29919,7 +27892,7 @@
       </w:pPr>
     </w:lvl>
   </w:abstractNum>
-  <w:abstractNum w:abstractNumId="41" w15:restartNumberingAfterBreak="0">
+  <w:abstractNum w:abstractNumId="42" w15:restartNumberingAfterBreak="0">
     <w:nsid w:val="39E017C7"/>
     <w:multiLevelType w:val="hybridMultilevel"/>
     <w:tmpl w:val="214CC6C4"/>
@@ -30005,7 +27978,7 @@
       </w:pPr>
     </w:lvl>
   </w:abstractNum>
-  <w:abstractNum w:abstractNumId="42" w15:restartNumberingAfterBreak="0">
+  <w:abstractNum w:abstractNumId="43" w15:restartNumberingAfterBreak="0">
     <w:nsid w:val="3A906D54"/>
     <w:multiLevelType w:val="hybridMultilevel"/>
     <w:tmpl w:val="214CC6C4"/>
@@ -30091,7 +28064,7 @@
       </w:pPr>
     </w:lvl>
   </w:abstractNum>
-  <w:abstractNum w:abstractNumId="43" w15:restartNumberingAfterBreak="0">
+  <w:abstractNum w:abstractNumId="44" w15:restartNumberingAfterBreak="0">
     <w:nsid w:val="3D360724"/>
     <w:multiLevelType w:val="hybridMultilevel"/>
     <w:tmpl w:val="214CC6C4"/>
@@ -30177,7 +28150,7 @@
       </w:pPr>
     </w:lvl>
   </w:abstractNum>
-  <w:abstractNum w:abstractNumId="44" w15:restartNumberingAfterBreak="0">
+  <w:abstractNum w:abstractNumId="45" w15:restartNumberingAfterBreak="0">
     <w:nsid w:val="3DF10524"/>
     <w:multiLevelType w:val="hybridMultilevel"/>
     <w:tmpl w:val="214CC6C4"/>
@@ -30263,7 +28236,7 @@
       </w:pPr>
     </w:lvl>
   </w:abstractNum>
-  <w:abstractNum w:abstractNumId="45" w15:restartNumberingAfterBreak="0">
+  <w:abstractNum w:abstractNumId="46" w15:restartNumberingAfterBreak="0">
     <w:nsid w:val="3F097101"/>
     <w:multiLevelType w:val="hybridMultilevel"/>
     <w:tmpl w:val="214CC6C4"/>
@@ -30349,7 +28322,7 @@
       </w:pPr>
     </w:lvl>
   </w:abstractNum>
-  <w:abstractNum w:abstractNumId="46" w15:restartNumberingAfterBreak="0">
+  <w:abstractNum w:abstractNumId="47" w15:restartNumberingAfterBreak="0">
     <w:nsid w:val="41A638B2"/>
     <w:multiLevelType w:val="hybridMultilevel"/>
     <w:tmpl w:val="214CC6C4"/>
@@ -30435,7 +28408,7 @@
       </w:pPr>
     </w:lvl>
   </w:abstractNum>
-  <w:abstractNum w:abstractNumId="47" w15:restartNumberingAfterBreak="0">
+  <w:abstractNum w:abstractNumId="48" w15:restartNumberingAfterBreak="0">
     <w:nsid w:val="420D41AB"/>
     <w:multiLevelType w:val="hybridMultilevel"/>
     <w:tmpl w:val="214CC6C4"/>
@@ -30521,7 +28494,7 @@
       </w:pPr>
     </w:lvl>
   </w:abstractNum>
-  <w:abstractNum w:abstractNumId="48" w15:restartNumberingAfterBreak="0">
+  <w:abstractNum w:abstractNumId="49" w15:restartNumberingAfterBreak="0">
     <w:nsid w:val="436129C1"/>
     <w:multiLevelType w:val="hybridMultilevel"/>
     <w:tmpl w:val="214CC6C4"/>
@@ -30607,7 +28580,7 @@
       </w:pPr>
     </w:lvl>
   </w:abstractNum>
-  <w:abstractNum w:abstractNumId="49" w15:restartNumberingAfterBreak="0">
+  <w:abstractNum w:abstractNumId="50" w15:restartNumberingAfterBreak="0">
     <w:nsid w:val="438D310E"/>
     <w:multiLevelType w:val="hybridMultilevel"/>
     <w:tmpl w:val="3DFEBE78"/>
@@ -30693,7 +28666,7 @@
       </w:pPr>
     </w:lvl>
   </w:abstractNum>
-  <w:abstractNum w:abstractNumId="50" w15:restartNumberingAfterBreak="0">
+  <w:abstractNum w:abstractNumId="51" w15:restartNumberingAfterBreak="0">
     <w:nsid w:val="45F80AA2"/>
     <w:multiLevelType w:val="hybridMultilevel"/>
     <w:tmpl w:val="214CC6C4"/>
@@ -30779,7 +28752,7 @@
       </w:pPr>
     </w:lvl>
   </w:abstractNum>
-  <w:abstractNum w:abstractNumId="51" w15:restartNumberingAfterBreak="0">
+  <w:abstractNum w:abstractNumId="52" w15:restartNumberingAfterBreak="0">
     <w:nsid w:val="46D104B0"/>
     <w:multiLevelType w:val="hybridMultilevel"/>
     <w:tmpl w:val="214CC6C4"/>
@@ -30865,7 +28838,7 @@
       </w:pPr>
     </w:lvl>
   </w:abstractNum>
-  <w:abstractNum w:abstractNumId="52" w15:restartNumberingAfterBreak="0">
+  <w:abstractNum w:abstractNumId="53" w15:restartNumberingAfterBreak="0">
     <w:nsid w:val="47C63F90"/>
     <w:multiLevelType w:val="hybridMultilevel"/>
     <w:tmpl w:val="214CC6C4"/>
@@ -30951,7 +28924,7 @@
       </w:pPr>
     </w:lvl>
   </w:abstractNum>
-  <w:abstractNum w:abstractNumId="53" w15:restartNumberingAfterBreak="0">
+  <w:abstractNum w:abstractNumId="54" w15:restartNumberingAfterBreak="0">
     <w:nsid w:val="48424B8D"/>
     <w:multiLevelType w:val="hybridMultilevel"/>
     <w:tmpl w:val="214CC6C4"/>
@@ -31037,7 +29010,7 @@
       </w:pPr>
     </w:lvl>
   </w:abstractNum>
-  <w:abstractNum w:abstractNumId="54" w15:restartNumberingAfterBreak="0">
+  <w:abstractNum w:abstractNumId="55" w15:restartNumberingAfterBreak="0">
     <w:nsid w:val="48E719F4"/>
     <w:multiLevelType w:val="hybridMultilevel"/>
     <w:tmpl w:val="214CC6C4"/>
@@ -31123,7 +29096,7 @@
       </w:pPr>
     </w:lvl>
   </w:abstractNum>
-  <w:abstractNum w:abstractNumId="55" w15:restartNumberingAfterBreak="0">
+  <w:abstractNum w:abstractNumId="56" w15:restartNumberingAfterBreak="0">
     <w:nsid w:val="4A276C6F"/>
     <w:multiLevelType w:val="hybridMultilevel"/>
     <w:tmpl w:val="214CC6C4"/>
@@ -31209,7 +29182,7 @@
       </w:pPr>
     </w:lvl>
   </w:abstractNum>
-  <w:abstractNum w:abstractNumId="56" w15:restartNumberingAfterBreak="0">
+  <w:abstractNum w:abstractNumId="57" w15:restartNumberingAfterBreak="0">
     <w:nsid w:val="4ACD66FA"/>
     <w:multiLevelType w:val="hybridMultilevel"/>
     <w:tmpl w:val="214CC6C4"/>
@@ -31295,7 +29268,7 @@
       </w:pPr>
     </w:lvl>
   </w:abstractNum>
-  <w:abstractNum w:abstractNumId="57" w15:restartNumberingAfterBreak="0">
+  <w:abstractNum w:abstractNumId="58" w15:restartNumberingAfterBreak="0">
     <w:nsid w:val="4B205F99"/>
     <w:multiLevelType w:val="hybridMultilevel"/>
     <w:tmpl w:val="214CC6C4"/>
@@ -31381,7 +29354,7 @@
       </w:pPr>
     </w:lvl>
   </w:abstractNum>
-  <w:abstractNum w:abstractNumId="58" w15:restartNumberingAfterBreak="0">
+  <w:abstractNum w:abstractNumId="59" w15:restartNumberingAfterBreak="0">
     <w:nsid w:val="4B7F04E2"/>
     <w:multiLevelType w:val="hybridMultilevel"/>
     <w:tmpl w:val="214CC6C4"/>
@@ -31467,7 +29440,7 @@
       </w:pPr>
     </w:lvl>
   </w:abstractNum>
-  <w:abstractNum w:abstractNumId="59" w15:restartNumberingAfterBreak="0">
+  <w:abstractNum w:abstractNumId="60" w15:restartNumberingAfterBreak="0">
     <w:nsid w:val="4D9A4F4C"/>
     <w:multiLevelType w:val="hybridMultilevel"/>
     <w:tmpl w:val="214CC6C4"/>
@@ -31553,7 +29526,7 @@
       </w:pPr>
     </w:lvl>
   </w:abstractNum>
-  <w:abstractNum w:abstractNumId="60" w15:restartNumberingAfterBreak="0">
+  <w:abstractNum w:abstractNumId="61" w15:restartNumberingAfterBreak="0">
     <w:nsid w:val="4FB81408"/>
     <w:multiLevelType w:val="hybridMultilevel"/>
     <w:tmpl w:val="214CC6C4"/>
@@ -31639,7 +29612,7 @@
       </w:pPr>
     </w:lvl>
   </w:abstractNum>
-  <w:abstractNum w:abstractNumId="61" w15:restartNumberingAfterBreak="0">
+  <w:abstractNum w:abstractNumId="62" w15:restartNumberingAfterBreak="0">
     <w:nsid w:val="56833A85"/>
     <w:multiLevelType w:val="hybridMultilevel"/>
     <w:tmpl w:val="214CC6C4"/>
@@ -31725,7 +29698,7 @@
       </w:pPr>
     </w:lvl>
   </w:abstractNum>
-  <w:abstractNum w:abstractNumId="62" w15:restartNumberingAfterBreak="0">
+  <w:abstractNum w:abstractNumId="63" w15:restartNumberingAfterBreak="0">
     <w:nsid w:val="56C643E7"/>
     <w:multiLevelType w:val="hybridMultilevel"/>
     <w:tmpl w:val="214CC6C4"/>
@@ -31811,7 +29784,7 @@
       </w:pPr>
     </w:lvl>
   </w:abstractNum>
-  <w:abstractNum w:abstractNumId="63" w15:restartNumberingAfterBreak="0">
+  <w:abstractNum w:abstractNumId="64" w15:restartNumberingAfterBreak="0">
     <w:nsid w:val="59654531"/>
     <w:multiLevelType w:val="hybridMultilevel"/>
     <w:tmpl w:val="214CC6C4"/>
@@ -31897,7 +29870,7 @@
       </w:pPr>
     </w:lvl>
   </w:abstractNum>
-  <w:abstractNum w:abstractNumId="64" w15:restartNumberingAfterBreak="0">
+  <w:abstractNum w:abstractNumId="65" w15:restartNumberingAfterBreak="0">
     <w:nsid w:val="59CA6D97"/>
     <w:multiLevelType w:val="hybridMultilevel"/>
     <w:tmpl w:val="214CC6C4"/>
@@ -31983,7 +29956,7 @@
       </w:pPr>
     </w:lvl>
   </w:abstractNum>
-  <w:abstractNum w:abstractNumId="65" w15:restartNumberingAfterBreak="0">
+  <w:abstractNum w:abstractNumId="66" w15:restartNumberingAfterBreak="0">
     <w:nsid w:val="60085356"/>
     <w:multiLevelType w:val="hybridMultilevel"/>
     <w:tmpl w:val="214CC6C4"/>
@@ -32069,7 +30042,7 @@
       </w:pPr>
     </w:lvl>
   </w:abstractNum>
-  <w:abstractNum w:abstractNumId="66" w15:restartNumberingAfterBreak="0">
+  <w:abstractNum w:abstractNumId="67" w15:restartNumberingAfterBreak="0">
     <w:nsid w:val="61513B38"/>
     <w:multiLevelType w:val="hybridMultilevel"/>
     <w:tmpl w:val="4D926568"/>
@@ -32155,7 +30128,7 @@
       </w:pPr>
     </w:lvl>
   </w:abstractNum>
-  <w:abstractNum w:abstractNumId="67" w15:restartNumberingAfterBreak="0">
+  <w:abstractNum w:abstractNumId="68" w15:restartNumberingAfterBreak="0">
     <w:nsid w:val="62686DE9"/>
     <w:multiLevelType w:val="hybridMultilevel"/>
     <w:tmpl w:val="214CC6C4"/>
@@ -32241,7 +30214,7 @@
       </w:pPr>
     </w:lvl>
   </w:abstractNum>
-  <w:abstractNum w:abstractNumId="68" w15:restartNumberingAfterBreak="0">
+  <w:abstractNum w:abstractNumId="69" w15:restartNumberingAfterBreak="0">
     <w:nsid w:val="64B53F9E"/>
     <w:multiLevelType w:val="hybridMultilevel"/>
     <w:tmpl w:val="214CC6C4"/>
@@ -32327,7 +30300,7 @@
       </w:pPr>
     </w:lvl>
   </w:abstractNum>
-  <w:abstractNum w:abstractNumId="69" w15:restartNumberingAfterBreak="0">
+  <w:abstractNum w:abstractNumId="70" w15:restartNumberingAfterBreak="0">
     <w:nsid w:val="64EC6FC0"/>
     <w:multiLevelType w:val="hybridMultilevel"/>
     <w:tmpl w:val="214CC6C4"/>
@@ -32413,7 +30386,7 @@
       </w:pPr>
     </w:lvl>
   </w:abstractNum>
-  <w:abstractNum w:abstractNumId="70" w15:restartNumberingAfterBreak="0">
+  <w:abstractNum w:abstractNumId="71" w15:restartNumberingAfterBreak="0">
     <w:nsid w:val="65466AFA"/>
     <w:multiLevelType w:val="hybridMultilevel"/>
     <w:tmpl w:val="214CC6C4"/>
@@ -32499,7 +30472,7 @@
       </w:pPr>
     </w:lvl>
   </w:abstractNum>
-  <w:abstractNum w:abstractNumId="71" w15:restartNumberingAfterBreak="0">
+  <w:abstractNum w:abstractNumId="72" w15:restartNumberingAfterBreak="0">
     <w:nsid w:val="65972C68"/>
     <w:multiLevelType w:val="hybridMultilevel"/>
     <w:tmpl w:val="214CC6C4"/>
@@ -32585,7 +30558,7 @@
       </w:pPr>
     </w:lvl>
   </w:abstractNum>
-  <w:abstractNum w:abstractNumId="72" w15:restartNumberingAfterBreak="0">
+  <w:abstractNum w:abstractNumId="73" w15:restartNumberingAfterBreak="0">
     <w:nsid w:val="68167485"/>
     <w:multiLevelType w:val="hybridMultilevel"/>
     <w:tmpl w:val="214CC6C4"/>
@@ -32671,7 +30644,7 @@
       </w:pPr>
     </w:lvl>
   </w:abstractNum>
-  <w:abstractNum w:abstractNumId="73" w15:restartNumberingAfterBreak="0">
+  <w:abstractNum w:abstractNumId="74" w15:restartNumberingAfterBreak="0">
     <w:nsid w:val="692A3DFA"/>
     <w:multiLevelType w:val="hybridMultilevel"/>
     <w:tmpl w:val="214CC6C4"/>
@@ -32757,7 +30730,7 @@
       </w:pPr>
     </w:lvl>
   </w:abstractNum>
-  <w:abstractNum w:abstractNumId="74" w15:restartNumberingAfterBreak="0">
+  <w:abstractNum w:abstractNumId="75" w15:restartNumberingAfterBreak="0">
     <w:nsid w:val="6AD95314"/>
     <w:multiLevelType w:val="hybridMultilevel"/>
     <w:tmpl w:val="214CC6C4"/>
@@ -32843,7 +30816,7 @@
       </w:pPr>
     </w:lvl>
   </w:abstractNum>
-  <w:abstractNum w:abstractNumId="75" w15:restartNumberingAfterBreak="0">
+  <w:abstractNum w:abstractNumId="76" w15:restartNumberingAfterBreak="0">
     <w:nsid w:val="6B085590"/>
     <w:multiLevelType w:val="hybridMultilevel"/>
     <w:tmpl w:val="214CC6C4"/>
@@ -32929,7 +30902,7 @@
       </w:pPr>
     </w:lvl>
   </w:abstractNum>
-  <w:abstractNum w:abstractNumId="76" w15:restartNumberingAfterBreak="0">
+  <w:abstractNum w:abstractNumId="77" w15:restartNumberingAfterBreak="0">
     <w:nsid w:val="6C802E67"/>
     <w:multiLevelType w:val="hybridMultilevel"/>
     <w:tmpl w:val="214CC6C4"/>
@@ -33015,7 +30988,7 @@
       </w:pPr>
     </w:lvl>
   </w:abstractNum>
-  <w:abstractNum w:abstractNumId="77" w15:restartNumberingAfterBreak="0">
+  <w:abstractNum w:abstractNumId="78" w15:restartNumberingAfterBreak="0">
     <w:nsid w:val="6EC96476"/>
     <w:multiLevelType w:val="hybridMultilevel"/>
     <w:tmpl w:val="3DFEBE78"/>
@@ -33101,7 +31074,7 @@
       </w:pPr>
     </w:lvl>
   </w:abstractNum>
-  <w:abstractNum w:abstractNumId="78" w15:restartNumberingAfterBreak="0">
+  <w:abstractNum w:abstractNumId="79" w15:restartNumberingAfterBreak="0">
     <w:nsid w:val="726B52C1"/>
     <w:multiLevelType w:val="hybridMultilevel"/>
     <w:tmpl w:val="214CC6C4"/>
@@ -33187,7 +31160,7 @@
       </w:pPr>
     </w:lvl>
   </w:abstractNum>
-  <w:abstractNum w:abstractNumId="79" w15:restartNumberingAfterBreak="0">
+  <w:abstractNum w:abstractNumId="80" w15:restartNumberingAfterBreak="0">
     <w:nsid w:val="728B0421"/>
     <w:multiLevelType w:val="hybridMultilevel"/>
     <w:tmpl w:val="214CC6C4"/>
@@ -33273,7 +31246,7 @@
       </w:pPr>
     </w:lvl>
   </w:abstractNum>
-  <w:abstractNum w:abstractNumId="80" w15:restartNumberingAfterBreak="0">
+  <w:abstractNum w:abstractNumId="81" w15:restartNumberingAfterBreak="0">
     <w:nsid w:val="73401E16"/>
     <w:multiLevelType w:val="hybridMultilevel"/>
     <w:tmpl w:val="214CC6C4"/>
@@ -33359,7 +31332,7 @@
       </w:pPr>
     </w:lvl>
   </w:abstractNum>
-  <w:abstractNum w:abstractNumId="81" w15:restartNumberingAfterBreak="0">
+  <w:abstractNum w:abstractNumId="82" w15:restartNumberingAfterBreak="0">
     <w:nsid w:val="75336A05"/>
     <w:multiLevelType w:val="hybridMultilevel"/>
     <w:tmpl w:val="214CC6C4"/>
@@ -33445,7 +31418,7 @@
       </w:pPr>
     </w:lvl>
   </w:abstractNum>
-  <w:abstractNum w:abstractNumId="82" w15:restartNumberingAfterBreak="0">
+  <w:abstractNum w:abstractNumId="83" w15:restartNumberingAfterBreak="0">
     <w:nsid w:val="779B3DB6"/>
     <w:multiLevelType w:val="hybridMultilevel"/>
     <w:tmpl w:val="214CC6C4"/>
@@ -33531,7 +31504,7 @@
       </w:pPr>
     </w:lvl>
   </w:abstractNum>
-  <w:abstractNum w:abstractNumId="83" w15:restartNumberingAfterBreak="0">
+  <w:abstractNum w:abstractNumId="84" w15:restartNumberingAfterBreak="0">
     <w:nsid w:val="7B23524C"/>
     <w:multiLevelType w:val="hybridMultilevel"/>
     <w:tmpl w:val="214CC6C4"/>
@@ -33617,7 +31590,7 @@
       </w:pPr>
     </w:lvl>
   </w:abstractNum>
-  <w:abstractNum w:abstractNumId="84" w15:restartNumberingAfterBreak="0">
+  <w:abstractNum w:abstractNumId="85" w15:restartNumberingAfterBreak="0">
     <w:nsid w:val="7B8572AA"/>
     <w:multiLevelType w:val="hybridMultilevel"/>
     <w:tmpl w:val="214CC6C4"/>
@@ -33703,7 +31676,7 @@
       </w:pPr>
     </w:lvl>
   </w:abstractNum>
-  <w:abstractNum w:abstractNumId="85" w15:restartNumberingAfterBreak="0">
+  <w:abstractNum w:abstractNumId="86" w15:restartNumberingAfterBreak="0">
     <w:nsid w:val="7BD85F1F"/>
     <w:multiLevelType w:val="hybridMultilevel"/>
     <w:tmpl w:val="214CC6C4"/>
@@ -33789,7 +31762,7 @@
       </w:pPr>
     </w:lvl>
   </w:abstractNum>
-  <w:abstractNum w:abstractNumId="86" w15:restartNumberingAfterBreak="0">
+  <w:abstractNum w:abstractNumId="87" w15:restartNumberingAfterBreak="0">
     <w:nsid w:val="7BE25365"/>
     <w:multiLevelType w:val="hybridMultilevel"/>
     <w:tmpl w:val="214CC6C4"/>
@@ -33876,28 +31849,28 @@
     </w:lvl>
   </w:abstractNum>
   <w:num w:numId="1" w16cid:durableId="689641893">
-    <w:abstractNumId w:val="44"/>
+    <w:abstractNumId w:val="45"/>
   </w:num>
   <w:num w:numId="2" w16cid:durableId="1714230517">
-    <w:abstractNumId w:val="61"/>
+    <w:abstractNumId w:val="62"/>
   </w:num>
   <w:num w:numId="3" w16cid:durableId="602418336">
-    <w:abstractNumId w:val="36"/>
+    <w:abstractNumId w:val="37"/>
   </w:num>
   <w:num w:numId="4" w16cid:durableId="319892333">
-    <w:abstractNumId w:val="66"/>
+    <w:abstractNumId w:val="67"/>
   </w:num>
   <w:num w:numId="5" w16cid:durableId="1682078939">
-    <w:abstractNumId w:val="72"/>
+    <w:abstractNumId w:val="73"/>
   </w:num>
   <w:num w:numId="6" w16cid:durableId="69352654">
-    <w:abstractNumId w:val="86"/>
+    <w:abstractNumId w:val="87"/>
   </w:num>
   <w:num w:numId="7" w16cid:durableId="399905843">
     <w:abstractNumId w:val="7"/>
   </w:num>
   <w:num w:numId="8" w16cid:durableId="1951157062">
-    <w:abstractNumId w:val="21"/>
+    <w:abstractNumId w:val="22"/>
   </w:num>
   <w:num w:numId="9" w16cid:durableId="646978431">
     <w:abstractNumId w:val="1"/>
@@ -33906,235 +31879,238 @@
     <w:abstractNumId w:val="5"/>
   </w:num>
   <w:num w:numId="11" w16cid:durableId="618218708">
-    <w:abstractNumId w:val="55"/>
+    <w:abstractNumId w:val="56"/>
   </w:num>
   <w:num w:numId="12" w16cid:durableId="1832019268">
-    <w:abstractNumId w:val="41"/>
+    <w:abstractNumId w:val="42"/>
   </w:num>
   <w:num w:numId="13" w16cid:durableId="2082213922">
-    <w:abstractNumId w:val="42"/>
+    <w:abstractNumId w:val="43"/>
   </w:num>
   <w:num w:numId="14" w16cid:durableId="1738477231">
-    <w:abstractNumId w:val="33"/>
+    <w:abstractNumId w:val="34"/>
   </w:num>
   <w:num w:numId="15" w16cid:durableId="1288660286">
-    <w:abstractNumId w:val="46"/>
+    <w:abstractNumId w:val="47"/>
   </w:num>
   <w:num w:numId="16" w16cid:durableId="1466973576">
-    <w:abstractNumId w:val="56"/>
+    <w:abstractNumId w:val="57"/>
   </w:num>
   <w:num w:numId="17" w16cid:durableId="1965962244">
-    <w:abstractNumId w:val="58"/>
+    <w:abstractNumId w:val="59"/>
   </w:num>
   <w:num w:numId="18" w16cid:durableId="857428966">
+    <w:abstractNumId w:val="61"/>
+  </w:num>
+  <w:num w:numId="19" w16cid:durableId="1102727235">
+    <w:abstractNumId w:val="85"/>
+  </w:num>
+  <w:num w:numId="20" w16cid:durableId="1825009635">
     <w:abstractNumId w:val="60"/>
   </w:num>
-  <w:num w:numId="19" w16cid:durableId="1102727235">
-    <w:abstractNumId w:val="84"/>
-  </w:num>
-  <w:num w:numId="20" w16cid:durableId="1825009635">
-    <w:abstractNumId w:val="59"/>
-  </w:num>
   <w:num w:numId="21" w16cid:durableId="1057817951">
-    <w:abstractNumId w:val="62"/>
+    <w:abstractNumId w:val="63"/>
   </w:num>
   <w:num w:numId="22" w16cid:durableId="1840851271">
-    <w:abstractNumId w:val="78"/>
+    <w:abstractNumId w:val="79"/>
   </w:num>
   <w:num w:numId="23" w16cid:durableId="31004759">
     <w:abstractNumId w:val="4"/>
   </w:num>
   <w:num w:numId="24" w16cid:durableId="196084434">
-    <w:abstractNumId w:val="48"/>
+    <w:abstractNumId w:val="49"/>
   </w:num>
   <w:num w:numId="25" w16cid:durableId="1765566772">
-    <w:abstractNumId w:val="23"/>
+    <w:abstractNumId w:val="24"/>
   </w:num>
   <w:num w:numId="26" w16cid:durableId="2051343699">
-    <w:abstractNumId w:val="18"/>
+    <w:abstractNumId w:val="19"/>
   </w:num>
   <w:num w:numId="27" w16cid:durableId="1356075474">
-    <w:abstractNumId w:val="12"/>
+    <w:abstractNumId w:val="13"/>
   </w:num>
   <w:num w:numId="28" w16cid:durableId="1531380620">
+    <w:abstractNumId w:val="81"/>
+  </w:num>
+  <w:num w:numId="29" w16cid:durableId="557712069">
     <w:abstractNumId w:val="80"/>
   </w:num>
-  <w:num w:numId="29" w16cid:durableId="557712069">
-    <w:abstractNumId w:val="79"/>
-  </w:num>
   <w:num w:numId="30" w16cid:durableId="1426002138">
-    <w:abstractNumId w:val="65"/>
+    <w:abstractNumId w:val="66"/>
   </w:num>
   <w:num w:numId="31" w16cid:durableId="1782995960">
-    <w:abstractNumId w:val="9"/>
+    <w:abstractNumId w:val="10"/>
   </w:num>
   <w:num w:numId="32" w16cid:durableId="760878363">
     <w:abstractNumId w:val="0"/>
   </w:num>
   <w:num w:numId="33" w16cid:durableId="1618559931">
-    <w:abstractNumId w:val="71"/>
+    <w:abstractNumId w:val="72"/>
   </w:num>
   <w:num w:numId="34" w16cid:durableId="1400901532">
-    <w:abstractNumId w:val="16"/>
+    <w:abstractNumId w:val="17"/>
   </w:num>
   <w:num w:numId="35" w16cid:durableId="1285959423">
-    <w:abstractNumId w:val="10"/>
+    <w:abstractNumId w:val="11"/>
   </w:num>
   <w:num w:numId="36" w16cid:durableId="741366976">
-    <w:abstractNumId w:val="8"/>
+    <w:abstractNumId w:val="9"/>
   </w:num>
   <w:num w:numId="37" w16cid:durableId="2038775239">
-    <w:abstractNumId w:val="27"/>
+    <w:abstractNumId w:val="28"/>
   </w:num>
   <w:num w:numId="38" w16cid:durableId="649556783">
+    <w:abstractNumId w:val="83"/>
+  </w:num>
+  <w:num w:numId="39" w16cid:durableId="1653750230">
+    <w:abstractNumId w:val="75"/>
+  </w:num>
+  <w:num w:numId="40" w16cid:durableId="938491575">
+    <w:abstractNumId w:val="64"/>
+  </w:num>
+  <w:num w:numId="41" w16cid:durableId="282228440">
+    <w:abstractNumId w:val="65"/>
+  </w:num>
+  <w:num w:numId="42" w16cid:durableId="1852640132">
+    <w:abstractNumId w:val="77"/>
+  </w:num>
+  <w:num w:numId="43" w16cid:durableId="1346899273">
+    <w:abstractNumId w:val="14"/>
+  </w:num>
+  <w:num w:numId="44" w16cid:durableId="209463670">
+    <w:abstractNumId w:val="40"/>
+  </w:num>
+  <w:num w:numId="45" w16cid:durableId="1180044402">
+    <w:abstractNumId w:val="76"/>
+  </w:num>
+  <w:num w:numId="46" w16cid:durableId="581186852">
+    <w:abstractNumId w:val="54"/>
+  </w:num>
+  <w:num w:numId="47" w16cid:durableId="114033196">
     <w:abstractNumId w:val="82"/>
   </w:num>
-  <w:num w:numId="39" w16cid:durableId="1653750230">
-    <w:abstractNumId w:val="74"/>
-  </w:num>
-  <w:num w:numId="40" w16cid:durableId="938491575">
-    <w:abstractNumId w:val="63"/>
-  </w:num>
-  <w:num w:numId="41" w16cid:durableId="282228440">
-    <w:abstractNumId w:val="64"/>
-  </w:num>
-  <w:num w:numId="42" w16cid:durableId="1852640132">
-    <w:abstractNumId w:val="76"/>
-  </w:num>
-  <w:num w:numId="43" w16cid:durableId="1346899273">
-    <w:abstractNumId w:val="13"/>
-  </w:num>
-  <w:num w:numId="44" w16cid:durableId="209463670">
-    <w:abstractNumId w:val="39"/>
-  </w:num>
-  <w:num w:numId="45" w16cid:durableId="1180044402">
-    <w:abstractNumId w:val="75"/>
-  </w:num>
-  <w:num w:numId="46" w16cid:durableId="581186852">
-    <w:abstractNumId w:val="53"/>
-  </w:num>
-  <w:num w:numId="47" w16cid:durableId="114033196">
-    <w:abstractNumId w:val="81"/>
-  </w:num>
   <w:num w:numId="48" w16cid:durableId="1500274313">
-    <w:abstractNumId w:val="24"/>
+    <w:abstractNumId w:val="25"/>
   </w:num>
   <w:num w:numId="49" w16cid:durableId="1362121190">
-    <w:abstractNumId w:val="17"/>
+    <w:abstractNumId w:val="18"/>
   </w:num>
   <w:num w:numId="50" w16cid:durableId="1031879328">
     <w:abstractNumId w:val="2"/>
   </w:num>
   <w:num w:numId="51" w16cid:durableId="71323068">
-    <w:abstractNumId w:val="47"/>
+    <w:abstractNumId w:val="48"/>
   </w:num>
   <w:num w:numId="52" w16cid:durableId="791824026">
-    <w:abstractNumId w:val="11"/>
+    <w:abstractNumId w:val="12"/>
   </w:num>
   <w:num w:numId="53" w16cid:durableId="1858884855">
+    <w:abstractNumId w:val="30"/>
+  </w:num>
+  <w:num w:numId="54" w16cid:durableId="743839652">
+    <w:abstractNumId w:val="15"/>
+  </w:num>
+  <w:num w:numId="55" w16cid:durableId="319189279">
+    <w:abstractNumId w:val="46"/>
+  </w:num>
+  <w:num w:numId="56" w16cid:durableId="1084959942">
+    <w:abstractNumId w:val="58"/>
+  </w:num>
+  <w:num w:numId="57" w16cid:durableId="551775919">
+    <w:abstractNumId w:val="16"/>
+  </w:num>
+  <w:num w:numId="58" w16cid:durableId="449978646">
+    <w:abstractNumId w:val="26"/>
+  </w:num>
+  <w:num w:numId="59" w16cid:durableId="147091717">
+    <w:abstractNumId w:val="39"/>
+  </w:num>
+  <w:num w:numId="60" w16cid:durableId="83651720">
+    <w:abstractNumId w:val="31"/>
+  </w:num>
+  <w:num w:numId="61" w16cid:durableId="669069174">
+    <w:abstractNumId w:val="33"/>
+  </w:num>
+  <w:num w:numId="62" w16cid:durableId="1481843890">
+    <w:abstractNumId w:val="71"/>
+  </w:num>
+  <w:num w:numId="63" w16cid:durableId="410079372">
+    <w:abstractNumId w:val="41"/>
+  </w:num>
+  <w:num w:numId="64" w16cid:durableId="811677477">
     <w:abstractNumId w:val="29"/>
   </w:num>
-  <w:num w:numId="54" w16cid:durableId="743839652">
-    <w:abstractNumId w:val="14"/>
+  <w:num w:numId="65" w16cid:durableId="817649347">
+    <w:abstractNumId w:val="44"/>
   </w:num>
-  <w:num w:numId="55" w16cid:durableId="319189279">
-    <w:abstractNumId w:val="45"/>
+  <w:num w:numId="66" w16cid:durableId="2128037891">
+    <w:abstractNumId w:val="52"/>
   </w:num>
-  <w:num w:numId="56" w16cid:durableId="1084959942">
-    <w:abstractNumId w:val="57"/>
+  <w:num w:numId="67" w16cid:durableId="1726219145">
+    <w:abstractNumId w:val="84"/>
   </w:num>
-  <w:num w:numId="57" w16cid:durableId="551775919">
-    <w:abstractNumId w:val="15"/>
+  <w:num w:numId="68" w16cid:durableId="1766615434">
+    <w:abstractNumId w:val="70"/>
   </w:num>
-  <w:num w:numId="58" w16cid:durableId="449978646">
-    <w:abstractNumId w:val="25"/>
-  </w:num>
-  <w:num w:numId="59" w16cid:durableId="147091717">
-    <w:abstractNumId w:val="38"/>
-  </w:num>
-  <w:num w:numId="60" w16cid:durableId="83651720">
-    <w:abstractNumId w:val="30"/>
-  </w:num>
-  <w:num w:numId="61" w16cid:durableId="669069174">
+  <w:num w:numId="69" w16cid:durableId="280234627">
     <w:abstractNumId w:val="32"/>
   </w:num>
-  <w:num w:numId="62" w16cid:durableId="1481843890">
-    <w:abstractNumId w:val="70"/>
-  </w:num>
-  <w:num w:numId="63" w16cid:durableId="410079372">
-    <w:abstractNumId w:val="40"/>
-  </w:num>
-  <w:num w:numId="64" w16cid:durableId="811677477">
-    <w:abstractNumId w:val="28"/>
-  </w:num>
-  <w:num w:numId="65" w16cid:durableId="817649347">
-    <w:abstractNumId w:val="43"/>
-  </w:num>
-  <w:num w:numId="66" w16cid:durableId="2128037891">
-    <w:abstractNumId w:val="51"/>
-  </w:num>
-  <w:num w:numId="67" w16cid:durableId="1726219145">
-    <w:abstractNumId w:val="83"/>
-  </w:num>
-  <w:num w:numId="68" w16cid:durableId="1766615434">
-    <w:abstractNumId w:val="69"/>
-  </w:num>
-  <w:num w:numId="69" w16cid:durableId="280234627">
-    <w:abstractNumId w:val="31"/>
-  </w:num>
   <w:num w:numId="70" w16cid:durableId="1207910607">
-    <w:abstractNumId w:val="67"/>
+    <w:abstractNumId w:val="68"/>
   </w:num>
   <w:num w:numId="71" w16cid:durableId="1640526067">
     <w:abstractNumId w:val="3"/>
   </w:num>
   <w:num w:numId="72" w16cid:durableId="1480685150">
-    <w:abstractNumId w:val="54"/>
+    <w:abstractNumId w:val="55"/>
   </w:num>
   <w:num w:numId="73" w16cid:durableId="1902905193">
-    <w:abstractNumId w:val="35"/>
+    <w:abstractNumId w:val="36"/>
   </w:num>
   <w:num w:numId="74" w16cid:durableId="1699814716">
-    <w:abstractNumId w:val="73"/>
+    <w:abstractNumId w:val="74"/>
   </w:num>
   <w:num w:numId="75" w16cid:durableId="1095246353">
-    <w:abstractNumId w:val="20"/>
+    <w:abstractNumId w:val="21"/>
   </w:num>
   <w:num w:numId="76" w16cid:durableId="1478064906">
-    <w:abstractNumId w:val="68"/>
+    <w:abstractNumId w:val="69"/>
   </w:num>
   <w:num w:numId="77" w16cid:durableId="153382077">
     <w:abstractNumId w:val="6"/>
   </w:num>
   <w:num w:numId="78" w16cid:durableId="1038506737">
-    <w:abstractNumId w:val="34"/>
+    <w:abstractNumId w:val="35"/>
   </w:num>
   <w:num w:numId="79" w16cid:durableId="370769239">
+    <w:abstractNumId w:val="51"/>
+  </w:num>
+  <w:num w:numId="80" w16cid:durableId="1923443751">
+    <w:abstractNumId w:val="86"/>
+  </w:num>
+  <w:num w:numId="81" w16cid:durableId="1046220979">
     <w:abstractNumId w:val="50"/>
   </w:num>
-  <w:num w:numId="80" w16cid:durableId="1923443751">
-    <w:abstractNumId w:val="85"/>
-  </w:num>
-  <w:num w:numId="81" w16cid:durableId="1046220979">
-    <w:abstractNumId w:val="49"/>
-  </w:num>
   <w:num w:numId="82" w16cid:durableId="1474832525">
-    <w:abstractNumId w:val="77"/>
+    <w:abstractNumId w:val="78"/>
   </w:num>
   <w:num w:numId="83" w16cid:durableId="1246305922">
-    <w:abstractNumId w:val="19"/>
+    <w:abstractNumId w:val="20"/>
   </w:num>
   <w:num w:numId="84" w16cid:durableId="769273119">
-    <w:abstractNumId w:val="52"/>
+    <w:abstractNumId w:val="53"/>
   </w:num>
   <w:num w:numId="85" w16cid:durableId="1243024461">
-    <w:abstractNumId w:val="37"/>
+    <w:abstractNumId w:val="38"/>
   </w:num>
   <w:num w:numId="86" w16cid:durableId="1116098005">
-    <w:abstractNumId w:val="22"/>
+    <w:abstractNumId w:val="23"/>
   </w:num>
   <w:num w:numId="87" w16cid:durableId="640186409">
-    <w:abstractNumId w:val="26"/>
+    <w:abstractNumId w:val="27"/>
+  </w:num>
+  <w:num w:numId="88" w16cid:durableId="1237084654">
+    <w:abstractNumId w:val="8"/>
   </w:num>
   <w:numIdMacAtCleanup w:val="82"/>
 </w:numbering>
